--- a/templates/plananual/TUTORÍA 1° A 5°/TUTORÍA 5° - PROGRAMACIÓN  ANUAL.docx
+++ b/templates/plananual/TUTORÍA 1° A 5°/TUTORÍA 5° - PROGRAMACIÓN  ANUAL.docx
@@ -14002,6 +14002,7 @@
                 <w:szCs w:val="20"/>
               </w:rPr>
             </w:pPr>
+            <w:bookmarkStart w:id="0" w:name="_Hlk227075175"/>
             <w:r>
               <w:rPr>
                 <w:rFonts w:ascii="Arial Nova Cond" w:hAnsi="Arial Nova Cond" w:cs="Times New Roman"/>
@@ -14278,7 +14279,6 @@
           <w:tcPr>
             <w:tcW w:w="875" w:type="dxa"/>
             <w:vMerge w:val="restart"/>
-            <w:shd w:val="clear" w:color="auto" w:fill="auto"/>
             <w:vAlign w:val="center"/>
           </w:tcPr>
           <w:p>
@@ -14389,7 +14389,6 @@
         <w:tc>
           <w:tcPr>
             <w:tcW w:w="6169" w:type="dxa"/>
-            <w:shd w:val="clear" w:color="auto" w:fill="auto"/>
             <w:vAlign w:val="center"/>
           </w:tcPr>
           <w:p>
@@ -14424,7 +14423,6 @@
         <w:tc>
           <w:tcPr>
             <w:tcW w:w="2015" w:type="dxa"/>
-            <w:shd w:val="clear" w:color="auto" w:fill="auto"/>
             <w:vAlign w:val="center"/>
           </w:tcPr>
           <w:p>
@@ -14463,7 +14461,7 @@
               <w:autoSpaceDE w:val="0"/>
               <w:autoSpaceDN w:val="0"/>
               <w:adjustRightInd w:val="0"/>
-              <w:jc w:val="center"/>
+              <w:jc w:val="both"/>
               <w:rPr>
                 <w:rFonts w:ascii="Arial Nova Cond" w:hAnsi="Arial Nova Cond" w:cs="Arial"/>
                 <w:color w:val="000000"/>
@@ -14487,7 +14485,6 @@
         <w:tc>
           <w:tcPr>
             <w:tcW w:w="1337" w:type="dxa"/>
-            <w:shd w:val="clear" w:color="auto" w:fill="auto"/>
             <w:vAlign w:val="center"/>
           </w:tcPr>
           <w:p>
@@ -14526,7 +14523,6 @@
           <w:tcPr>
             <w:tcW w:w="875" w:type="dxa"/>
             <w:vMerge/>
-            <w:shd w:val="clear" w:color="auto" w:fill="auto"/>
             <w:vAlign w:val="center"/>
           </w:tcPr>
           <w:p>
@@ -14618,7 +14614,6 @@
         <w:tc>
           <w:tcPr>
             <w:tcW w:w="6169" w:type="dxa"/>
-            <w:shd w:val="clear" w:color="auto" w:fill="auto"/>
             <w:vAlign w:val="center"/>
           </w:tcPr>
           <w:p>
@@ -14653,7 +14648,6 @@
         <w:tc>
           <w:tcPr>
             <w:tcW w:w="2015" w:type="dxa"/>
-            <w:shd w:val="clear" w:color="auto" w:fill="auto"/>
             <w:vAlign w:val="center"/>
           </w:tcPr>
           <w:p>
@@ -14692,7 +14686,7 @@
               <w:autoSpaceDE w:val="0"/>
               <w:autoSpaceDN w:val="0"/>
               <w:adjustRightInd w:val="0"/>
-              <w:jc w:val="center"/>
+              <w:jc w:val="both"/>
               <w:rPr>
                 <w:rFonts w:ascii="Arial Nova Cond" w:hAnsi="Arial Nova Cond" w:cs="Arial"/>
                 <w:color w:val="000000"/>
@@ -14716,7 +14710,6 @@
         <w:tc>
           <w:tcPr>
             <w:tcW w:w="1337" w:type="dxa"/>
-            <w:shd w:val="clear" w:color="auto" w:fill="auto"/>
             <w:vAlign w:val="center"/>
           </w:tcPr>
           <w:p>
@@ -14755,7 +14748,6 @@
           <w:tcPr>
             <w:tcW w:w="875" w:type="dxa"/>
             <w:vMerge/>
-            <w:shd w:val="clear" w:color="auto" w:fill="auto"/>
             <w:vAlign w:val="center"/>
           </w:tcPr>
           <w:p>
@@ -14847,7 +14839,6 @@
         <w:tc>
           <w:tcPr>
             <w:tcW w:w="6169" w:type="dxa"/>
-            <w:shd w:val="clear" w:color="auto" w:fill="auto"/>
             <w:vAlign w:val="center"/>
           </w:tcPr>
           <w:p>
@@ -14882,7 +14873,6 @@
         <w:tc>
           <w:tcPr>
             <w:tcW w:w="2015" w:type="dxa"/>
-            <w:shd w:val="clear" w:color="auto" w:fill="auto"/>
             <w:vAlign w:val="center"/>
           </w:tcPr>
           <w:p>
@@ -14921,7 +14911,7 @@
               <w:autoSpaceDE w:val="0"/>
               <w:autoSpaceDN w:val="0"/>
               <w:adjustRightInd w:val="0"/>
-              <w:jc w:val="center"/>
+              <w:jc w:val="both"/>
               <w:rPr>
                 <w:rFonts w:ascii="Arial Nova Cond" w:hAnsi="Arial Nova Cond" w:cs="Arial"/>
                 <w:color w:val="000000"/>
@@ -14945,7 +14935,6 @@
         <w:tc>
           <w:tcPr>
             <w:tcW w:w="1337" w:type="dxa"/>
-            <w:shd w:val="clear" w:color="auto" w:fill="auto"/>
             <w:vAlign w:val="center"/>
           </w:tcPr>
           <w:p>
@@ -14984,7 +14973,6 @@
           <w:tcPr>
             <w:tcW w:w="875" w:type="dxa"/>
             <w:vMerge w:val="restart"/>
-            <w:shd w:val="clear" w:color="auto" w:fill="auto"/>
             <w:vAlign w:val="center"/>
           </w:tcPr>
           <w:p>
@@ -15086,7 +15074,6 @@
         <w:tc>
           <w:tcPr>
             <w:tcW w:w="6169" w:type="dxa"/>
-            <w:shd w:val="clear" w:color="auto" w:fill="auto"/>
             <w:vAlign w:val="center"/>
           </w:tcPr>
           <w:p>
@@ -15122,7 +15109,6 @@
         <w:tc>
           <w:tcPr>
             <w:tcW w:w="2015" w:type="dxa"/>
-            <w:shd w:val="clear" w:color="auto" w:fill="auto"/>
             <w:vAlign w:val="center"/>
           </w:tcPr>
           <w:p>
@@ -15161,7 +15147,7 @@
               <w:autoSpaceDE w:val="0"/>
               <w:autoSpaceDN w:val="0"/>
               <w:adjustRightInd w:val="0"/>
-              <w:jc w:val="center"/>
+              <w:jc w:val="both"/>
               <w:rPr>
                 <w:rFonts w:ascii="Arial Nova Cond" w:hAnsi="Arial Nova Cond" w:cs="Arial"/>
                 <w:color w:val="000000"/>
@@ -15185,7 +15171,6 @@
         <w:tc>
           <w:tcPr>
             <w:tcW w:w="1337" w:type="dxa"/>
-            <w:shd w:val="clear" w:color="auto" w:fill="auto"/>
             <w:vAlign w:val="center"/>
           </w:tcPr>
           <w:p>
@@ -15224,7 +15209,6 @@
           <w:tcPr>
             <w:tcW w:w="875" w:type="dxa"/>
             <w:vMerge/>
-            <w:shd w:val="clear" w:color="auto" w:fill="auto"/>
             <w:vAlign w:val="center"/>
           </w:tcPr>
           <w:p>
@@ -15315,7 +15299,6 @@
         <w:tc>
           <w:tcPr>
             <w:tcW w:w="6169" w:type="dxa"/>
-            <w:shd w:val="clear" w:color="auto" w:fill="auto"/>
             <w:vAlign w:val="center"/>
           </w:tcPr>
           <w:p>
@@ -15351,7 +15334,6 @@
         <w:tc>
           <w:tcPr>
             <w:tcW w:w="2015" w:type="dxa"/>
-            <w:shd w:val="clear" w:color="auto" w:fill="auto"/>
             <w:vAlign w:val="center"/>
           </w:tcPr>
           <w:p>
@@ -15390,7 +15372,7 @@
               <w:autoSpaceDE w:val="0"/>
               <w:autoSpaceDN w:val="0"/>
               <w:adjustRightInd w:val="0"/>
-              <w:jc w:val="center"/>
+              <w:jc w:val="both"/>
               <w:rPr>
                 <w:rFonts w:ascii="Arial Nova Cond" w:hAnsi="Arial Nova Cond" w:cs="Arial"/>
                 <w:color w:val="000000"/>
@@ -15414,7 +15396,6 @@
         <w:tc>
           <w:tcPr>
             <w:tcW w:w="1337" w:type="dxa"/>
-            <w:shd w:val="clear" w:color="auto" w:fill="auto"/>
             <w:vAlign w:val="center"/>
           </w:tcPr>
           <w:p>
@@ -15453,7 +15434,6 @@
           <w:tcPr>
             <w:tcW w:w="875" w:type="dxa"/>
             <w:vMerge w:val="restart"/>
-            <w:shd w:val="clear" w:color="auto" w:fill="auto"/>
             <w:vAlign w:val="center"/>
           </w:tcPr>
           <w:p>
@@ -15556,7 +15536,6 @@
         <w:tc>
           <w:tcPr>
             <w:tcW w:w="6169" w:type="dxa"/>
-            <w:shd w:val="clear" w:color="auto" w:fill="auto"/>
             <w:vAlign w:val="center"/>
           </w:tcPr>
           <w:p>
@@ -15592,7 +15571,6 @@
         <w:tc>
           <w:tcPr>
             <w:tcW w:w="2015" w:type="dxa"/>
-            <w:shd w:val="clear" w:color="auto" w:fill="auto"/>
             <w:vAlign w:val="center"/>
           </w:tcPr>
           <w:p>
@@ -15631,7 +15609,7 @@
               <w:autoSpaceDE w:val="0"/>
               <w:autoSpaceDN w:val="0"/>
               <w:adjustRightInd w:val="0"/>
-              <w:jc w:val="center"/>
+              <w:jc w:val="both"/>
               <w:rPr>
                 <w:rFonts w:ascii="Arial Nova Cond" w:hAnsi="Arial Nova Cond" w:cs="Arial"/>
                 <w:color w:val="000000"/>
@@ -15655,7 +15633,6 @@
         <w:tc>
           <w:tcPr>
             <w:tcW w:w="1337" w:type="dxa"/>
-            <w:shd w:val="clear" w:color="auto" w:fill="auto"/>
             <w:vAlign w:val="center"/>
           </w:tcPr>
           <w:p>
@@ -15694,7 +15671,6 @@
           <w:tcPr>
             <w:tcW w:w="875" w:type="dxa"/>
             <w:vMerge/>
-            <w:shd w:val="clear" w:color="auto" w:fill="auto"/>
             <w:vAlign w:val="center"/>
           </w:tcPr>
           <w:p>
@@ -15785,7 +15761,6 @@
         <w:tc>
           <w:tcPr>
             <w:tcW w:w="6169" w:type="dxa"/>
-            <w:shd w:val="clear" w:color="auto" w:fill="auto"/>
             <w:vAlign w:val="center"/>
           </w:tcPr>
           <w:p>
@@ -15820,7 +15795,6 @@
         <w:tc>
           <w:tcPr>
             <w:tcW w:w="2015" w:type="dxa"/>
-            <w:shd w:val="clear" w:color="auto" w:fill="auto"/>
             <w:vAlign w:val="center"/>
           </w:tcPr>
           <w:p>
@@ -15859,7 +15833,7 @@
               <w:autoSpaceDE w:val="0"/>
               <w:autoSpaceDN w:val="0"/>
               <w:adjustRightInd w:val="0"/>
-              <w:jc w:val="center"/>
+              <w:jc w:val="both"/>
               <w:rPr>
                 <w:rFonts w:ascii="Arial Nova Cond" w:hAnsi="Arial Nova Cond" w:cs="Arial"/>
                 <w:color w:val="000000"/>
@@ -15883,7 +15857,6 @@
         <w:tc>
           <w:tcPr>
             <w:tcW w:w="1337" w:type="dxa"/>
-            <w:shd w:val="clear" w:color="auto" w:fill="auto"/>
             <w:vAlign w:val="center"/>
           </w:tcPr>
           <w:p>
@@ -15922,7 +15895,6 @@
           <w:tcPr>
             <w:tcW w:w="875" w:type="dxa"/>
             <w:vMerge w:val="restart"/>
-            <w:shd w:val="clear" w:color="auto" w:fill="auto"/>
             <w:vAlign w:val="center"/>
           </w:tcPr>
           <w:p>
@@ -16033,7 +16005,6 @@
         <w:tc>
           <w:tcPr>
             <w:tcW w:w="6169" w:type="dxa"/>
-            <w:shd w:val="clear" w:color="auto" w:fill="auto"/>
             <w:vAlign w:val="center"/>
           </w:tcPr>
           <w:p>
@@ -16068,7 +16039,6 @@
         <w:tc>
           <w:tcPr>
             <w:tcW w:w="2015" w:type="dxa"/>
-            <w:shd w:val="clear" w:color="auto" w:fill="auto"/>
             <w:vAlign w:val="center"/>
           </w:tcPr>
           <w:p>
@@ -16107,7 +16077,7 @@
               <w:autoSpaceDE w:val="0"/>
               <w:autoSpaceDN w:val="0"/>
               <w:adjustRightInd w:val="0"/>
-              <w:jc w:val="center"/>
+              <w:jc w:val="both"/>
               <w:rPr>
                 <w:rFonts w:ascii="Arial Nova Cond" w:hAnsi="Arial Nova Cond" w:cs="Arial"/>
                 <w:color w:val="000000"/>
@@ -16131,7 +16101,6 @@
         <w:tc>
           <w:tcPr>
             <w:tcW w:w="1337" w:type="dxa"/>
-            <w:shd w:val="clear" w:color="auto" w:fill="auto"/>
             <w:vAlign w:val="center"/>
           </w:tcPr>
           <w:p>
@@ -16170,7 +16139,6 @@
           <w:tcPr>
             <w:tcW w:w="875" w:type="dxa"/>
             <w:vMerge/>
-            <w:shd w:val="clear" w:color="auto" w:fill="auto"/>
             <w:vAlign w:val="center"/>
           </w:tcPr>
           <w:p>
@@ -16270,7 +16238,6 @@
         <w:tc>
           <w:tcPr>
             <w:tcW w:w="6169" w:type="dxa"/>
-            <w:shd w:val="clear" w:color="auto" w:fill="auto"/>
             <w:vAlign w:val="center"/>
           </w:tcPr>
           <w:p>
@@ -16306,7 +16273,6 @@
         <w:tc>
           <w:tcPr>
             <w:tcW w:w="2015" w:type="dxa"/>
-            <w:shd w:val="clear" w:color="auto" w:fill="auto"/>
             <w:vAlign w:val="center"/>
           </w:tcPr>
           <w:p>
@@ -16344,7 +16310,7 @@
               <w:autoSpaceDE w:val="0"/>
               <w:autoSpaceDN w:val="0"/>
               <w:adjustRightInd w:val="0"/>
-              <w:jc w:val="center"/>
+              <w:jc w:val="both"/>
               <w:rPr>
                 <w:rFonts w:ascii="Arial Nova Cond" w:hAnsi="Arial Nova Cond" w:cs="Arial"/>
                 <w:color w:val="000000"/>
@@ -16368,7 +16334,6 @@
         <w:tc>
           <w:tcPr>
             <w:tcW w:w="1337" w:type="dxa"/>
-            <w:shd w:val="clear" w:color="auto" w:fill="auto"/>
             <w:vAlign w:val="center"/>
           </w:tcPr>
           <w:p>
@@ -16398,6 +16363,7 @@
           </w:p>
         </w:tc>
       </w:tr>
+      <w:bookmarkEnd w:id="0"/>
     </w:tbl>
     <w:p>
       <w:pPr>

--- a/templates/plananual/TUTORÍA 1° A 5°/TUTORÍA 5° - PROGRAMACIÓN  ANUAL.docx
+++ b/templates/plananual/TUTORÍA 1° A 5°/TUTORÍA 5° - PROGRAMACIÓN  ANUAL.docx
@@ -1,6 +1,6 @@
 
 <file path=word/document.xml><?xml version="1.0" encoding="utf-8"?>
-<w:document xmlns:wpc="http://schemas.microsoft.com/office/word/2010/wordprocessingCanvas" xmlns:cx="http://schemas.microsoft.com/office/drawing/2014/chartex" xmlns:cx1="http://schemas.microsoft.com/office/drawing/2015/9/8/chartex" xmlns:cx2="http://schemas.microsoft.com/office/drawing/2015/10/21/chartex" xmlns:cx3="http://schemas.microsoft.com/office/drawing/2016/5/9/chartex" xmlns:cx4="http://schemas.microsoft.com/office/drawing/2016/5/10/chartex" xmlns:cx5="http://schemas.microsoft.com/office/drawing/2016/5/11/chartex" xmlns:cx6="http://schemas.microsoft.com/office/drawing/2016/5/12/chartex" xmlns:cx7="http://schemas.microsoft.com/office/drawing/2016/5/13/chartex" xmlns:cx8="http://schemas.microsoft.com/office/drawing/2016/5/14/chartex" xmlns:mc="http://schemas.openxmlformats.org/markup-compatibility/2006" xmlns:aink="http://schemas.microsoft.com/office/drawing/2016/ink" xmlns:am3d="http://schemas.microsoft.com/office/drawing/2017/model3d" xmlns:o="urn:schemas-microsoft-com:office:office" xmlns:oel="http://schemas.microsoft.com/office/2019/extlst" xmlns:r="http://schemas.openxmlformats.org/officeDocument/2006/relationships" xmlns:m="http://schemas.openxmlformats.org/officeDocument/2006/math" xmlns:v="urn:schemas-microsoft-com:vml" xmlns:wp14="http://schemas.microsoft.com/office/word/2010/wordprocessingDrawing" xmlns:wp="http://schemas.openxmlformats.org/drawingml/2006/wordprocessingDrawing" xmlns:w10="urn:schemas-microsoft-com:office:word" xmlns:w="http://schemas.openxmlformats.org/wordprocessingml/2006/main" xmlns:w14="http://schemas.microsoft.com/office/word/2010/wordml" xmlns:w15="http://schemas.microsoft.com/office/word/2012/wordml" xmlns:w16cex="http://schemas.microsoft.com/office/word/2018/wordml/cex" xmlns:w16cid="http://schemas.microsoft.com/office/word/2016/wordml/cid" xmlns:w16="http://schemas.microsoft.com/office/word/2018/wordml" xmlns:w16du="http://schemas.microsoft.com/office/word/2023/wordml/word16du" xmlns:w16sdtdh="http://schemas.microsoft.com/office/word/2020/wordml/sdtdatahash" xmlns:w16se="http://schemas.microsoft.com/office/word/2015/wordml/symex" xmlns:wpg="http://schemas.microsoft.com/office/word/2010/wordprocessingGroup" xmlns:wpi="http://schemas.microsoft.com/office/word/2010/wordprocessingInk" xmlns:wne="http://schemas.microsoft.com/office/word/2006/wordml" xmlns:wps="http://schemas.microsoft.com/office/word/2010/wordprocessingShape" mc:Ignorable="w14 w15 w16se w16cid w16 w16cex w16sdtdh w16du wp14">
+<w:document xmlns:wpc="http://schemas.microsoft.com/office/word/2010/wordprocessingCanvas" xmlns:cx="http://schemas.microsoft.com/office/drawing/2014/chartex" xmlns:cx1="http://schemas.microsoft.com/office/drawing/2015/9/8/chartex" xmlns:cx2="http://schemas.microsoft.com/office/drawing/2015/10/21/chartex" xmlns:cx3="http://schemas.microsoft.com/office/drawing/2016/5/9/chartex" xmlns:cx4="http://schemas.microsoft.com/office/drawing/2016/5/10/chartex" xmlns:cx5="http://schemas.microsoft.com/office/drawing/2016/5/11/chartex" xmlns:cx6="http://schemas.microsoft.com/office/drawing/2016/5/12/chartex" xmlns:cx7="http://schemas.microsoft.com/office/drawing/2016/5/13/chartex" xmlns:cx8="http://schemas.microsoft.com/office/drawing/2016/5/14/chartex" xmlns:mc="http://schemas.openxmlformats.org/markup-compatibility/2006" xmlns:aink="http://schemas.microsoft.com/office/drawing/2016/ink" xmlns:am3d="http://schemas.microsoft.com/office/drawing/2017/model3d" xmlns:o="urn:schemas-microsoft-com:office:office" xmlns:oel="http://schemas.microsoft.com/office/2019/extlst" xmlns:r="http://schemas.openxmlformats.org/officeDocument/2006/relationships" xmlns:m="http://schemas.openxmlformats.org/officeDocument/2006/math" xmlns:v="urn:schemas-microsoft-com:vml" xmlns:wp14="http://schemas.microsoft.com/office/word/2010/wordprocessingDrawing" xmlns:wp="http://schemas.openxmlformats.org/drawingml/2006/wordprocessingDrawing" xmlns:w10="urn:schemas-microsoft-com:office:word" xmlns:w="http://schemas.openxmlformats.org/wordprocessingml/2006/main" xmlns:w14="http://schemas.microsoft.com/office/word/2010/wordml" xmlns:w15="http://schemas.microsoft.com/office/word/2012/wordml" xmlns:w16cex="http://schemas.microsoft.com/office/word/2018/wordml/cex" xmlns:w16cid="http://schemas.microsoft.com/office/word/2016/wordml/cid" xmlns:w16="http://schemas.microsoft.com/office/word/2018/wordml" xmlns:w16du="http://schemas.microsoft.com/office/word/2023/wordml/word16du" xmlns:w16sdtdh="http://schemas.microsoft.com/office/word/2020/wordml/sdtdatahash" xmlns:w16sdtfl="http://schemas.microsoft.com/office/word/2024/wordml/sdtformatlock" xmlns:w16se="http://schemas.microsoft.com/office/word/2015/wordml/symex" xmlns:wpg="http://schemas.microsoft.com/office/word/2010/wordprocessingGroup" xmlns:wpi="http://schemas.microsoft.com/office/word/2010/wordprocessingInk" xmlns:wne="http://schemas.microsoft.com/office/word/2006/wordml" xmlns:wps="http://schemas.microsoft.com/office/word/2010/wordprocessingShape" mc:Ignorable="w14 w15 w16se w16cid w16 w16cex w16sdtdh w16sdtfl w16du wp14">
   <w:body>
     <w:p>
       <w:pPr>
@@ -268,31 +268,7 @@
                                   <w:sz w:val="32"/>
                                   <w:szCs w:val="32"/>
                                 </w:rPr>
-                                <w:t>{{</w:t>
-                              </w:r>
-                              <w:proofErr w:type="spellStart"/>
-                              <w:r>
-                                <w:rPr>
-                                  <w:rFonts w:ascii="Aptos ExtraBold" w:hAnsi="Aptos ExtraBold" w:cs="Times New Roman"/>
-                                  <w:b/>
-                                  <w:bCs/>
-                                  <w:color w:val="FFFFFF" w:themeColor="background1"/>
-                                  <w:sz w:val="32"/>
-                                  <w:szCs w:val="32"/>
-                                </w:rPr>
-                                <w:t>anio</w:t>
-                              </w:r>
-                              <w:proofErr w:type="spellEnd"/>
-                              <w:r>
-                                <w:rPr>
-                                  <w:rFonts w:ascii="Aptos ExtraBold" w:hAnsi="Aptos ExtraBold" w:cs="Times New Roman"/>
-                                  <w:b/>
-                                  <w:bCs/>
-                                  <w:color w:val="FFFFFF" w:themeColor="background1"/>
-                                  <w:sz w:val="32"/>
-                                  <w:szCs w:val="32"/>
-                                </w:rPr>
-                                <w:t>}}</w:t>
+                                <w:t>{{anio}}</w:t>
                               </w:r>
                             </w:p>
                           </w:txbxContent>
@@ -9831,4044 +9807,6 @@
           <w:szCs w:val="20"/>
         </w:rPr>
         <w:lastRenderedPageBreak/>
-        <w:t xml:space="preserve">RESULTADOS DE ACTAS DEL </w:t>
-      </w:r>
-      <w:r>
-        <w:rPr>
-          <w:rFonts w:ascii="Arial Nova Cond Light" w:hAnsi="Arial Nova Cond Light" w:cs="Times New Roman"/>
-          <w:b/>
-          <w:bCs/>
-          <w:color w:val="000000" w:themeColor="text1"/>
-          <w:sz w:val="20"/>
-          <w:szCs w:val="20"/>
-        </w:rPr>
-        <w:t>AÑO ANTERIOR</w:t>
-      </w:r>
-      <w:r>
-        <w:rPr>
-          <w:rFonts w:ascii="Arial Nova Cond Light" w:hAnsi="Arial Nova Cond Light" w:cs="Times New Roman"/>
-          <w:b/>
-          <w:bCs/>
-          <w:color w:val="000000" w:themeColor="text1"/>
-          <w:sz w:val="20"/>
-          <w:szCs w:val="20"/>
-        </w:rPr>
-        <w:t>:</w:t>
-      </w:r>
-      <w:r>
-        <w:rPr>
-          <w:rFonts w:ascii="Arial Nova Cond Light" w:hAnsi="Arial Nova Cond Light" w:cs="Times New Roman"/>
-          <w:b/>
-          <w:bCs/>
-          <w:color w:val="000000" w:themeColor="text1"/>
-          <w:sz w:val="20"/>
-          <w:szCs w:val="20"/>
-        </w:rPr>
-        <w:tab/>
-      </w:r>
-    </w:p>
-    <w:p>
-      <w:pPr>
-        <w:pStyle w:val="Prrafodelista"/>
-        <w:spacing w:line="276" w:lineRule="auto"/>
-        <w:ind w:left="-284" w:right="-455"/>
-        <w:rPr>
-          <w:rFonts w:ascii="Arial Nova Cond Light" w:hAnsi="Arial Nova Cond Light" w:cs="Times New Roman"/>
-          <w:b/>
-          <w:bCs/>
-          <w:color w:val="000000" w:themeColor="text1"/>
-          <w:sz w:val="20"/>
-          <w:szCs w:val="20"/>
-        </w:rPr>
-      </w:pPr>
-    </w:p>
-    <w:tbl>
-      <w:tblPr>
-        <w:tblStyle w:val="Tablaconcuadrcula"/>
-        <w:tblW w:w="14890" w:type="dxa"/>
-        <w:tblInd w:w="-441" w:type="dxa"/>
-        <w:tblBorders>
-          <w:top w:val="double" w:sz="4" w:space="0" w:color="47D459" w:themeColor="accent3" w:themeTint="99"/>
-          <w:left w:val="double" w:sz="4" w:space="0" w:color="47D459" w:themeColor="accent3" w:themeTint="99"/>
-          <w:bottom w:val="double" w:sz="4" w:space="0" w:color="47D459" w:themeColor="accent3" w:themeTint="99"/>
-          <w:right w:val="double" w:sz="4" w:space="0" w:color="47D459" w:themeColor="accent3" w:themeTint="99"/>
-          <w:insideH w:val="double" w:sz="4" w:space="0" w:color="47D459" w:themeColor="accent3" w:themeTint="99"/>
-          <w:insideV w:val="double" w:sz="4" w:space="0" w:color="47D459" w:themeColor="accent3" w:themeTint="99"/>
-        </w:tblBorders>
-        <w:tblLook w:val="04A0" w:firstRow="1" w:lastRow="0" w:firstColumn="1" w:lastColumn="0" w:noHBand="0" w:noVBand="1"/>
-      </w:tblPr>
-      <w:tblGrid>
-        <w:gridCol w:w="1719"/>
-        <w:gridCol w:w="1801"/>
-        <w:gridCol w:w="1442"/>
-        <w:gridCol w:w="1972"/>
-        <w:gridCol w:w="1997"/>
-        <w:gridCol w:w="1418"/>
-        <w:gridCol w:w="1735"/>
-        <w:gridCol w:w="1403"/>
-        <w:gridCol w:w="1403"/>
-      </w:tblGrid>
-      <w:tr>
-        <w:trPr>
-          <w:trHeight w:val="282"/>
-        </w:trPr>
-        <w:tc>
-          <w:tcPr>
-            <w:tcW w:w="1719" w:type="dxa"/>
-            <w:shd w:val="clear" w:color="auto" w:fill="84E290" w:themeFill="accent3" w:themeFillTint="66"/>
-          </w:tcPr>
-          <w:p>
-            <w:pPr>
-              <w:pStyle w:val="Prrafodelista"/>
-              <w:spacing w:line="276" w:lineRule="auto"/>
-              <w:ind w:left="0"/>
-              <w:jc w:val="center"/>
-              <w:rPr>
-                <w:rFonts w:ascii="Arial Nova Cond Light" w:hAnsi="Arial Nova Cond Light" w:cs="Times New Roman"/>
-                <w:b/>
-                <w:bCs/>
-                <w:color w:val="000000" w:themeColor="text1"/>
-                <w:sz w:val="20"/>
-                <w:szCs w:val="20"/>
-              </w:rPr>
-            </w:pPr>
-            <w:r>
-              <w:rPr>
-                <w:rFonts w:ascii="Arial Nova Cond Light" w:hAnsi="Arial Nova Cond Light" w:cs="Times New Roman"/>
-                <w:b/>
-                <w:bCs/>
-                <w:color w:val="000000" w:themeColor="text1"/>
-                <w:sz w:val="20"/>
-                <w:szCs w:val="20"/>
-              </w:rPr>
-              <w:t>COMPETENCIA 1</w:t>
-            </w:r>
-          </w:p>
-        </w:tc>
-        <w:tc>
-          <w:tcPr>
-            <w:tcW w:w="3243" w:type="dxa"/>
-            <w:gridSpan w:val="2"/>
-          </w:tcPr>
-          <w:p>
-            <w:pPr>
-              <w:pStyle w:val="Prrafodelista"/>
-              <w:spacing w:line="276" w:lineRule="auto"/>
-              <w:ind w:left="0" w:right="-455"/>
-              <w:rPr>
-                <w:rFonts w:ascii="Arial Nova Cond Light" w:hAnsi="Arial Nova Cond Light" w:cs="Times New Roman"/>
-                <w:b/>
-                <w:bCs/>
-                <w:color w:val="000000" w:themeColor="text1"/>
-                <w:sz w:val="20"/>
-                <w:szCs w:val="20"/>
-              </w:rPr>
-            </w:pPr>
-          </w:p>
-        </w:tc>
-        <w:tc>
-          <w:tcPr>
-            <w:tcW w:w="1972" w:type="dxa"/>
-            <w:shd w:val="clear" w:color="auto" w:fill="84E290" w:themeFill="accent3" w:themeFillTint="66"/>
-          </w:tcPr>
-          <w:p>
-            <w:pPr>
-              <w:pStyle w:val="Prrafodelista"/>
-              <w:spacing w:line="276" w:lineRule="auto"/>
-              <w:ind w:left="0" w:right="86"/>
-              <w:jc w:val="center"/>
-              <w:rPr>
-                <w:rFonts w:ascii="Arial Nova Cond Light" w:hAnsi="Arial Nova Cond Light" w:cs="Times New Roman"/>
-                <w:b/>
-                <w:bCs/>
-                <w:color w:val="000000" w:themeColor="text1"/>
-                <w:sz w:val="20"/>
-                <w:szCs w:val="20"/>
-              </w:rPr>
-            </w:pPr>
-            <w:r>
-              <w:rPr>
-                <w:rFonts w:ascii="Arial Nova Cond Light" w:hAnsi="Arial Nova Cond Light" w:cs="Times New Roman"/>
-                <w:b/>
-                <w:bCs/>
-                <w:color w:val="000000" w:themeColor="text1"/>
-                <w:sz w:val="20"/>
-                <w:szCs w:val="20"/>
-              </w:rPr>
-              <w:t>COMPETENCIA 2</w:t>
-            </w:r>
-          </w:p>
-        </w:tc>
-        <w:tc>
-          <w:tcPr>
-            <w:tcW w:w="3415" w:type="dxa"/>
-            <w:gridSpan w:val="2"/>
-          </w:tcPr>
-          <w:p>
-            <w:pPr>
-              <w:pStyle w:val="Prrafodelista"/>
-              <w:spacing w:line="276" w:lineRule="auto"/>
-              <w:ind w:left="0" w:right="-455"/>
-              <w:rPr>
-                <w:rFonts w:ascii="Arial Nova Cond Light" w:hAnsi="Arial Nova Cond Light" w:cs="Times New Roman"/>
-                <w:b/>
-                <w:bCs/>
-                <w:color w:val="000000" w:themeColor="text1"/>
-                <w:sz w:val="20"/>
-                <w:szCs w:val="20"/>
-              </w:rPr>
-            </w:pPr>
-          </w:p>
-        </w:tc>
-        <w:tc>
-          <w:tcPr>
-            <w:tcW w:w="1735" w:type="dxa"/>
-            <w:shd w:val="clear" w:color="auto" w:fill="84E290" w:themeFill="accent3" w:themeFillTint="66"/>
-          </w:tcPr>
-          <w:p>
-            <w:pPr>
-              <w:pStyle w:val="Prrafodelista"/>
-              <w:spacing w:line="276" w:lineRule="auto"/>
-              <w:ind w:left="0"/>
-              <w:jc w:val="center"/>
-              <w:rPr>
-                <w:rFonts w:ascii="Arial Nova Cond Light" w:hAnsi="Arial Nova Cond Light" w:cs="Times New Roman"/>
-                <w:b/>
-                <w:bCs/>
-                <w:color w:val="000000" w:themeColor="text1"/>
-                <w:sz w:val="20"/>
-                <w:szCs w:val="20"/>
-              </w:rPr>
-            </w:pPr>
-            <w:r>
-              <w:rPr>
-                <w:rFonts w:ascii="Arial Nova Cond Light" w:hAnsi="Arial Nova Cond Light" w:cs="Times New Roman"/>
-                <w:b/>
-                <w:bCs/>
-                <w:color w:val="000000" w:themeColor="text1"/>
-                <w:sz w:val="20"/>
-                <w:szCs w:val="20"/>
-              </w:rPr>
-              <w:t>COMPETENCIA 3</w:t>
-            </w:r>
-          </w:p>
-        </w:tc>
-        <w:tc>
-          <w:tcPr>
-            <w:tcW w:w="2806" w:type="dxa"/>
-            <w:gridSpan w:val="2"/>
-          </w:tcPr>
-          <w:p>
-            <w:pPr>
-              <w:pStyle w:val="Prrafodelista"/>
-              <w:spacing w:line="276" w:lineRule="auto"/>
-              <w:ind w:left="0" w:right="-455"/>
-              <w:rPr>
-                <w:rFonts w:ascii="Arial Nova Cond Light" w:hAnsi="Arial Nova Cond Light" w:cs="Times New Roman"/>
-                <w:b/>
-                <w:bCs/>
-                <w:color w:val="000000" w:themeColor="text1"/>
-                <w:sz w:val="20"/>
-                <w:szCs w:val="20"/>
-              </w:rPr>
-            </w:pPr>
-          </w:p>
-        </w:tc>
-      </w:tr>
-      <w:tr>
-        <w:trPr>
-          <w:trHeight w:val="282"/>
-        </w:trPr>
-        <w:tc>
-          <w:tcPr>
-            <w:tcW w:w="1719" w:type="dxa"/>
-            <w:shd w:val="clear" w:color="auto" w:fill="C1F0C7" w:themeFill="accent3" w:themeFillTint="33"/>
-            <w:vAlign w:val="center"/>
-          </w:tcPr>
-          <w:p>
-            <w:pPr>
-              <w:pStyle w:val="Prrafodelista"/>
-              <w:spacing w:line="276" w:lineRule="auto"/>
-              <w:ind w:left="0"/>
-              <w:jc w:val="center"/>
-              <w:rPr>
-                <w:rFonts w:ascii="Arial Nova Cond Light" w:hAnsi="Arial Nova Cond Light" w:cs="Times New Roman"/>
-                <w:b/>
-                <w:bCs/>
-                <w:color w:val="000000" w:themeColor="text1"/>
-                <w:sz w:val="20"/>
-                <w:szCs w:val="20"/>
-              </w:rPr>
-            </w:pPr>
-            <w:r>
-              <w:rPr>
-                <w:rFonts w:ascii="Arial Nova Cond Light" w:hAnsi="Arial Nova Cond Light" w:cs="Times New Roman"/>
-                <w:b/>
-                <w:bCs/>
-                <w:color w:val="000000" w:themeColor="text1"/>
-                <w:sz w:val="20"/>
-                <w:szCs w:val="20"/>
-              </w:rPr>
-              <w:t>NIVELES DE LOGRO</w:t>
-            </w:r>
-          </w:p>
-        </w:tc>
-        <w:tc>
-          <w:tcPr>
-            <w:tcW w:w="1801" w:type="dxa"/>
-            <w:shd w:val="clear" w:color="auto" w:fill="C1F0C7" w:themeFill="accent3" w:themeFillTint="33"/>
-            <w:vAlign w:val="center"/>
-          </w:tcPr>
-          <w:p>
-            <w:pPr>
-              <w:pStyle w:val="Prrafodelista"/>
-              <w:spacing w:line="276" w:lineRule="auto"/>
-              <w:ind w:left="0"/>
-              <w:jc w:val="center"/>
-              <w:rPr>
-                <w:rFonts w:ascii="Arial Nova Cond Light" w:hAnsi="Arial Nova Cond Light" w:cs="Times New Roman"/>
-                <w:b/>
-                <w:bCs/>
-                <w:color w:val="000000" w:themeColor="text1"/>
-                <w:sz w:val="20"/>
-                <w:szCs w:val="20"/>
-              </w:rPr>
-            </w:pPr>
-            <w:r>
-              <w:rPr>
-                <w:rFonts w:ascii="Arial Nova Cond Light" w:hAnsi="Arial Nova Cond Light" w:cs="Times New Roman"/>
-                <w:b/>
-                <w:bCs/>
-                <w:color w:val="000000" w:themeColor="text1"/>
-                <w:sz w:val="20"/>
-                <w:szCs w:val="20"/>
-              </w:rPr>
-              <w:t>Cantidad</w:t>
-            </w:r>
-          </w:p>
-        </w:tc>
-        <w:tc>
-          <w:tcPr>
-            <w:tcW w:w="1442" w:type="dxa"/>
-            <w:shd w:val="clear" w:color="auto" w:fill="C1F0C7" w:themeFill="accent3" w:themeFillTint="33"/>
-            <w:vAlign w:val="center"/>
-          </w:tcPr>
-          <w:p>
-            <w:pPr>
-              <w:pStyle w:val="Prrafodelista"/>
-              <w:spacing w:line="276" w:lineRule="auto"/>
-              <w:ind w:left="0"/>
-              <w:jc w:val="center"/>
-              <w:rPr>
-                <w:rFonts w:ascii="Arial Nova Cond Light" w:hAnsi="Arial Nova Cond Light" w:cs="Times New Roman"/>
-                <w:b/>
-                <w:bCs/>
-                <w:color w:val="000000" w:themeColor="text1"/>
-                <w:sz w:val="20"/>
-                <w:szCs w:val="20"/>
-                <w:highlight w:val="yellow"/>
-              </w:rPr>
-            </w:pPr>
-            <w:r>
-              <w:rPr>
-                <w:rFonts w:ascii="Arial Nova Cond Light" w:hAnsi="Arial Nova Cond Light" w:cs="Times New Roman"/>
-                <w:b/>
-                <w:bCs/>
-                <w:color w:val="000000" w:themeColor="text1"/>
-                <w:sz w:val="20"/>
-                <w:szCs w:val="20"/>
-              </w:rPr>
-              <w:t>%</w:t>
-            </w:r>
-          </w:p>
-        </w:tc>
-        <w:tc>
-          <w:tcPr>
-            <w:tcW w:w="1972" w:type="dxa"/>
-            <w:shd w:val="clear" w:color="auto" w:fill="C1F0C7" w:themeFill="accent3" w:themeFillTint="33"/>
-            <w:vAlign w:val="center"/>
-          </w:tcPr>
-          <w:p>
-            <w:pPr>
-              <w:pStyle w:val="Prrafodelista"/>
-              <w:spacing w:line="276" w:lineRule="auto"/>
-              <w:ind w:left="0" w:right="86"/>
-              <w:jc w:val="center"/>
-              <w:rPr>
-                <w:rFonts w:ascii="Arial Nova Cond Light" w:hAnsi="Arial Nova Cond Light" w:cs="Times New Roman"/>
-                <w:b/>
-                <w:bCs/>
-                <w:color w:val="000000" w:themeColor="text1"/>
-                <w:sz w:val="20"/>
-                <w:szCs w:val="20"/>
-              </w:rPr>
-            </w:pPr>
-            <w:r>
-              <w:rPr>
-                <w:rFonts w:ascii="Arial Nova Cond Light" w:hAnsi="Arial Nova Cond Light" w:cs="Times New Roman"/>
-                <w:b/>
-                <w:bCs/>
-                <w:color w:val="000000" w:themeColor="text1"/>
-                <w:sz w:val="20"/>
-                <w:szCs w:val="20"/>
-              </w:rPr>
-              <w:t>NIVELES DE LOGRO</w:t>
-            </w:r>
-          </w:p>
-        </w:tc>
-        <w:tc>
-          <w:tcPr>
-            <w:tcW w:w="1997" w:type="dxa"/>
-            <w:shd w:val="clear" w:color="auto" w:fill="C1F0C7" w:themeFill="accent3" w:themeFillTint="33"/>
-            <w:vAlign w:val="center"/>
-          </w:tcPr>
-          <w:p>
-            <w:pPr>
-              <w:pStyle w:val="Prrafodelista"/>
-              <w:spacing w:line="276" w:lineRule="auto"/>
-              <w:ind w:left="0" w:right="174"/>
-              <w:jc w:val="center"/>
-              <w:rPr>
-                <w:rFonts w:ascii="Arial Nova Cond Light" w:hAnsi="Arial Nova Cond Light" w:cs="Times New Roman"/>
-                <w:b/>
-                <w:bCs/>
-                <w:color w:val="000000" w:themeColor="text1"/>
-                <w:sz w:val="20"/>
-                <w:szCs w:val="20"/>
-              </w:rPr>
-            </w:pPr>
-            <w:r>
-              <w:rPr>
-                <w:rFonts w:ascii="Arial Nova Cond Light" w:hAnsi="Arial Nova Cond Light" w:cs="Times New Roman"/>
-                <w:b/>
-                <w:bCs/>
-                <w:color w:val="000000" w:themeColor="text1"/>
-                <w:sz w:val="20"/>
-                <w:szCs w:val="20"/>
-              </w:rPr>
-              <w:t>Cantidad</w:t>
-            </w:r>
-          </w:p>
-        </w:tc>
-        <w:tc>
-          <w:tcPr>
-            <w:tcW w:w="1418" w:type="dxa"/>
-            <w:shd w:val="clear" w:color="auto" w:fill="C1F0C7" w:themeFill="accent3" w:themeFillTint="33"/>
-            <w:vAlign w:val="center"/>
-          </w:tcPr>
-          <w:p>
-            <w:pPr>
-              <w:pStyle w:val="Prrafodelista"/>
-              <w:spacing w:line="276" w:lineRule="auto"/>
-              <w:ind w:left="0"/>
-              <w:jc w:val="center"/>
-              <w:rPr>
-                <w:rFonts w:ascii="Arial Nova Cond Light" w:hAnsi="Arial Nova Cond Light" w:cs="Times New Roman"/>
-                <w:b/>
-                <w:bCs/>
-                <w:color w:val="000000" w:themeColor="text1"/>
-                <w:sz w:val="20"/>
-                <w:szCs w:val="20"/>
-              </w:rPr>
-            </w:pPr>
-            <w:r>
-              <w:rPr>
-                <w:rFonts w:ascii="Arial Nova Cond Light" w:hAnsi="Arial Nova Cond Light" w:cs="Times New Roman"/>
-                <w:b/>
-                <w:bCs/>
-                <w:color w:val="000000" w:themeColor="text1"/>
-                <w:sz w:val="20"/>
-                <w:szCs w:val="20"/>
-              </w:rPr>
-              <w:t>%</w:t>
-            </w:r>
-          </w:p>
-        </w:tc>
-        <w:tc>
-          <w:tcPr>
-            <w:tcW w:w="1735" w:type="dxa"/>
-            <w:shd w:val="clear" w:color="auto" w:fill="C1F0C7" w:themeFill="accent3" w:themeFillTint="33"/>
-            <w:vAlign w:val="center"/>
-          </w:tcPr>
-          <w:p>
-            <w:pPr>
-              <w:pStyle w:val="Prrafodelista"/>
-              <w:spacing w:line="276" w:lineRule="auto"/>
-              <w:ind w:left="0" w:right="68"/>
-              <w:jc w:val="center"/>
-              <w:rPr>
-                <w:rFonts w:ascii="Arial Nova Cond Light" w:hAnsi="Arial Nova Cond Light" w:cs="Times New Roman"/>
-                <w:b/>
-                <w:bCs/>
-                <w:color w:val="000000" w:themeColor="text1"/>
-                <w:sz w:val="20"/>
-                <w:szCs w:val="20"/>
-              </w:rPr>
-            </w:pPr>
-            <w:r>
-              <w:rPr>
-                <w:rFonts w:ascii="Arial Nova Cond Light" w:hAnsi="Arial Nova Cond Light" w:cs="Times New Roman"/>
-                <w:b/>
-                <w:bCs/>
-                <w:color w:val="000000" w:themeColor="text1"/>
-                <w:sz w:val="20"/>
-                <w:szCs w:val="20"/>
-              </w:rPr>
-              <w:t>NIVELES DE LOGRO</w:t>
-            </w:r>
-          </w:p>
-        </w:tc>
-        <w:tc>
-          <w:tcPr>
-            <w:tcW w:w="1403" w:type="dxa"/>
-            <w:shd w:val="clear" w:color="auto" w:fill="C1F0C7" w:themeFill="accent3" w:themeFillTint="33"/>
-            <w:vAlign w:val="center"/>
-          </w:tcPr>
-          <w:p>
-            <w:pPr>
-              <w:pStyle w:val="Prrafodelista"/>
-              <w:spacing w:line="276" w:lineRule="auto"/>
-              <w:ind w:left="0"/>
-              <w:jc w:val="center"/>
-              <w:rPr>
-                <w:rFonts w:ascii="Arial Nova Cond Light" w:hAnsi="Arial Nova Cond Light" w:cs="Times New Roman"/>
-                <w:b/>
-                <w:bCs/>
-                <w:color w:val="000000" w:themeColor="text1"/>
-                <w:sz w:val="20"/>
-                <w:szCs w:val="20"/>
-              </w:rPr>
-            </w:pPr>
-            <w:r>
-              <w:rPr>
-                <w:rFonts w:ascii="Arial Nova Cond Light" w:hAnsi="Arial Nova Cond Light" w:cs="Times New Roman"/>
-                <w:b/>
-                <w:bCs/>
-                <w:color w:val="000000" w:themeColor="text1"/>
-                <w:sz w:val="20"/>
-                <w:szCs w:val="20"/>
-              </w:rPr>
-              <w:t>Cantidad</w:t>
-            </w:r>
-          </w:p>
-        </w:tc>
-        <w:tc>
-          <w:tcPr>
-            <w:tcW w:w="1403" w:type="dxa"/>
-            <w:shd w:val="clear" w:color="auto" w:fill="C1F0C7" w:themeFill="accent3" w:themeFillTint="33"/>
-            <w:vAlign w:val="center"/>
-          </w:tcPr>
-          <w:p>
-            <w:pPr>
-              <w:pStyle w:val="Prrafodelista"/>
-              <w:spacing w:line="276" w:lineRule="auto"/>
-              <w:ind w:left="0"/>
-              <w:jc w:val="center"/>
-              <w:rPr>
-                <w:rFonts w:ascii="Arial Nova Cond Light" w:hAnsi="Arial Nova Cond Light" w:cs="Times New Roman"/>
-                <w:b/>
-                <w:bCs/>
-                <w:color w:val="000000" w:themeColor="text1"/>
-                <w:sz w:val="20"/>
-                <w:szCs w:val="20"/>
-              </w:rPr>
-            </w:pPr>
-            <w:r>
-              <w:rPr>
-                <w:rFonts w:ascii="Arial Nova Cond Light" w:hAnsi="Arial Nova Cond Light" w:cs="Times New Roman"/>
-                <w:b/>
-                <w:bCs/>
-                <w:color w:val="000000" w:themeColor="text1"/>
-                <w:sz w:val="20"/>
-                <w:szCs w:val="20"/>
-              </w:rPr>
-              <w:t>%</w:t>
-            </w:r>
-          </w:p>
-        </w:tc>
-      </w:tr>
-      <w:tr>
-        <w:trPr>
-          <w:trHeight w:val="282"/>
-        </w:trPr>
-        <w:tc>
-          <w:tcPr>
-            <w:tcW w:w="1719" w:type="dxa"/>
-            <w:shd w:val="clear" w:color="auto" w:fill="C1F0C7" w:themeFill="accent3" w:themeFillTint="33"/>
-            <w:vAlign w:val="center"/>
-          </w:tcPr>
-          <w:p>
-            <w:pPr>
-              <w:pStyle w:val="Prrafodelista"/>
-              <w:spacing w:line="276" w:lineRule="auto"/>
-              <w:ind w:left="0"/>
-              <w:jc w:val="center"/>
-              <w:rPr>
-                <w:rFonts w:ascii="Arial Nova Cond Light" w:hAnsi="Arial Nova Cond Light" w:cs="Times New Roman"/>
-                <w:b/>
-                <w:bCs/>
-                <w:color w:val="000000" w:themeColor="text1"/>
-                <w:sz w:val="20"/>
-                <w:szCs w:val="20"/>
-              </w:rPr>
-            </w:pPr>
-            <w:r>
-              <w:rPr>
-                <w:rFonts w:ascii="Arial Nova Cond Light" w:hAnsi="Arial Nova Cond Light" w:cs="Times New Roman"/>
-                <w:b/>
-                <w:bCs/>
-                <w:color w:val="000000" w:themeColor="text1"/>
-                <w:sz w:val="20"/>
-                <w:szCs w:val="20"/>
-              </w:rPr>
-              <w:t>AD</w:t>
-            </w:r>
-          </w:p>
-        </w:tc>
-        <w:tc>
-          <w:tcPr>
-            <w:tcW w:w="1801" w:type="dxa"/>
-          </w:tcPr>
-          <w:p>
-            <w:pPr>
-              <w:pStyle w:val="Prrafodelista"/>
-              <w:spacing w:line="276" w:lineRule="auto"/>
-              <w:ind w:left="0" w:right="-455"/>
-              <w:rPr>
-                <w:rFonts w:ascii="Arial Nova Cond Light" w:hAnsi="Arial Nova Cond Light" w:cs="Times New Roman"/>
-                <w:b/>
-                <w:bCs/>
-                <w:color w:val="000000" w:themeColor="text1"/>
-                <w:sz w:val="20"/>
-                <w:szCs w:val="20"/>
-              </w:rPr>
-            </w:pPr>
-          </w:p>
-        </w:tc>
-        <w:tc>
-          <w:tcPr>
-            <w:tcW w:w="1442" w:type="dxa"/>
-          </w:tcPr>
-          <w:p>
-            <w:pPr>
-              <w:pStyle w:val="Prrafodelista"/>
-              <w:spacing w:line="276" w:lineRule="auto"/>
-              <w:ind w:left="0" w:right="-455"/>
-              <w:rPr>
-                <w:rFonts w:ascii="Arial Nova Cond Light" w:hAnsi="Arial Nova Cond Light" w:cs="Times New Roman"/>
-                <w:b/>
-                <w:bCs/>
-                <w:color w:val="000000" w:themeColor="text1"/>
-                <w:sz w:val="20"/>
-                <w:szCs w:val="20"/>
-                <w:highlight w:val="yellow"/>
-              </w:rPr>
-            </w:pPr>
-          </w:p>
-        </w:tc>
-        <w:tc>
-          <w:tcPr>
-            <w:tcW w:w="1972" w:type="dxa"/>
-            <w:shd w:val="clear" w:color="auto" w:fill="C1F0C7" w:themeFill="accent3" w:themeFillTint="33"/>
-            <w:vAlign w:val="center"/>
-          </w:tcPr>
-          <w:p>
-            <w:pPr>
-              <w:pStyle w:val="Prrafodelista"/>
-              <w:spacing w:line="276" w:lineRule="auto"/>
-              <w:ind w:left="0" w:right="86"/>
-              <w:jc w:val="center"/>
-              <w:rPr>
-                <w:rFonts w:ascii="Arial Nova Cond Light" w:hAnsi="Arial Nova Cond Light" w:cs="Times New Roman"/>
-                <w:b/>
-                <w:bCs/>
-                <w:color w:val="000000" w:themeColor="text1"/>
-                <w:sz w:val="20"/>
-                <w:szCs w:val="20"/>
-              </w:rPr>
-            </w:pPr>
-            <w:r>
-              <w:rPr>
-                <w:rFonts w:ascii="Arial Nova Cond Light" w:hAnsi="Arial Nova Cond Light" w:cs="Times New Roman"/>
-                <w:b/>
-                <w:bCs/>
-                <w:color w:val="000000" w:themeColor="text1"/>
-                <w:sz w:val="20"/>
-                <w:szCs w:val="20"/>
-              </w:rPr>
-              <w:t>AD</w:t>
-            </w:r>
-          </w:p>
-        </w:tc>
-        <w:tc>
-          <w:tcPr>
-            <w:tcW w:w="1997" w:type="dxa"/>
-          </w:tcPr>
-          <w:p>
-            <w:pPr>
-              <w:pStyle w:val="Prrafodelista"/>
-              <w:spacing w:line="276" w:lineRule="auto"/>
-              <w:ind w:left="0" w:right="-455"/>
-              <w:rPr>
-                <w:rFonts w:ascii="Arial Nova Cond Light" w:hAnsi="Arial Nova Cond Light" w:cs="Times New Roman"/>
-                <w:b/>
-                <w:bCs/>
-                <w:color w:val="000000" w:themeColor="text1"/>
-                <w:sz w:val="20"/>
-                <w:szCs w:val="20"/>
-              </w:rPr>
-            </w:pPr>
-          </w:p>
-        </w:tc>
-        <w:tc>
-          <w:tcPr>
-            <w:tcW w:w="1418" w:type="dxa"/>
-          </w:tcPr>
-          <w:p>
-            <w:pPr>
-              <w:pStyle w:val="Prrafodelista"/>
-              <w:spacing w:line="276" w:lineRule="auto"/>
-              <w:ind w:left="0" w:right="-455"/>
-              <w:rPr>
-                <w:rFonts w:ascii="Arial Nova Cond Light" w:hAnsi="Arial Nova Cond Light" w:cs="Times New Roman"/>
-                <w:b/>
-                <w:bCs/>
-                <w:color w:val="000000" w:themeColor="text1"/>
-                <w:sz w:val="20"/>
-                <w:szCs w:val="20"/>
-              </w:rPr>
-            </w:pPr>
-          </w:p>
-        </w:tc>
-        <w:tc>
-          <w:tcPr>
-            <w:tcW w:w="1735" w:type="dxa"/>
-            <w:shd w:val="clear" w:color="auto" w:fill="C1F0C7" w:themeFill="accent3" w:themeFillTint="33"/>
-            <w:vAlign w:val="center"/>
-          </w:tcPr>
-          <w:p>
-            <w:pPr>
-              <w:pStyle w:val="Prrafodelista"/>
-              <w:spacing w:line="276" w:lineRule="auto"/>
-              <w:ind w:left="0" w:right="68"/>
-              <w:jc w:val="center"/>
-              <w:rPr>
-                <w:rFonts w:ascii="Arial Nova Cond Light" w:hAnsi="Arial Nova Cond Light" w:cs="Times New Roman"/>
-                <w:b/>
-                <w:bCs/>
-                <w:color w:val="000000" w:themeColor="text1"/>
-                <w:sz w:val="20"/>
-                <w:szCs w:val="20"/>
-              </w:rPr>
-            </w:pPr>
-            <w:r>
-              <w:rPr>
-                <w:rFonts w:ascii="Arial Nova Cond Light" w:hAnsi="Arial Nova Cond Light" w:cs="Times New Roman"/>
-                <w:b/>
-                <w:bCs/>
-                <w:color w:val="000000" w:themeColor="text1"/>
-                <w:sz w:val="20"/>
-                <w:szCs w:val="20"/>
-              </w:rPr>
-              <w:t>AD</w:t>
-            </w:r>
-          </w:p>
-        </w:tc>
-        <w:tc>
-          <w:tcPr>
-            <w:tcW w:w="1403" w:type="dxa"/>
-          </w:tcPr>
-          <w:p>
-            <w:pPr>
-              <w:pStyle w:val="Prrafodelista"/>
-              <w:spacing w:line="276" w:lineRule="auto"/>
-              <w:ind w:left="0" w:right="-455"/>
-              <w:rPr>
-                <w:rFonts w:ascii="Arial Nova Cond Light" w:hAnsi="Arial Nova Cond Light" w:cs="Times New Roman"/>
-                <w:b/>
-                <w:bCs/>
-                <w:color w:val="000000" w:themeColor="text1"/>
-                <w:sz w:val="20"/>
-                <w:szCs w:val="20"/>
-              </w:rPr>
-            </w:pPr>
-          </w:p>
-        </w:tc>
-        <w:tc>
-          <w:tcPr>
-            <w:tcW w:w="1403" w:type="dxa"/>
-          </w:tcPr>
-          <w:p>
-            <w:pPr>
-              <w:pStyle w:val="Prrafodelista"/>
-              <w:spacing w:line="276" w:lineRule="auto"/>
-              <w:ind w:left="0" w:right="-455"/>
-              <w:rPr>
-                <w:rFonts w:ascii="Arial Nova Cond Light" w:hAnsi="Arial Nova Cond Light" w:cs="Times New Roman"/>
-                <w:b/>
-                <w:bCs/>
-                <w:color w:val="000000" w:themeColor="text1"/>
-                <w:sz w:val="20"/>
-                <w:szCs w:val="20"/>
-              </w:rPr>
-            </w:pPr>
-          </w:p>
-        </w:tc>
-      </w:tr>
-      <w:tr>
-        <w:trPr>
-          <w:trHeight w:val="282"/>
-        </w:trPr>
-        <w:tc>
-          <w:tcPr>
-            <w:tcW w:w="1719" w:type="dxa"/>
-            <w:shd w:val="clear" w:color="auto" w:fill="C1F0C7" w:themeFill="accent3" w:themeFillTint="33"/>
-            <w:vAlign w:val="center"/>
-          </w:tcPr>
-          <w:p>
-            <w:pPr>
-              <w:pStyle w:val="Prrafodelista"/>
-              <w:spacing w:line="276" w:lineRule="auto"/>
-              <w:ind w:left="0"/>
-              <w:jc w:val="center"/>
-              <w:rPr>
-                <w:rFonts w:ascii="Arial Nova Cond Light" w:hAnsi="Arial Nova Cond Light" w:cs="Times New Roman"/>
-                <w:b/>
-                <w:bCs/>
-                <w:color w:val="000000" w:themeColor="text1"/>
-                <w:sz w:val="20"/>
-                <w:szCs w:val="20"/>
-              </w:rPr>
-            </w:pPr>
-            <w:r>
-              <w:rPr>
-                <w:rFonts w:ascii="Arial Nova Cond Light" w:hAnsi="Arial Nova Cond Light" w:cs="Times New Roman"/>
-                <w:b/>
-                <w:bCs/>
-                <w:color w:val="000000" w:themeColor="text1"/>
-                <w:sz w:val="20"/>
-                <w:szCs w:val="20"/>
-              </w:rPr>
-              <w:t>A</w:t>
-            </w:r>
-          </w:p>
-        </w:tc>
-        <w:tc>
-          <w:tcPr>
-            <w:tcW w:w="1801" w:type="dxa"/>
-          </w:tcPr>
-          <w:p>
-            <w:pPr>
-              <w:pStyle w:val="Prrafodelista"/>
-              <w:spacing w:line="276" w:lineRule="auto"/>
-              <w:ind w:left="0" w:right="-455"/>
-              <w:rPr>
-                <w:rFonts w:ascii="Arial Nova Cond Light" w:hAnsi="Arial Nova Cond Light" w:cs="Times New Roman"/>
-                <w:b/>
-                <w:bCs/>
-                <w:color w:val="000000" w:themeColor="text1"/>
-                <w:sz w:val="20"/>
-                <w:szCs w:val="20"/>
-              </w:rPr>
-            </w:pPr>
-          </w:p>
-        </w:tc>
-        <w:tc>
-          <w:tcPr>
-            <w:tcW w:w="1442" w:type="dxa"/>
-          </w:tcPr>
-          <w:p>
-            <w:pPr>
-              <w:pStyle w:val="Prrafodelista"/>
-              <w:spacing w:line="276" w:lineRule="auto"/>
-              <w:ind w:left="0" w:right="-455"/>
-              <w:rPr>
-                <w:rFonts w:ascii="Arial Nova Cond Light" w:hAnsi="Arial Nova Cond Light" w:cs="Times New Roman"/>
-                <w:b/>
-                <w:bCs/>
-                <w:color w:val="000000" w:themeColor="text1"/>
-                <w:sz w:val="20"/>
-                <w:szCs w:val="20"/>
-                <w:highlight w:val="yellow"/>
-              </w:rPr>
-            </w:pPr>
-          </w:p>
-        </w:tc>
-        <w:tc>
-          <w:tcPr>
-            <w:tcW w:w="1972" w:type="dxa"/>
-            <w:shd w:val="clear" w:color="auto" w:fill="C1F0C7" w:themeFill="accent3" w:themeFillTint="33"/>
-            <w:vAlign w:val="center"/>
-          </w:tcPr>
-          <w:p>
-            <w:pPr>
-              <w:pStyle w:val="Prrafodelista"/>
-              <w:spacing w:line="276" w:lineRule="auto"/>
-              <w:ind w:left="0" w:right="86"/>
-              <w:jc w:val="center"/>
-              <w:rPr>
-                <w:rFonts w:ascii="Arial Nova Cond Light" w:hAnsi="Arial Nova Cond Light" w:cs="Times New Roman"/>
-                <w:b/>
-                <w:bCs/>
-                <w:color w:val="000000" w:themeColor="text1"/>
-                <w:sz w:val="20"/>
-                <w:szCs w:val="20"/>
-              </w:rPr>
-            </w:pPr>
-            <w:r>
-              <w:rPr>
-                <w:rFonts w:ascii="Arial Nova Cond Light" w:hAnsi="Arial Nova Cond Light" w:cs="Times New Roman"/>
-                <w:b/>
-                <w:bCs/>
-                <w:color w:val="000000" w:themeColor="text1"/>
-                <w:sz w:val="20"/>
-                <w:szCs w:val="20"/>
-              </w:rPr>
-              <w:t>A</w:t>
-            </w:r>
-          </w:p>
-        </w:tc>
-        <w:tc>
-          <w:tcPr>
-            <w:tcW w:w="1997" w:type="dxa"/>
-          </w:tcPr>
-          <w:p>
-            <w:pPr>
-              <w:pStyle w:val="Prrafodelista"/>
-              <w:spacing w:line="276" w:lineRule="auto"/>
-              <w:ind w:left="0" w:right="-455"/>
-              <w:rPr>
-                <w:rFonts w:ascii="Arial Nova Cond Light" w:hAnsi="Arial Nova Cond Light" w:cs="Times New Roman"/>
-                <w:b/>
-                <w:bCs/>
-                <w:color w:val="000000" w:themeColor="text1"/>
-                <w:sz w:val="20"/>
-                <w:szCs w:val="20"/>
-              </w:rPr>
-            </w:pPr>
-          </w:p>
-        </w:tc>
-        <w:tc>
-          <w:tcPr>
-            <w:tcW w:w="1418" w:type="dxa"/>
-          </w:tcPr>
-          <w:p>
-            <w:pPr>
-              <w:pStyle w:val="Prrafodelista"/>
-              <w:spacing w:line="276" w:lineRule="auto"/>
-              <w:ind w:left="0" w:right="-455"/>
-              <w:rPr>
-                <w:rFonts w:ascii="Arial Nova Cond Light" w:hAnsi="Arial Nova Cond Light" w:cs="Times New Roman"/>
-                <w:b/>
-                <w:bCs/>
-                <w:color w:val="000000" w:themeColor="text1"/>
-                <w:sz w:val="20"/>
-                <w:szCs w:val="20"/>
-              </w:rPr>
-            </w:pPr>
-          </w:p>
-        </w:tc>
-        <w:tc>
-          <w:tcPr>
-            <w:tcW w:w="1735" w:type="dxa"/>
-            <w:shd w:val="clear" w:color="auto" w:fill="C1F0C7" w:themeFill="accent3" w:themeFillTint="33"/>
-            <w:vAlign w:val="center"/>
-          </w:tcPr>
-          <w:p>
-            <w:pPr>
-              <w:pStyle w:val="Prrafodelista"/>
-              <w:spacing w:line="276" w:lineRule="auto"/>
-              <w:ind w:left="0" w:right="68"/>
-              <w:jc w:val="center"/>
-              <w:rPr>
-                <w:rFonts w:ascii="Arial Nova Cond Light" w:hAnsi="Arial Nova Cond Light" w:cs="Times New Roman"/>
-                <w:b/>
-                <w:bCs/>
-                <w:color w:val="000000" w:themeColor="text1"/>
-                <w:sz w:val="20"/>
-                <w:szCs w:val="20"/>
-              </w:rPr>
-            </w:pPr>
-            <w:r>
-              <w:rPr>
-                <w:rFonts w:ascii="Arial Nova Cond Light" w:hAnsi="Arial Nova Cond Light" w:cs="Times New Roman"/>
-                <w:b/>
-                <w:bCs/>
-                <w:color w:val="000000" w:themeColor="text1"/>
-                <w:sz w:val="20"/>
-                <w:szCs w:val="20"/>
-              </w:rPr>
-              <w:t>A</w:t>
-            </w:r>
-          </w:p>
-        </w:tc>
-        <w:tc>
-          <w:tcPr>
-            <w:tcW w:w="1403" w:type="dxa"/>
-          </w:tcPr>
-          <w:p>
-            <w:pPr>
-              <w:pStyle w:val="Prrafodelista"/>
-              <w:spacing w:line="276" w:lineRule="auto"/>
-              <w:ind w:left="0" w:right="-455"/>
-              <w:rPr>
-                <w:rFonts w:ascii="Arial Nova Cond Light" w:hAnsi="Arial Nova Cond Light" w:cs="Times New Roman"/>
-                <w:b/>
-                <w:bCs/>
-                <w:color w:val="000000" w:themeColor="text1"/>
-                <w:sz w:val="20"/>
-                <w:szCs w:val="20"/>
-              </w:rPr>
-            </w:pPr>
-          </w:p>
-        </w:tc>
-        <w:tc>
-          <w:tcPr>
-            <w:tcW w:w="1403" w:type="dxa"/>
-          </w:tcPr>
-          <w:p>
-            <w:pPr>
-              <w:pStyle w:val="Prrafodelista"/>
-              <w:spacing w:line="276" w:lineRule="auto"/>
-              <w:ind w:left="0" w:right="-455"/>
-              <w:rPr>
-                <w:rFonts w:ascii="Arial Nova Cond Light" w:hAnsi="Arial Nova Cond Light" w:cs="Times New Roman"/>
-                <w:b/>
-                <w:bCs/>
-                <w:color w:val="000000" w:themeColor="text1"/>
-                <w:sz w:val="20"/>
-                <w:szCs w:val="20"/>
-              </w:rPr>
-            </w:pPr>
-          </w:p>
-        </w:tc>
-      </w:tr>
-      <w:tr>
-        <w:trPr>
-          <w:trHeight w:val="282"/>
-        </w:trPr>
-        <w:tc>
-          <w:tcPr>
-            <w:tcW w:w="1719" w:type="dxa"/>
-            <w:shd w:val="clear" w:color="auto" w:fill="C1F0C7" w:themeFill="accent3" w:themeFillTint="33"/>
-            <w:vAlign w:val="center"/>
-          </w:tcPr>
-          <w:p>
-            <w:pPr>
-              <w:pStyle w:val="Prrafodelista"/>
-              <w:spacing w:line="276" w:lineRule="auto"/>
-              <w:ind w:left="0"/>
-              <w:jc w:val="center"/>
-              <w:rPr>
-                <w:rFonts w:ascii="Arial Nova Cond Light" w:hAnsi="Arial Nova Cond Light" w:cs="Times New Roman"/>
-                <w:b/>
-                <w:bCs/>
-                <w:color w:val="000000" w:themeColor="text1"/>
-                <w:sz w:val="20"/>
-                <w:szCs w:val="20"/>
-              </w:rPr>
-            </w:pPr>
-            <w:r>
-              <w:rPr>
-                <w:rFonts w:ascii="Arial Nova Cond Light" w:hAnsi="Arial Nova Cond Light" w:cs="Times New Roman"/>
-                <w:b/>
-                <w:bCs/>
-                <w:color w:val="000000" w:themeColor="text1"/>
-                <w:sz w:val="20"/>
-                <w:szCs w:val="20"/>
-              </w:rPr>
-              <w:t>B</w:t>
-            </w:r>
-          </w:p>
-        </w:tc>
-        <w:tc>
-          <w:tcPr>
-            <w:tcW w:w="1801" w:type="dxa"/>
-          </w:tcPr>
-          <w:p>
-            <w:pPr>
-              <w:pStyle w:val="Prrafodelista"/>
-              <w:spacing w:line="276" w:lineRule="auto"/>
-              <w:ind w:left="0" w:right="-455"/>
-              <w:rPr>
-                <w:rFonts w:ascii="Arial Nova Cond Light" w:hAnsi="Arial Nova Cond Light" w:cs="Times New Roman"/>
-                <w:b/>
-                <w:bCs/>
-                <w:color w:val="000000" w:themeColor="text1"/>
-                <w:sz w:val="20"/>
-                <w:szCs w:val="20"/>
-              </w:rPr>
-            </w:pPr>
-          </w:p>
-        </w:tc>
-        <w:tc>
-          <w:tcPr>
-            <w:tcW w:w="1442" w:type="dxa"/>
-          </w:tcPr>
-          <w:p>
-            <w:pPr>
-              <w:pStyle w:val="Prrafodelista"/>
-              <w:spacing w:line="276" w:lineRule="auto"/>
-              <w:ind w:left="0" w:right="-455"/>
-              <w:rPr>
-                <w:rFonts w:ascii="Arial Nova Cond Light" w:hAnsi="Arial Nova Cond Light" w:cs="Times New Roman"/>
-                <w:b/>
-                <w:bCs/>
-                <w:color w:val="000000" w:themeColor="text1"/>
-                <w:sz w:val="20"/>
-                <w:szCs w:val="20"/>
-                <w:highlight w:val="yellow"/>
-              </w:rPr>
-            </w:pPr>
-          </w:p>
-        </w:tc>
-        <w:tc>
-          <w:tcPr>
-            <w:tcW w:w="1972" w:type="dxa"/>
-            <w:shd w:val="clear" w:color="auto" w:fill="C1F0C7" w:themeFill="accent3" w:themeFillTint="33"/>
-            <w:vAlign w:val="center"/>
-          </w:tcPr>
-          <w:p>
-            <w:pPr>
-              <w:pStyle w:val="Prrafodelista"/>
-              <w:spacing w:line="276" w:lineRule="auto"/>
-              <w:ind w:left="0" w:right="86"/>
-              <w:jc w:val="center"/>
-              <w:rPr>
-                <w:rFonts w:ascii="Arial Nova Cond Light" w:hAnsi="Arial Nova Cond Light" w:cs="Times New Roman"/>
-                <w:b/>
-                <w:bCs/>
-                <w:color w:val="000000" w:themeColor="text1"/>
-                <w:sz w:val="20"/>
-                <w:szCs w:val="20"/>
-              </w:rPr>
-            </w:pPr>
-            <w:r>
-              <w:rPr>
-                <w:rFonts w:ascii="Arial Nova Cond Light" w:hAnsi="Arial Nova Cond Light" w:cs="Times New Roman"/>
-                <w:b/>
-                <w:bCs/>
-                <w:color w:val="000000" w:themeColor="text1"/>
-                <w:sz w:val="20"/>
-                <w:szCs w:val="20"/>
-              </w:rPr>
-              <w:t>B</w:t>
-            </w:r>
-          </w:p>
-        </w:tc>
-        <w:tc>
-          <w:tcPr>
-            <w:tcW w:w="1997" w:type="dxa"/>
-          </w:tcPr>
-          <w:p>
-            <w:pPr>
-              <w:pStyle w:val="Prrafodelista"/>
-              <w:spacing w:line="276" w:lineRule="auto"/>
-              <w:ind w:left="0" w:right="-455"/>
-              <w:rPr>
-                <w:rFonts w:ascii="Arial Nova Cond Light" w:hAnsi="Arial Nova Cond Light" w:cs="Times New Roman"/>
-                <w:b/>
-                <w:bCs/>
-                <w:color w:val="000000" w:themeColor="text1"/>
-                <w:sz w:val="20"/>
-                <w:szCs w:val="20"/>
-              </w:rPr>
-            </w:pPr>
-          </w:p>
-        </w:tc>
-        <w:tc>
-          <w:tcPr>
-            <w:tcW w:w="1418" w:type="dxa"/>
-          </w:tcPr>
-          <w:p>
-            <w:pPr>
-              <w:pStyle w:val="Prrafodelista"/>
-              <w:spacing w:line="276" w:lineRule="auto"/>
-              <w:ind w:left="0" w:right="-455"/>
-              <w:rPr>
-                <w:rFonts w:ascii="Arial Nova Cond Light" w:hAnsi="Arial Nova Cond Light" w:cs="Times New Roman"/>
-                <w:b/>
-                <w:bCs/>
-                <w:color w:val="000000" w:themeColor="text1"/>
-                <w:sz w:val="20"/>
-                <w:szCs w:val="20"/>
-              </w:rPr>
-            </w:pPr>
-          </w:p>
-        </w:tc>
-        <w:tc>
-          <w:tcPr>
-            <w:tcW w:w="1735" w:type="dxa"/>
-            <w:shd w:val="clear" w:color="auto" w:fill="C1F0C7" w:themeFill="accent3" w:themeFillTint="33"/>
-            <w:vAlign w:val="center"/>
-          </w:tcPr>
-          <w:p>
-            <w:pPr>
-              <w:pStyle w:val="Prrafodelista"/>
-              <w:spacing w:line="276" w:lineRule="auto"/>
-              <w:ind w:left="0" w:right="68"/>
-              <w:jc w:val="center"/>
-              <w:rPr>
-                <w:rFonts w:ascii="Arial Nova Cond Light" w:hAnsi="Arial Nova Cond Light" w:cs="Times New Roman"/>
-                <w:b/>
-                <w:bCs/>
-                <w:color w:val="000000" w:themeColor="text1"/>
-                <w:sz w:val="20"/>
-                <w:szCs w:val="20"/>
-              </w:rPr>
-            </w:pPr>
-            <w:r>
-              <w:rPr>
-                <w:rFonts w:ascii="Arial Nova Cond Light" w:hAnsi="Arial Nova Cond Light" w:cs="Times New Roman"/>
-                <w:b/>
-                <w:bCs/>
-                <w:color w:val="000000" w:themeColor="text1"/>
-                <w:sz w:val="20"/>
-                <w:szCs w:val="20"/>
-              </w:rPr>
-              <w:t>B</w:t>
-            </w:r>
-          </w:p>
-        </w:tc>
-        <w:tc>
-          <w:tcPr>
-            <w:tcW w:w="1403" w:type="dxa"/>
-          </w:tcPr>
-          <w:p>
-            <w:pPr>
-              <w:pStyle w:val="Prrafodelista"/>
-              <w:spacing w:line="276" w:lineRule="auto"/>
-              <w:ind w:left="0" w:right="-455"/>
-              <w:rPr>
-                <w:rFonts w:ascii="Arial Nova Cond Light" w:hAnsi="Arial Nova Cond Light" w:cs="Times New Roman"/>
-                <w:b/>
-                <w:bCs/>
-                <w:color w:val="000000" w:themeColor="text1"/>
-                <w:sz w:val="20"/>
-                <w:szCs w:val="20"/>
-              </w:rPr>
-            </w:pPr>
-          </w:p>
-        </w:tc>
-        <w:tc>
-          <w:tcPr>
-            <w:tcW w:w="1403" w:type="dxa"/>
-          </w:tcPr>
-          <w:p>
-            <w:pPr>
-              <w:pStyle w:val="Prrafodelista"/>
-              <w:spacing w:line="276" w:lineRule="auto"/>
-              <w:ind w:left="0" w:right="-455"/>
-              <w:rPr>
-                <w:rFonts w:ascii="Arial Nova Cond Light" w:hAnsi="Arial Nova Cond Light" w:cs="Times New Roman"/>
-                <w:b/>
-                <w:bCs/>
-                <w:color w:val="000000" w:themeColor="text1"/>
-                <w:sz w:val="20"/>
-                <w:szCs w:val="20"/>
-              </w:rPr>
-            </w:pPr>
-          </w:p>
-        </w:tc>
-      </w:tr>
-      <w:tr>
-        <w:trPr>
-          <w:trHeight w:val="282"/>
-        </w:trPr>
-        <w:tc>
-          <w:tcPr>
-            <w:tcW w:w="1719" w:type="dxa"/>
-            <w:shd w:val="clear" w:color="auto" w:fill="C1F0C7" w:themeFill="accent3" w:themeFillTint="33"/>
-            <w:vAlign w:val="center"/>
-          </w:tcPr>
-          <w:p>
-            <w:pPr>
-              <w:pStyle w:val="Prrafodelista"/>
-              <w:spacing w:line="276" w:lineRule="auto"/>
-              <w:ind w:left="0"/>
-              <w:jc w:val="center"/>
-              <w:rPr>
-                <w:rFonts w:ascii="Arial Nova Cond Light" w:hAnsi="Arial Nova Cond Light" w:cs="Times New Roman"/>
-                <w:b/>
-                <w:bCs/>
-                <w:color w:val="000000" w:themeColor="text1"/>
-                <w:sz w:val="20"/>
-                <w:szCs w:val="20"/>
-              </w:rPr>
-            </w:pPr>
-            <w:r>
-              <w:rPr>
-                <w:rFonts w:ascii="Arial Nova Cond Light" w:hAnsi="Arial Nova Cond Light" w:cs="Times New Roman"/>
-                <w:b/>
-                <w:bCs/>
-                <w:color w:val="000000" w:themeColor="text1"/>
-                <w:sz w:val="20"/>
-                <w:szCs w:val="20"/>
-              </w:rPr>
-              <w:t>C</w:t>
-            </w:r>
-          </w:p>
-        </w:tc>
-        <w:tc>
-          <w:tcPr>
-            <w:tcW w:w="1801" w:type="dxa"/>
-          </w:tcPr>
-          <w:p>
-            <w:pPr>
-              <w:pStyle w:val="Prrafodelista"/>
-              <w:spacing w:line="276" w:lineRule="auto"/>
-              <w:ind w:left="0" w:right="-455"/>
-              <w:rPr>
-                <w:rFonts w:ascii="Arial Nova Cond Light" w:hAnsi="Arial Nova Cond Light" w:cs="Times New Roman"/>
-                <w:b/>
-                <w:bCs/>
-                <w:color w:val="000000" w:themeColor="text1"/>
-                <w:sz w:val="20"/>
-                <w:szCs w:val="20"/>
-              </w:rPr>
-            </w:pPr>
-          </w:p>
-        </w:tc>
-        <w:tc>
-          <w:tcPr>
-            <w:tcW w:w="1442" w:type="dxa"/>
-          </w:tcPr>
-          <w:p>
-            <w:pPr>
-              <w:pStyle w:val="Prrafodelista"/>
-              <w:spacing w:line="276" w:lineRule="auto"/>
-              <w:ind w:left="0" w:right="-455"/>
-              <w:rPr>
-                <w:rFonts w:ascii="Arial Nova Cond Light" w:hAnsi="Arial Nova Cond Light" w:cs="Times New Roman"/>
-                <w:b/>
-                <w:bCs/>
-                <w:color w:val="000000" w:themeColor="text1"/>
-                <w:sz w:val="20"/>
-                <w:szCs w:val="20"/>
-                <w:highlight w:val="yellow"/>
-              </w:rPr>
-            </w:pPr>
-          </w:p>
-        </w:tc>
-        <w:tc>
-          <w:tcPr>
-            <w:tcW w:w="1972" w:type="dxa"/>
-            <w:shd w:val="clear" w:color="auto" w:fill="C1F0C7" w:themeFill="accent3" w:themeFillTint="33"/>
-            <w:vAlign w:val="center"/>
-          </w:tcPr>
-          <w:p>
-            <w:pPr>
-              <w:pStyle w:val="Prrafodelista"/>
-              <w:spacing w:line="276" w:lineRule="auto"/>
-              <w:ind w:left="0" w:right="86"/>
-              <w:jc w:val="center"/>
-              <w:rPr>
-                <w:rFonts w:ascii="Arial Nova Cond Light" w:hAnsi="Arial Nova Cond Light" w:cs="Times New Roman"/>
-                <w:b/>
-                <w:bCs/>
-                <w:color w:val="000000" w:themeColor="text1"/>
-                <w:sz w:val="20"/>
-                <w:szCs w:val="20"/>
-              </w:rPr>
-            </w:pPr>
-            <w:r>
-              <w:rPr>
-                <w:rFonts w:ascii="Arial Nova Cond Light" w:hAnsi="Arial Nova Cond Light" w:cs="Times New Roman"/>
-                <w:b/>
-                <w:bCs/>
-                <w:color w:val="000000" w:themeColor="text1"/>
-                <w:sz w:val="20"/>
-                <w:szCs w:val="20"/>
-              </w:rPr>
-              <w:t>C</w:t>
-            </w:r>
-          </w:p>
-        </w:tc>
-        <w:tc>
-          <w:tcPr>
-            <w:tcW w:w="1997" w:type="dxa"/>
-          </w:tcPr>
-          <w:p>
-            <w:pPr>
-              <w:pStyle w:val="Prrafodelista"/>
-              <w:spacing w:line="276" w:lineRule="auto"/>
-              <w:ind w:left="0" w:right="-455"/>
-              <w:rPr>
-                <w:rFonts w:ascii="Arial Nova Cond Light" w:hAnsi="Arial Nova Cond Light" w:cs="Times New Roman"/>
-                <w:b/>
-                <w:bCs/>
-                <w:color w:val="000000" w:themeColor="text1"/>
-                <w:sz w:val="20"/>
-                <w:szCs w:val="20"/>
-              </w:rPr>
-            </w:pPr>
-          </w:p>
-        </w:tc>
-        <w:tc>
-          <w:tcPr>
-            <w:tcW w:w="1418" w:type="dxa"/>
-          </w:tcPr>
-          <w:p>
-            <w:pPr>
-              <w:pStyle w:val="Prrafodelista"/>
-              <w:spacing w:line="276" w:lineRule="auto"/>
-              <w:ind w:left="0" w:right="-455"/>
-              <w:rPr>
-                <w:rFonts w:ascii="Arial Nova Cond Light" w:hAnsi="Arial Nova Cond Light" w:cs="Times New Roman"/>
-                <w:b/>
-                <w:bCs/>
-                <w:color w:val="000000" w:themeColor="text1"/>
-                <w:sz w:val="20"/>
-                <w:szCs w:val="20"/>
-              </w:rPr>
-            </w:pPr>
-          </w:p>
-        </w:tc>
-        <w:tc>
-          <w:tcPr>
-            <w:tcW w:w="1735" w:type="dxa"/>
-            <w:shd w:val="clear" w:color="auto" w:fill="C1F0C7" w:themeFill="accent3" w:themeFillTint="33"/>
-            <w:vAlign w:val="center"/>
-          </w:tcPr>
-          <w:p>
-            <w:pPr>
-              <w:pStyle w:val="Prrafodelista"/>
-              <w:spacing w:line="276" w:lineRule="auto"/>
-              <w:ind w:left="0" w:right="68"/>
-              <w:jc w:val="center"/>
-              <w:rPr>
-                <w:rFonts w:ascii="Arial Nova Cond Light" w:hAnsi="Arial Nova Cond Light" w:cs="Times New Roman"/>
-                <w:b/>
-                <w:bCs/>
-                <w:color w:val="000000" w:themeColor="text1"/>
-                <w:sz w:val="20"/>
-                <w:szCs w:val="20"/>
-              </w:rPr>
-            </w:pPr>
-            <w:r>
-              <w:rPr>
-                <w:rFonts w:ascii="Arial Nova Cond Light" w:hAnsi="Arial Nova Cond Light" w:cs="Times New Roman"/>
-                <w:b/>
-                <w:bCs/>
-                <w:color w:val="000000" w:themeColor="text1"/>
-                <w:sz w:val="20"/>
-                <w:szCs w:val="20"/>
-              </w:rPr>
-              <w:t>C</w:t>
-            </w:r>
-          </w:p>
-        </w:tc>
-        <w:tc>
-          <w:tcPr>
-            <w:tcW w:w="1403" w:type="dxa"/>
-          </w:tcPr>
-          <w:p>
-            <w:pPr>
-              <w:pStyle w:val="Prrafodelista"/>
-              <w:spacing w:line="276" w:lineRule="auto"/>
-              <w:ind w:left="0" w:right="-455"/>
-              <w:rPr>
-                <w:rFonts w:ascii="Arial Nova Cond Light" w:hAnsi="Arial Nova Cond Light" w:cs="Times New Roman"/>
-                <w:b/>
-                <w:bCs/>
-                <w:color w:val="000000" w:themeColor="text1"/>
-                <w:sz w:val="20"/>
-                <w:szCs w:val="20"/>
-              </w:rPr>
-            </w:pPr>
-          </w:p>
-        </w:tc>
-        <w:tc>
-          <w:tcPr>
-            <w:tcW w:w="1403" w:type="dxa"/>
-          </w:tcPr>
-          <w:p>
-            <w:pPr>
-              <w:pStyle w:val="Prrafodelista"/>
-              <w:spacing w:line="276" w:lineRule="auto"/>
-              <w:ind w:left="0" w:right="-455"/>
-              <w:rPr>
-                <w:rFonts w:ascii="Arial Nova Cond Light" w:hAnsi="Arial Nova Cond Light" w:cs="Times New Roman"/>
-                <w:b/>
-                <w:bCs/>
-                <w:color w:val="000000" w:themeColor="text1"/>
-                <w:sz w:val="20"/>
-                <w:szCs w:val="20"/>
-              </w:rPr>
-            </w:pPr>
-          </w:p>
-        </w:tc>
-      </w:tr>
-      <w:tr>
-        <w:trPr>
-          <w:trHeight w:val="331"/>
-        </w:trPr>
-        <w:tc>
-          <w:tcPr>
-            <w:tcW w:w="1719" w:type="dxa"/>
-            <w:shd w:val="clear" w:color="auto" w:fill="C1F0C7" w:themeFill="accent3" w:themeFillTint="33"/>
-            <w:vAlign w:val="center"/>
-          </w:tcPr>
-          <w:p>
-            <w:pPr>
-              <w:pStyle w:val="Prrafodelista"/>
-              <w:spacing w:line="276" w:lineRule="auto"/>
-              <w:ind w:left="0"/>
-              <w:jc w:val="center"/>
-              <w:rPr>
-                <w:rFonts w:ascii="Arial Nova Cond Light" w:hAnsi="Arial Nova Cond Light" w:cs="Times New Roman"/>
-                <w:b/>
-                <w:bCs/>
-                <w:color w:val="000000" w:themeColor="text1"/>
-                <w:sz w:val="20"/>
-                <w:szCs w:val="20"/>
-              </w:rPr>
-            </w:pPr>
-            <w:r>
-              <w:rPr>
-                <w:rFonts w:ascii="Arial Nova Cond Light" w:hAnsi="Arial Nova Cond Light" w:cs="Times New Roman"/>
-                <w:b/>
-                <w:bCs/>
-                <w:color w:val="000000" w:themeColor="text1"/>
-                <w:sz w:val="20"/>
-                <w:szCs w:val="20"/>
-              </w:rPr>
-              <w:t>TOTAL, DE ESTUDIANTES</w:t>
-            </w:r>
-          </w:p>
-        </w:tc>
-        <w:tc>
-          <w:tcPr>
-            <w:tcW w:w="1801" w:type="dxa"/>
-          </w:tcPr>
-          <w:p>
-            <w:pPr>
-              <w:pStyle w:val="Prrafodelista"/>
-              <w:spacing w:line="276" w:lineRule="auto"/>
-              <w:ind w:left="0" w:right="-455"/>
-              <w:rPr>
-                <w:rFonts w:ascii="Arial Nova Cond Light" w:hAnsi="Arial Nova Cond Light" w:cs="Times New Roman"/>
-                <w:b/>
-                <w:bCs/>
-                <w:color w:val="000000" w:themeColor="text1"/>
-                <w:sz w:val="20"/>
-                <w:szCs w:val="20"/>
-              </w:rPr>
-            </w:pPr>
-          </w:p>
-        </w:tc>
-        <w:tc>
-          <w:tcPr>
-            <w:tcW w:w="1442" w:type="dxa"/>
-          </w:tcPr>
-          <w:p>
-            <w:pPr>
-              <w:pStyle w:val="Prrafodelista"/>
-              <w:spacing w:line="276" w:lineRule="auto"/>
-              <w:ind w:left="0" w:right="-455"/>
-              <w:rPr>
-                <w:rFonts w:ascii="Arial Nova Cond Light" w:hAnsi="Arial Nova Cond Light" w:cs="Times New Roman"/>
-                <w:b/>
-                <w:bCs/>
-                <w:color w:val="000000" w:themeColor="text1"/>
-                <w:sz w:val="20"/>
-                <w:szCs w:val="20"/>
-                <w:highlight w:val="yellow"/>
-              </w:rPr>
-            </w:pPr>
-          </w:p>
-        </w:tc>
-        <w:tc>
-          <w:tcPr>
-            <w:tcW w:w="1972" w:type="dxa"/>
-            <w:shd w:val="clear" w:color="auto" w:fill="C1F0C7" w:themeFill="accent3" w:themeFillTint="33"/>
-            <w:vAlign w:val="center"/>
-          </w:tcPr>
-          <w:p>
-            <w:pPr>
-              <w:pStyle w:val="Prrafodelista"/>
-              <w:spacing w:line="276" w:lineRule="auto"/>
-              <w:ind w:left="0" w:right="86"/>
-              <w:jc w:val="center"/>
-              <w:rPr>
-                <w:rFonts w:ascii="Arial Nova Cond Light" w:hAnsi="Arial Nova Cond Light" w:cs="Times New Roman"/>
-                <w:b/>
-                <w:bCs/>
-                <w:color w:val="000000" w:themeColor="text1"/>
-                <w:sz w:val="20"/>
-                <w:szCs w:val="20"/>
-              </w:rPr>
-            </w:pPr>
-            <w:r>
-              <w:rPr>
-                <w:rFonts w:ascii="Arial Nova Cond Light" w:hAnsi="Arial Nova Cond Light" w:cs="Times New Roman"/>
-                <w:b/>
-                <w:bCs/>
-                <w:color w:val="000000" w:themeColor="text1"/>
-                <w:sz w:val="20"/>
-                <w:szCs w:val="20"/>
-              </w:rPr>
-              <w:t>TOTAL, DE ESTUDIANTES</w:t>
-            </w:r>
-          </w:p>
-        </w:tc>
-        <w:tc>
-          <w:tcPr>
-            <w:tcW w:w="1997" w:type="dxa"/>
-          </w:tcPr>
-          <w:p>
-            <w:pPr>
-              <w:pStyle w:val="Prrafodelista"/>
-              <w:spacing w:line="276" w:lineRule="auto"/>
-              <w:ind w:left="0" w:right="-455"/>
-              <w:rPr>
-                <w:rFonts w:ascii="Arial Nova Cond Light" w:hAnsi="Arial Nova Cond Light" w:cs="Times New Roman"/>
-                <w:b/>
-                <w:bCs/>
-                <w:color w:val="000000" w:themeColor="text1"/>
-                <w:sz w:val="20"/>
-                <w:szCs w:val="20"/>
-              </w:rPr>
-            </w:pPr>
-          </w:p>
-        </w:tc>
-        <w:tc>
-          <w:tcPr>
-            <w:tcW w:w="1418" w:type="dxa"/>
-          </w:tcPr>
-          <w:p>
-            <w:pPr>
-              <w:pStyle w:val="Prrafodelista"/>
-              <w:spacing w:line="276" w:lineRule="auto"/>
-              <w:ind w:left="0" w:right="-455"/>
-              <w:rPr>
-                <w:rFonts w:ascii="Arial Nova Cond Light" w:hAnsi="Arial Nova Cond Light" w:cs="Times New Roman"/>
-                <w:b/>
-                <w:bCs/>
-                <w:color w:val="000000" w:themeColor="text1"/>
-                <w:sz w:val="20"/>
-                <w:szCs w:val="20"/>
-              </w:rPr>
-            </w:pPr>
-          </w:p>
-        </w:tc>
-        <w:tc>
-          <w:tcPr>
-            <w:tcW w:w="1735" w:type="dxa"/>
-            <w:shd w:val="clear" w:color="auto" w:fill="C1F0C7" w:themeFill="accent3" w:themeFillTint="33"/>
-            <w:vAlign w:val="center"/>
-          </w:tcPr>
-          <w:p>
-            <w:pPr>
-              <w:pStyle w:val="Prrafodelista"/>
-              <w:spacing w:line="276" w:lineRule="auto"/>
-              <w:ind w:left="0" w:right="68"/>
-              <w:jc w:val="center"/>
-              <w:rPr>
-                <w:rFonts w:ascii="Arial Nova Cond Light" w:hAnsi="Arial Nova Cond Light" w:cs="Times New Roman"/>
-                <w:b/>
-                <w:bCs/>
-                <w:color w:val="000000" w:themeColor="text1"/>
-                <w:sz w:val="20"/>
-                <w:szCs w:val="20"/>
-              </w:rPr>
-            </w:pPr>
-            <w:r>
-              <w:rPr>
-                <w:rFonts w:ascii="Arial Nova Cond Light" w:hAnsi="Arial Nova Cond Light" w:cs="Times New Roman"/>
-                <w:b/>
-                <w:bCs/>
-                <w:color w:val="000000" w:themeColor="text1"/>
-                <w:sz w:val="20"/>
-                <w:szCs w:val="20"/>
-              </w:rPr>
-              <w:t>TOTAL, DE ESTUDIANTES</w:t>
-            </w:r>
-          </w:p>
-        </w:tc>
-        <w:tc>
-          <w:tcPr>
-            <w:tcW w:w="1403" w:type="dxa"/>
-          </w:tcPr>
-          <w:p>
-            <w:pPr>
-              <w:pStyle w:val="Prrafodelista"/>
-              <w:spacing w:line="276" w:lineRule="auto"/>
-              <w:ind w:left="0" w:right="-455"/>
-              <w:rPr>
-                <w:rFonts w:ascii="Arial Nova Cond Light" w:hAnsi="Arial Nova Cond Light" w:cs="Times New Roman"/>
-                <w:b/>
-                <w:bCs/>
-                <w:color w:val="000000" w:themeColor="text1"/>
-                <w:sz w:val="20"/>
-                <w:szCs w:val="20"/>
-              </w:rPr>
-            </w:pPr>
-          </w:p>
-        </w:tc>
-        <w:tc>
-          <w:tcPr>
-            <w:tcW w:w="1403" w:type="dxa"/>
-          </w:tcPr>
-          <w:p>
-            <w:pPr>
-              <w:pStyle w:val="Prrafodelista"/>
-              <w:spacing w:line="276" w:lineRule="auto"/>
-              <w:ind w:left="0" w:right="-455"/>
-              <w:rPr>
-                <w:rFonts w:ascii="Arial Nova Cond Light" w:hAnsi="Arial Nova Cond Light" w:cs="Times New Roman"/>
-                <w:b/>
-                <w:bCs/>
-                <w:color w:val="000000" w:themeColor="text1"/>
-                <w:sz w:val="20"/>
-                <w:szCs w:val="20"/>
-              </w:rPr>
-            </w:pPr>
-          </w:p>
-        </w:tc>
-      </w:tr>
-    </w:tbl>
-    <w:p>
-      <w:pPr>
-        <w:tabs>
-          <w:tab w:val="left" w:pos="965"/>
-        </w:tabs>
-        <w:spacing w:line="276" w:lineRule="auto"/>
-        <w:ind w:right="-455"/>
-        <w:rPr>
-          <w:rFonts w:ascii="Arial Nova Cond Light" w:hAnsi="Arial Nova Cond Light" w:cs="Times New Roman"/>
-          <w:b/>
-          <w:bCs/>
-          <w:color w:val="000000" w:themeColor="text1"/>
-          <w:sz w:val="20"/>
-          <w:szCs w:val="20"/>
-        </w:rPr>
-      </w:pPr>
-    </w:p>
-    <w:p>
-      <w:pPr>
-        <w:pStyle w:val="Prrafodelista"/>
-        <w:numPr>
-          <w:ilvl w:val="0"/>
-          <w:numId w:val="2"/>
-        </w:numPr>
-        <w:shd w:val="clear" w:color="auto" w:fill="2EC440"/>
-        <w:spacing w:after="0" w:line="276" w:lineRule="auto"/>
-        <w:ind w:left="-284" w:right="-455" w:hanging="142"/>
-        <w:textDirection w:val="btLr"/>
-        <w:rPr>
-          <w:rFonts w:ascii="Arial Nova Cond Light" w:hAnsi="Arial Nova Cond Light" w:cs="Times New Roman"/>
-          <w:b/>
-          <w:bCs/>
-          <w:color w:val="000000" w:themeColor="text1"/>
-          <w:sz w:val="20"/>
-          <w:szCs w:val="20"/>
-        </w:rPr>
-      </w:pPr>
-      <w:r>
-        <w:rPr>
-          <w:rFonts w:ascii="Arial Nova Cond Light" w:hAnsi="Arial Nova Cond Light" w:cs="Times New Roman"/>
-          <w:b/>
-          <w:bCs/>
-          <w:color w:val="000000" w:themeColor="text1"/>
-          <w:sz w:val="20"/>
-          <w:szCs w:val="20"/>
-        </w:rPr>
-        <w:t xml:space="preserve">RESULTADOS DE LA EVALUACIÓN DIAGNOSTICA: </w:t>
-      </w:r>
-      <w:r>
-        <w:rPr>
-          <w:rFonts w:ascii="Arial Nova Cond Light" w:hAnsi="Arial Nova Cond Light" w:cs="Times New Roman"/>
-          <w:b/>
-          <w:bCs/>
-          <w:color w:val="000000" w:themeColor="text1"/>
-          <w:sz w:val="20"/>
-          <w:szCs w:val="20"/>
-        </w:rPr>
-        <w:tab/>
-      </w:r>
-    </w:p>
-    <w:p>
-      <w:pPr>
-        <w:spacing w:after="0" w:line="276" w:lineRule="auto"/>
-        <w:ind w:right="-455"/>
-        <w:rPr>
-          <w:rFonts w:ascii="Arial Nova Cond Light" w:hAnsi="Arial Nova Cond Light" w:cs="Times New Roman"/>
-          <w:b/>
-          <w:bCs/>
-          <w:color w:val="000000" w:themeColor="text1"/>
-          <w:sz w:val="20"/>
-          <w:szCs w:val="20"/>
-        </w:rPr>
-      </w:pPr>
-    </w:p>
-    <w:tbl>
-      <w:tblPr>
-        <w:tblStyle w:val="Tablaconcuadrcula"/>
-        <w:tblW w:w="14885" w:type="dxa"/>
-        <w:tblInd w:w="-441" w:type="dxa"/>
-        <w:tblBorders>
-          <w:top w:val="double" w:sz="4" w:space="0" w:color="47D459" w:themeColor="accent3" w:themeTint="99"/>
-          <w:left w:val="double" w:sz="4" w:space="0" w:color="47D459" w:themeColor="accent3" w:themeTint="99"/>
-          <w:bottom w:val="double" w:sz="4" w:space="0" w:color="47D459" w:themeColor="accent3" w:themeTint="99"/>
-          <w:right w:val="double" w:sz="4" w:space="0" w:color="47D459" w:themeColor="accent3" w:themeTint="99"/>
-          <w:insideH w:val="double" w:sz="4" w:space="0" w:color="47D459" w:themeColor="accent3" w:themeTint="99"/>
-          <w:insideV w:val="double" w:sz="4" w:space="0" w:color="47D459" w:themeColor="accent3" w:themeTint="99"/>
-        </w:tblBorders>
-        <w:tblLook w:val="04A0" w:firstRow="1" w:lastRow="0" w:firstColumn="1" w:lastColumn="0" w:noHBand="0" w:noVBand="1"/>
-      </w:tblPr>
-      <w:tblGrid>
-        <w:gridCol w:w="1547"/>
-        <w:gridCol w:w="1002"/>
-        <w:gridCol w:w="1089"/>
-        <w:gridCol w:w="1093"/>
-        <w:gridCol w:w="1538"/>
-        <w:gridCol w:w="1368"/>
-        <w:gridCol w:w="999"/>
-        <w:gridCol w:w="1288"/>
-        <w:gridCol w:w="1701"/>
-        <w:gridCol w:w="1134"/>
-        <w:gridCol w:w="992"/>
-        <w:gridCol w:w="1134"/>
-      </w:tblGrid>
-      <w:tr>
-        <w:trPr>
-          <w:trHeight w:val="265"/>
-        </w:trPr>
-        <w:tc>
-          <w:tcPr>
-            <w:tcW w:w="1547" w:type="dxa"/>
-            <w:shd w:val="clear" w:color="auto" w:fill="84E290" w:themeFill="accent3" w:themeFillTint="66"/>
-            <w:vAlign w:val="center"/>
-          </w:tcPr>
-          <w:p>
-            <w:pPr>
-              <w:pStyle w:val="Prrafodelista"/>
-              <w:spacing w:line="276" w:lineRule="auto"/>
-              <w:ind w:left="0"/>
-              <w:jc w:val="center"/>
-              <w:rPr>
-                <w:rFonts w:ascii="Arial Nova Cond Light" w:hAnsi="Arial Nova Cond Light" w:cs="Times New Roman"/>
-                <w:b/>
-                <w:bCs/>
-                <w:color w:val="000000" w:themeColor="text1"/>
-                <w:sz w:val="20"/>
-                <w:szCs w:val="20"/>
-              </w:rPr>
-            </w:pPr>
-            <w:r>
-              <w:rPr>
-                <w:rFonts w:ascii="Arial Nova Cond Light" w:hAnsi="Arial Nova Cond Light" w:cs="Times New Roman"/>
-                <w:b/>
-                <w:bCs/>
-                <w:color w:val="000000" w:themeColor="text1"/>
-                <w:sz w:val="20"/>
-                <w:szCs w:val="20"/>
-              </w:rPr>
-              <w:t xml:space="preserve">COMPETENCIA </w:t>
-            </w:r>
-          </w:p>
-          <w:p>
-            <w:pPr>
-              <w:pStyle w:val="Prrafodelista"/>
-              <w:spacing w:line="276" w:lineRule="auto"/>
-              <w:ind w:left="0"/>
-              <w:jc w:val="center"/>
-              <w:rPr>
-                <w:rFonts w:ascii="Arial Nova Cond Light" w:hAnsi="Arial Nova Cond Light" w:cs="Times New Roman"/>
-                <w:b/>
-                <w:bCs/>
-                <w:color w:val="000000" w:themeColor="text1"/>
-                <w:sz w:val="20"/>
-                <w:szCs w:val="20"/>
-              </w:rPr>
-            </w:pPr>
-            <w:r>
-              <w:rPr>
-                <w:rFonts w:ascii="Arial Nova Cond Light" w:hAnsi="Arial Nova Cond Light" w:cs="Times New Roman"/>
-                <w:b/>
-                <w:bCs/>
-                <w:color w:val="000000" w:themeColor="text1"/>
-                <w:sz w:val="20"/>
-                <w:szCs w:val="20"/>
-              </w:rPr>
-              <w:t>1</w:t>
-            </w:r>
-          </w:p>
-        </w:tc>
-        <w:tc>
-          <w:tcPr>
-            <w:tcW w:w="3184" w:type="dxa"/>
-            <w:gridSpan w:val="3"/>
-            <w:vAlign w:val="center"/>
-          </w:tcPr>
-          <w:p>
-            <w:pPr>
-              <w:pStyle w:val="Prrafodelista"/>
-              <w:spacing w:line="276" w:lineRule="auto"/>
-              <w:ind w:left="0" w:right="-455"/>
-              <w:jc w:val="center"/>
-              <w:rPr>
-                <w:rFonts w:ascii="Arial Nova Cond Light" w:hAnsi="Arial Nova Cond Light" w:cs="Times New Roman"/>
-                <w:b/>
-                <w:bCs/>
-                <w:color w:val="000000" w:themeColor="text1"/>
-                <w:sz w:val="20"/>
-                <w:szCs w:val="20"/>
-              </w:rPr>
-            </w:pPr>
-          </w:p>
-        </w:tc>
-        <w:tc>
-          <w:tcPr>
-            <w:tcW w:w="1538" w:type="dxa"/>
-            <w:shd w:val="clear" w:color="auto" w:fill="84E290" w:themeFill="accent3" w:themeFillTint="66"/>
-            <w:vAlign w:val="center"/>
-          </w:tcPr>
-          <w:p>
-            <w:pPr>
-              <w:pStyle w:val="Prrafodelista"/>
-              <w:spacing w:line="276" w:lineRule="auto"/>
-              <w:ind w:left="0" w:right="86"/>
-              <w:jc w:val="center"/>
-              <w:rPr>
-                <w:rFonts w:ascii="Arial Nova Cond Light" w:hAnsi="Arial Nova Cond Light" w:cs="Times New Roman"/>
-                <w:b/>
-                <w:bCs/>
-                <w:color w:val="000000" w:themeColor="text1"/>
-                <w:sz w:val="20"/>
-                <w:szCs w:val="20"/>
-              </w:rPr>
-            </w:pPr>
-            <w:r>
-              <w:rPr>
-                <w:rFonts w:ascii="Arial Nova Cond Light" w:hAnsi="Arial Nova Cond Light" w:cs="Times New Roman"/>
-                <w:b/>
-                <w:bCs/>
-                <w:color w:val="000000" w:themeColor="text1"/>
-                <w:sz w:val="20"/>
-                <w:szCs w:val="20"/>
-              </w:rPr>
-              <w:t>COMPETENCIA 2</w:t>
-            </w:r>
-          </w:p>
-        </w:tc>
-        <w:tc>
-          <w:tcPr>
-            <w:tcW w:w="3655" w:type="dxa"/>
-            <w:gridSpan w:val="3"/>
-            <w:vAlign w:val="center"/>
-          </w:tcPr>
-          <w:p>
-            <w:pPr>
-              <w:pStyle w:val="Prrafodelista"/>
-              <w:spacing w:line="276" w:lineRule="auto"/>
-              <w:ind w:left="0" w:right="-455"/>
-              <w:jc w:val="center"/>
-              <w:rPr>
-                <w:rFonts w:ascii="Arial Nova Cond Light" w:hAnsi="Arial Nova Cond Light" w:cs="Times New Roman"/>
-                <w:b/>
-                <w:bCs/>
-                <w:color w:val="000000" w:themeColor="text1"/>
-                <w:sz w:val="20"/>
-                <w:szCs w:val="20"/>
-              </w:rPr>
-            </w:pPr>
-          </w:p>
-        </w:tc>
-        <w:tc>
-          <w:tcPr>
-            <w:tcW w:w="1701" w:type="dxa"/>
-            <w:shd w:val="clear" w:color="auto" w:fill="84E290" w:themeFill="accent3" w:themeFillTint="66"/>
-            <w:vAlign w:val="center"/>
-          </w:tcPr>
-          <w:p>
-            <w:pPr>
-              <w:pStyle w:val="Prrafodelista"/>
-              <w:spacing w:line="276" w:lineRule="auto"/>
-              <w:ind w:left="0"/>
-              <w:jc w:val="center"/>
-              <w:rPr>
-                <w:rFonts w:ascii="Arial Nova Cond Light" w:hAnsi="Arial Nova Cond Light" w:cs="Times New Roman"/>
-                <w:b/>
-                <w:bCs/>
-                <w:color w:val="000000" w:themeColor="text1"/>
-                <w:sz w:val="20"/>
-                <w:szCs w:val="20"/>
-              </w:rPr>
-            </w:pPr>
-            <w:r>
-              <w:rPr>
-                <w:rFonts w:ascii="Arial Nova Cond Light" w:hAnsi="Arial Nova Cond Light" w:cs="Times New Roman"/>
-                <w:b/>
-                <w:bCs/>
-                <w:color w:val="000000" w:themeColor="text1"/>
-                <w:sz w:val="20"/>
-                <w:szCs w:val="20"/>
-              </w:rPr>
-              <w:t xml:space="preserve">COMPETENCIA </w:t>
-            </w:r>
-          </w:p>
-          <w:p>
-            <w:pPr>
-              <w:pStyle w:val="Prrafodelista"/>
-              <w:spacing w:line="276" w:lineRule="auto"/>
-              <w:ind w:left="0"/>
-              <w:jc w:val="center"/>
-              <w:rPr>
-                <w:rFonts w:ascii="Arial Nova Cond Light" w:hAnsi="Arial Nova Cond Light" w:cs="Times New Roman"/>
-                <w:b/>
-                <w:bCs/>
-                <w:color w:val="000000" w:themeColor="text1"/>
-                <w:sz w:val="20"/>
-                <w:szCs w:val="20"/>
-              </w:rPr>
-            </w:pPr>
-            <w:r>
-              <w:rPr>
-                <w:rFonts w:ascii="Arial Nova Cond Light" w:hAnsi="Arial Nova Cond Light" w:cs="Times New Roman"/>
-                <w:b/>
-                <w:bCs/>
-                <w:color w:val="000000" w:themeColor="text1"/>
-                <w:sz w:val="20"/>
-                <w:szCs w:val="20"/>
-              </w:rPr>
-              <w:t>3</w:t>
-            </w:r>
-          </w:p>
-        </w:tc>
-        <w:tc>
-          <w:tcPr>
-            <w:tcW w:w="1134" w:type="dxa"/>
-          </w:tcPr>
-          <w:p>
-            <w:pPr>
-              <w:pStyle w:val="Prrafodelista"/>
-              <w:spacing w:line="276" w:lineRule="auto"/>
-              <w:ind w:left="0" w:right="-455"/>
-              <w:rPr>
-                <w:rFonts w:ascii="Arial Nova Cond Light" w:hAnsi="Arial Nova Cond Light" w:cs="Times New Roman"/>
-                <w:b/>
-                <w:bCs/>
-                <w:color w:val="000000" w:themeColor="text1"/>
-                <w:sz w:val="20"/>
-                <w:szCs w:val="20"/>
-              </w:rPr>
-            </w:pPr>
-          </w:p>
-        </w:tc>
-        <w:tc>
-          <w:tcPr>
-            <w:tcW w:w="992" w:type="dxa"/>
-          </w:tcPr>
-          <w:p>
-            <w:pPr>
-              <w:pStyle w:val="Prrafodelista"/>
-              <w:spacing w:line="276" w:lineRule="auto"/>
-              <w:ind w:left="0" w:right="-455"/>
-              <w:rPr>
-                <w:rFonts w:ascii="Arial Nova Cond Light" w:hAnsi="Arial Nova Cond Light" w:cs="Times New Roman"/>
-                <w:b/>
-                <w:bCs/>
-                <w:color w:val="000000" w:themeColor="text1"/>
-                <w:sz w:val="20"/>
-                <w:szCs w:val="20"/>
-              </w:rPr>
-            </w:pPr>
-          </w:p>
-        </w:tc>
-        <w:tc>
-          <w:tcPr>
-            <w:tcW w:w="1134" w:type="dxa"/>
-          </w:tcPr>
-          <w:p>
-            <w:pPr>
-              <w:pStyle w:val="Prrafodelista"/>
-              <w:spacing w:line="276" w:lineRule="auto"/>
-              <w:ind w:left="0" w:right="-455"/>
-              <w:rPr>
-                <w:rFonts w:ascii="Arial Nova Cond Light" w:hAnsi="Arial Nova Cond Light" w:cs="Times New Roman"/>
-                <w:b/>
-                <w:bCs/>
-                <w:color w:val="000000" w:themeColor="text1"/>
-                <w:sz w:val="20"/>
-                <w:szCs w:val="20"/>
-              </w:rPr>
-            </w:pPr>
-          </w:p>
-        </w:tc>
-      </w:tr>
-      <w:tr>
-        <w:trPr>
-          <w:trHeight w:val="265"/>
-        </w:trPr>
-        <w:tc>
-          <w:tcPr>
-            <w:tcW w:w="1547" w:type="dxa"/>
-            <w:shd w:val="clear" w:color="auto" w:fill="C1F0C7" w:themeFill="accent3" w:themeFillTint="33"/>
-            <w:vAlign w:val="center"/>
-          </w:tcPr>
-          <w:p>
-            <w:pPr>
-              <w:pStyle w:val="Prrafodelista"/>
-              <w:spacing w:line="276" w:lineRule="auto"/>
-              <w:ind w:left="0"/>
-              <w:jc w:val="center"/>
-              <w:rPr>
-                <w:rFonts w:ascii="Arial Nova Cond Light" w:hAnsi="Arial Nova Cond Light" w:cs="Times New Roman"/>
-                <w:b/>
-                <w:bCs/>
-                <w:color w:val="000000" w:themeColor="text1"/>
-                <w:sz w:val="20"/>
-                <w:szCs w:val="20"/>
-              </w:rPr>
-            </w:pPr>
-            <w:r>
-              <w:rPr>
-                <w:rFonts w:ascii="Arial Nova Cond Light" w:hAnsi="Arial Nova Cond Light" w:cs="Times New Roman"/>
-                <w:b/>
-                <w:bCs/>
-                <w:color w:val="000000" w:themeColor="text1"/>
-                <w:sz w:val="20"/>
-                <w:szCs w:val="20"/>
-              </w:rPr>
-              <w:t>NIVELES DE LOGRO</w:t>
-            </w:r>
-          </w:p>
-        </w:tc>
-        <w:tc>
-          <w:tcPr>
-            <w:tcW w:w="1002" w:type="dxa"/>
-            <w:shd w:val="clear" w:color="auto" w:fill="C1F0C7" w:themeFill="accent3" w:themeFillTint="33"/>
-          </w:tcPr>
-          <w:p>
-            <w:pPr>
-              <w:pStyle w:val="Prrafodelista"/>
-              <w:spacing w:line="276" w:lineRule="auto"/>
-              <w:ind w:left="0"/>
-              <w:jc w:val="center"/>
-              <w:rPr>
-                <w:rFonts w:ascii="Arial Nova Cond Light" w:hAnsi="Arial Nova Cond Light" w:cs="Times New Roman"/>
-                <w:b/>
-                <w:bCs/>
-                <w:color w:val="000000" w:themeColor="text1"/>
-                <w:sz w:val="20"/>
-                <w:szCs w:val="20"/>
-              </w:rPr>
-            </w:pPr>
-            <w:r>
-              <w:rPr>
-                <w:rFonts w:ascii="Arial Nova Cond Light" w:hAnsi="Arial Nova Cond Light" w:cs="Times New Roman"/>
-                <w:b/>
-                <w:bCs/>
-                <w:color w:val="000000" w:themeColor="text1"/>
-                <w:sz w:val="20"/>
-                <w:szCs w:val="20"/>
-              </w:rPr>
-              <w:t>Cantidad</w:t>
-            </w:r>
-          </w:p>
-        </w:tc>
-        <w:tc>
-          <w:tcPr>
-            <w:tcW w:w="1089" w:type="dxa"/>
-            <w:shd w:val="clear" w:color="auto" w:fill="C1F0C7" w:themeFill="accent3" w:themeFillTint="33"/>
-          </w:tcPr>
-          <w:p>
-            <w:pPr>
-              <w:pStyle w:val="Prrafodelista"/>
-              <w:spacing w:line="276" w:lineRule="auto"/>
-              <w:ind w:left="0" w:right="62"/>
-              <w:jc w:val="center"/>
-              <w:rPr>
-                <w:rFonts w:ascii="Arial Nova Cond Light" w:hAnsi="Arial Nova Cond Light" w:cs="Times New Roman"/>
-                <w:b/>
-                <w:bCs/>
-                <w:color w:val="000000" w:themeColor="text1"/>
-                <w:sz w:val="20"/>
-                <w:szCs w:val="20"/>
-              </w:rPr>
-            </w:pPr>
-            <w:r>
-              <w:rPr>
-                <w:rFonts w:ascii="Arial Nova Cond Light" w:hAnsi="Arial Nova Cond Light" w:cs="Times New Roman"/>
-                <w:b/>
-                <w:bCs/>
-                <w:color w:val="000000" w:themeColor="text1"/>
-                <w:sz w:val="20"/>
-                <w:szCs w:val="20"/>
-              </w:rPr>
-              <w:t>%</w:t>
-            </w:r>
-          </w:p>
-        </w:tc>
-        <w:tc>
-          <w:tcPr>
-            <w:tcW w:w="1093" w:type="dxa"/>
-            <w:shd w:val="clear" w:color="auto" w:fill="C1F0C7" w:themeFill="accent3" w:themeFillTint="33"/>
-          </w:tcPr>
-          <w:p>
-            <w:pPr>
-              <w:pStyle w:val="Prrafodelista"/>
-              <w:spacing w:line="276" w:lineRule="auto"/>
-              <w:ind w:left="0"/>
-              <w:jc w:val="center"/>
-              <w:rPr>
-                <w:rFonts w:ascii="Arial Nova Cond Light" w:hAnsi="Arial Nova Cond Light" w:cs="Times New Roman"/>
-                <w:b/>
-                <w:bCs/>
-                <w:color w:val="000000" w:themeColor="text1"/>
-                <w:sz w:val="20"/>
-                <w:szCs w:val="20"/>
-              </w:rPr>
-            </w:pPr>
-            <w:r>
-              <w:rPr>
-                <w:rFonts w:ascii="Arial Nova Cond Light" w:hAnsi="Arial Nova Cond Light" w:cs="Times New Roman"/>
-                <w:b/>
-                <w:bCs/>
-                <w:color w:val="000000" w:themeColor="text1"/>
-                <w:sz w:val="20"/>
-                <w:szCs w:val="20"/>
-              </w:rPr>
-              <w:t>META</w:t>
-            </w:r>
-          </w:p>
-        </w:tc>
-        <w:tc>
-          <w:tcPr>
-            <w:tcW w:w="1538" w:type="dxa"/>
-            <w:shd w:val="clear" w:color="auto" w:fill="C1F0C7" w:themeFill="accent3" w:themeFillTint="33"/>
-            <w:vAlign w:val="center"/>
-          </w:tcPr>
-          <w:p>
-            <w:pPr>
-              <w:pStyle w:val="Prrafodelista"/>
-              <w:spacing w:line="276" w:lineRule="auto"/>
-              <w:ind w:left="0" w:right="86"/>
-              <w:jc w:val="center"/>
-              <w:rPr>
-                <w:rFonts w:ascii="Arial Nova Cond Light" w:hAnsi="Arial Nova Cond Light" w:cs="Times New Roman"/>
-                <w:b/>
-                <w:bCs/>
-                <w:color w:val="000000" w:themeColor="text1"/>
-                <w:sz w:val="20"/>
-                <w:szCs w:val="20"/>
-              </w:rPr>
-            </w:pPr>
-            <w:r>
-              <w:rPr>
-                <w:rFonts w:ascii="Arial Nova Cond Light" w:hAnsi="Arial Nova Cond Light" w:cs="Times New Roman"/>
-                <w:b/>
-                <w:bCs/>
-                <w:color w:val="000000" w:themeColor="text1"/>
-                <w:sz w:val="20"/>
-                <w:szCs w:val="20"/>
-              </w:rPr>
-              <w:t>NIVELES DE LOGRO</w:t>
-            </w:r>
-          </w:p>
-        </w:tc>
-        <w:tc>
-          <w:tcPr>
-            <w:tcW w:w="1368" w:type="dxa"/>
-            <w:shd w:val="clear" w:color="auto" w:fill="C1F0C7" w:themeFill="accent3" w:themeFillTint="33"/>
-          </w:tcPr>
-          <w:p>
-            <w:pPr>
-              <w:pStyle w:val="Prrafodelista"/>
-              <w:spacing w:line="276" w:lineRule="auto"/>
-              <w:ind w:left="0" w:right="30"/>
-              <w:jc w:val="center"/>
-              <w:rPr>
-                <w:rFonts w:ascii="Arial Nova Cond Light" w:hAnsi="Arial Nova Cond Light" w:cs="Times New Roman"/>
-                <w:b/>
-                <w:bCs/>
-                <w:color w:val="000000" w:themeColor="text1"/>
-                <w:sz w:val="20"/>
-                <w:szCs w:val="20"/>
-              </w:rPr>
-            </w:pPr>
-            <w:r>
-              <w:rPr>
-                <w:rFonts w:ascii="Arial Nova Cond Light" w:hAnsi="Arial Nova Cond Light" w:cs="Times New Roman"/>
-                <w:b/>
-                <w:bCs/>
-                <w:color w:val="000000" w:themeColor="text1"/>
-                <w:sz w:val="20"/>
-                <w:szCs w:val="20"/>
-              </w:rPr>
-              <w:t>Cantidad</w:t>
-            </w:r>
-          </w:p>
-        </w:tc>
-        <w:tc>
-          <w:tcPr>
-            <w:tcW w:w="999" w:type="dxa"/>
-            <w:shd w:val="clear" w:color="auto" w:fill="C1F0C7" w:themeFill="accent3" w:themeFillTint="33"/>
-          </w:tcPr>
-          <w:p>
-            <w:pPr>
-              <w:pStyle w:val="Prrafodelista"/>
-              <w:spacing w:line="276" w:lineRule="auto"/>
-              <w:ind w:left="0" w:right="174"/>
-              <w:jc w:val="center"/>
-              <w:rPr>
-                <w:rFonts w:ascii="Arial Nova Cond Light" w:hAnsi="Arial Nova Cond Light" w:cs="Times New Roman"/>
-                <w:b/>
-                <w:bCs/>
-                <w:color w:val="000000" w:themeColor="text1"/>
-                <w:sz w:val="20"/>
-                <w:szCs w:val="20"/>
-              </w:rPr>
-            </w:pPr>
-            <w:r>
-              <w:rPr>
-                <w:rFonts w:ascii="Arial Nova Cond Light" w:hAnsi="Arial Nova Cond Light" w:cs="Times New Roman"/>
-                <w:b/>
-                <w:bCs/>
-                <w:color w:val="000000" w:themeColor="text1"/>
-                <w:sz w:val="20"/>
-                <w:szCs w:val="20"/>
-              </w:rPr>
-              <w:t>%</w:t>
-            </w:r>
-          </w:p>
-        </w:tc>
-        <w:tc>
-          <w:tcPr>
-            <w:tcW w:w="1288" w:type="dxa"/>
-            <w:shd w:val="clear" w:color="auto" w:fill="C1F0C7" w:themeFill="accent3" w:themeFillTint="33"/>
-          </w:tcPr>
-          <w:p>
-            <w:pPr>
-              <w:pStyle w:val="Prrafodelista"/>
-              <w:spacing w:line="276" w:lineRule="auto"/>
-              <w:ind w:left="0"/>
-              <w:jc w:val="center"/>
-              <w:rPr>
-                <w:rFonts w:ascii="Arial Nova Cond Light" w:hAnsi="Arial Nova Cond Light" w:cs="Times New Roman"/>
-                <w:b/>
-                <w:bCs/>
-                <w:color w:val="000000" w:themeColor="text1"/>
-                <w:sz w:val="20"/>
-                <w:szCs w:val="20"/>
-              </w:rPr>
-            </w:pPr>
-            <w:r>
-              <w:rPr>
-                <w:rFonts w:ascii="Arial Nova Cond Light" w:hAnsi="Arial Nova Cond Light" w:cs="Times New Roman"/>
-                <w:b/>
-                <w:bCs/>
-                <w:color w:val="000000" w:themeColor="text1"/>
-                <w:sz w:val="20"/>
-                <w:szCs w:val="20"/>
-              </w:rPr>
-              <w:t>META</w:t>
-            </w:r>
-          </w:p>
-        </w:tc>
-        <w:tc>
-          <w:tcPr>
-            <w:tcW w:w="1701" w:type="dxa"/>
-            <w:shd w:val="clear" w:color="auto" w:fill="C1F0C7" w:themeFill="accent3" w:themeFillTint="33"/>
-            <w:vAlign w:val="center"/>
-          </w:tcPr>
-          <w:p>
-            <w:pPr>
-              <w:pStyle w:val="Prrafodelista"/>
-              <w:spacing w:line="276" w:lineRule="auto"/>
-              <w:ind w:left="0" w:right="170"/>
-              <w:jc w:val="center"/>
-              <w:rPr>
-                <w:rFonts w:ascii="Arial Nova Cond Light" w:hAnsi="Arial Nova Cond Light" w:cs="Times New Roman"/>
-                <w:b/>
-                <w:bCs/>
-                <w:color w:val="000000" w:themeColor="text1"/>
-                <w:sz w:val="20"/>
-                <w:szCs w:val="20"/>
-              </w:rPr>
-            </w:pPr>
-            <w:r>
-              <w:rPr>
-                <w:rFonts w:ascii="Arial Nova Cond Light" w:hAnsi="Arial Nova Cond Light" w:cs="Times New Roman"/>
-                <w:b/>
-                <w:bCs/>
-                <w:color w:val="000000" w:themeColor="text1"/>
-                <w:sz w:val="20"/>
-                <w:szCs w:val="20"/>
-              </w:rPr>
-              <w:t>NIVELES DE LOGRO</w:t>
-            </w:r>
-          </w:p>
-        </w:tc>
-        <w:tc>
-          <w:tcPr>
-            <w:tcW w:w="1134" w:type="dxa"/>
-            <w:shd w:val="clear" w:color="auto" w:fill="C1F0C7" w:themeFill="accent3" w:themeFillTint="33"/>
-          </w:tcPr>
-          <w:p>
-            <w:pPr>
-              <w:pStyle w:val="Prrafodelista"/>
-              <w:spacing w:line="276" w:lineRule="auto"/>
-              <w:ind w:left="0"/>
-              <w:jc w:val="center"/>
-              <w:rPr>
-                <w:rFonts w:ascii="Arial Nova Cond Light" w:hAnsi="Arial Nova Cond Light" w:cs="Times New Roman"/>
-                <w:b/>
-                <w:bCs/>
-                <w:color w:val="000000" w:themeColor="text1"/>
-                <w:sz w:val="20"/>
-                <w:szCs w:val="20"/>
-              </w:rPr>
-            </w:pPr>
-            <w:r>
-              <w:rPr>
-                <w:rFonts w:ascii="Arial Nova Cond Light" w:hAnsi="Arial Nova Cond Light" w:cs="Times New Roman"/>
-                <w:b/>
-                <w:bCs/>
-                <w:color w:val="000000" w:themeColor="text1"/>
-                <w:sz w:val="20"/>
-                <w:szCs w:val="20"/>
-              </w:rPr>
-              <w:t>Cantidad</w:t>
-            </w:r>
-          </w:p>
-        </w:tc>
-        <w:tc>
-          <w:tcPr>
-            <w:tcW w:w="992" w:type="dxa"/>
-            <w:shd w:val="clear" w:color="auto" w:fill="C1F0C7" w:themeFill="accent3" w:themeFillTint="33"/>
-          </w:tcPr>
-          <w:p>
-            <w:pPr>
-              <w:pStyle w:val="Prrafodelista"/>
-              <w:spacing w:line="276" w:lineRule="auto"/>
-              <w:ind w:left="0"/>
-              <w:jc w:val="center"/>
-              <w:rPr>
-                <w:rFonts w:ascii="Arial Nova Cond Light" w:hAnsi="Arial Nova Cond Light" w:cs="Times New Roman"/>
-                <w:b/>
-                <w:bCs/>
-                <w:color w:val="000000" w:themeColor="text1"/>
-                <w:sz w:val="20"/>
-                <w:szCs w:val="20"/>
-              </w:rPr>
-            </w:pPr>
-            <w:r>
-              <w:rPr>
-                <w:rFonts w:ascii="Arial Nova Cond Light" w:hAnsi="Arial Nova Cond Light" w:cs="Times New Roman"/>
-                <w:b/>
-                <w:bCs/>
-                <w:color w:val="000000" w:themeColor="text1"/>
-                <w:sz w:val="20"/>
-                <w:szCs w:val="20"/>
-              </w:rPr>
-              <w:t>%</w:t>
-            </w:r>
-          </w:p>
-        </w:tc>
-        <w:tc>
-          <w:tcPr>
-            <w:tcW w:w="1134" w:type="dxa"/>
-            <w:shd w:val="clear" w:color="auto" w:fill="C1F0C7" w:themeFill="accent3" w:themeFillTint="33"/>
-          </w:tcPr>
-          <w:p>
-            <w:pPr>
-              <w:pStyle w:val="Prrafodelista"/>
-              <w:spacing w:line="276" w:lineRule="auto"/>
-              <w:ind w:left="0"/>
-              <w:jc w:val="center"/>
-              <w:rPr>
-                <w:rFonts w:ascii="Arial Nova Cond Light" w:hAnsi="Arial Nova Cond Light" w:cs="Times New Roman"/>
-                <w:b/>
-                <w:bCs/>
-                <w:color w:val="000000" w:themeColor="text1"/>
-                <w:sz w:val="20"/>
-                <w:szCs w:val="20"/>
-              </w:rPr>
-            </w:pPr>
-            <w:r>
-              <w:rPr>
-                <w:rFonts w:ascii="Arial Nova Cond Light" w:hAnsi="Arial Nova Cond Light" w:cs="Times New Roman"/>
-                <w:b/>
-                <w:bCs/>
-                <w:color w:val="000000" w:themeColor="text1"/>
-                <w:sz w:val="20"/>
-                <w:szCs w:val="20"/>
-              </w:rPr>
-              <w:t>META</w:t>
-            </w:r>
-          </w:p>
-        </w:tc>
-      </w:tr>
-      <w:tr>
-        <w:trPr>
-          <w:trHeight w:val="265"/>
-        </w:trPr>
-        <w:tc>
-          <w:tcPr>
-            <w:tcW w:w="1547" w:type="dxa"/>
-            <w:shd w:val="clear" w:color="auto" w:fill="C1F0C7" w:themeFill="accent3" w:themeFillTint="33"/>
-            <w:vAlign w:val="center"/>
-          </w:tcPr>
-          <w:p>
-            <w:pPr>
-              <w:pStyle w:val="Prrafodelista"/>
-              <w:spacing w:line="276" w:lineRule="auto"/>
-              <w:ind w:left="0"/>
-              <w:jc w:val="center"/>
-              <w:rPr>
-                <w:rFonts w:ascii="Arial Nova Cond Light" w:hAnsi="Arial Nova Cond Light" w:cs="Times New Roman"/>
-                <w:b/>
-                <w:bCs/>
-                <w:color w:val="000000" w:themeColor="text1"/>
-                <w:sz w:val="20"/>
-                <w:szCs w:val="20"/>
-              </w:rPr>
-            </w:pPr>
-            <w:r>
-              <w:rPr>
-                <w:rFonts w:ascii="Arial Nova Cond Light" w:hAnsi="Arial Nova Cond Light" w:cs="Times New Roman"/>
-                <w:b/>
-                <w:bCs/>
-                <w:color w:val="000000" w:themeColor="text1"/>
-                <w:sz w:val="20"/>
-                <w:szCs w:val="20"/>
-              </w:rPr>
-              <w:t>Nivel destacado</w:t>
-            </w:r>
-          </w:p>
-        </w:tc>
-        <w:tc>
-          <w:tcPr>
-            <w:tcW w:w="1002" w:type="dxa"/>
-          </w:tcPr>
-          <w:p>
-            <w:pPr>
-              <w:pStyle w:val="Prrafodelista"/>
-              <w:spacing w:line="276" w:lineRule="auto"/>
-              <w:ind w:left="0" w:right="-455"/>
-              <w:rPr>
-                <w:rFonts w:ascii="Arial Nova Cond Light" w:hAnsi="Arial Nova Cond Light" w:cs="Times New Roman"/>
-                <w:b/>
-                <w:bCs/>
-                <w:color w:val="000000" w:themeColor="text1"/>
-                <w:sz w:val="20"/>
-                <w:szCs w:val="20"/>
-              </w:rPr>
-            </w:pPr>
-          </w:p>
-        </w:tc>
-        <w:tc>
-          <w:tcPr>
-            <w:tcW w:w="1089" w:type="dxa"/>
-          </w:tcPr>
-          <w:p>
-            <w:pPr>
-              <w:pStyle w:val="Prrafodelista"/>
-              <w:spacing w:line="276" w:lineRule="auto"/>
-              <w:ind w:left="0" w:right="-455"/>
-              <w:rPr>
-                <w:rFonts w:ascii="Arial Nova Cond Light" w:hAnsi="Arial Nova Cond Light" w:cs="Times New Roman"/>
-                <w:b/>
-                <w:bCs/>
-                <w:color w:val="000000" w:themeColor="text1"/>
-                <w:sz w:val="20"/>
-                <w:szCs w:val="20"/>
-              </w:rPr>
-            </w:pPr>
-          </w:p>
-        </w:tc>
-        <w:tc>
-          <w:tcPr>
-            <w:tcW w:w="1093" w:type="dxa"/>
-          </w:tcPr>
-          <w:p>
-            <w:pPr>
-              <w:pStyle w:val="Prrafodelista"/>
-              <w:spacing w:line="276" w:lineRule="auto"/>
-              <w:ind w:left="0" w:right="-455"/>
-              <w:rPr>
-                <w:rFonts w:ascii="Arial Nova Cond Light" w:hAnsi="Arial Nova Cond Light" w:cs="Times New Roman"/>
-                <w:b/>
-                <w:bCs/>
-                <w:color w:val="000000" w:themeColor="text1"/>
-                <w:sz w:val="20"/>
-                <w:szCs w:val="20"/>
-              </w:rPr>
-            </w:pPr>
-          </w:p>
-        </w:tc>
-        <w:tc>
-          <w:tcPr>
-            <w:tcW w:w="1538" w:type="dxa"/>
-            <w:shd w:val="clear" w:color="auto" w:fill="C1F0C7" w:themeFill="accent3" w:themeFillTint="33"/>
-            <w:vAlign w:val="center"/>
-          </w:tcPr>
-          <w:p>
-            <w:pPr>
-              <w:pStyle w:val="Prrafodelista"/>
-              <w:spacing w:line="276" w:lineRule="auto"/>
-              <w:ind w:left="0" w:right="86"/>
-              <w:jc w:val="center"/>
-              <w:rPr>
-                <w:rFonts w:ascii="Arial Nova Cond Light" w:hAnsi="Arial Nova Cond Light" w:cs="Times New Roman"/>
-                <w:b/>
-                <w:bCs/>
-                <w:color w:val="000000" w:themeColor="text1"/>
-                <w:sz w:val="20"/>
-                <w:szCs w:val="20"/>
-              </w:rPr>
-            </w:pPr>
-            <w:r>
-              <w:rPr>
-                <w:rFonts w:ascii="Arial Nova Cond Light" w:hAnsi="Arial Nova Cond Light" w:cs="Times New Roman"/>
-                <w:b/>
-                <w:bCs/>
-                <w:color w:val="000000" w:themeColor="text1"/>
-                <w:sz w:val="20"/>
-                <w:szCs w:val="20"/>
-              </w:rPr>
-              <w:t>Nivel destacado</w:t>
-            </w:r>
-          </w:p>
-        </w:tc>
-        <w:tc>
-          <w:tcPr>
-            <w:tcW w:w="1368" w:type="dxa"/>
-          </w:tcPr>
-          <w:p>
-            <w:pPr>
-              <w:pStyle w:val="Prrafodelista"/>
-              <w:spacing w:line="276" w:lineRule="auto"/>
-              <w:ind w:left="0" w:right="-455"/>
-              <w:rPr>
-                <w:rFonts w:ascii="Arial Nova Cond Light" w:hAnsi="Arial Nova Cond Light" w:cs="Times New Roman"/>
-                <w:b/>
-                <w:bCs/>
-                <w:color w:val="000000" w:themeColor="text1"/>
-                <w:sz w:val="20"/>
-                <w:szCs w:val="20"/>
-              </w:rPr>
-            </w:pPr>
-          </w:p>
-        </w:tc>
-        <w:tc>
-          <w:tcPr>
-            <w:tcW w:w="999" w:type="dxa"/>
-          </w:tcPr>
-          <w:p>
-            <w:pPr>
-              <w:pStyle w:val="Prrafodelista"/>
-              <w:spacing w:line="276" w:lineRule="auto"/>
-              <w:ind w:left="0" w:right="-455"/>
-              <w:rPr>
-                <w:rFonts w:ascii="Arial Nova Cond Light" w:hAnsi="Arial Nova Cond Light" w:cs="Times New Roman"/>
-                <w:b/>
-                <w:bCs/>
-                <w:color w:val="000000" w:themeColor="text1"/>
-                <w:sz w:val="20"/>
-                <w:szCs w:val="20"/>
-              </w:rPr>
-            </w:pPr>
-          </w:p>
-        </w:tc>
-        <w:tc>
-          <w:tcPr>
-            <w:tcW w:w="1288" w:type="dxa"/>
-          </w:tcPr>
-          <w:p>
-            <w:pPr>
-              <w:pStyle w:val="Prrafodelista"/>
-              <w:spacing w:line="276" w:lineRule="auto"/>
-              <w:ind w:left="0" w:right="-455"/>
-              <w:rPr>
-                <w:rFonts w:ascii="Arial Nova Cond Light" w:hAnsi="Arial Nova Cond Light" w:cs="Times New Roman"/>
-                <w:b/>
-                <w:bCs/>
-                <w:color w:val="000000" w:themeColor="text1"/>
-                <w:sz w:val="20"/>
-                <w:szCs w:val="20"/>
-              </w:rPr>
-            </w:pPr>
-          </w:p>
-        </w:tc>
-        <w:tc>
-          <w:tcPr>
-            <w:tcW w:w="1701" w:type="dxa"/>
-            <w:vAlign w:val="center"/>
-          </w:tcPr>
-          <w:p>
-            <w:pPr>
-              <w:pStyle w:val="Prrafodelista"/>
-              <w:spacing w:line="276" w:lineRule="auto"/>
-              <w:ind w:left="0" w:right="170"/>
-              <w:jc w:val="center"/>
-              <w:rPr>
-                <w:rFonts w:ascii="Arial Nova Cond Light" w:hAnsi="Arial Nova Cond Light" w:cs="Times New Roman"/>
-                <w:b/>
-                <w:bCs/>
-                <w:color w:val="000000" w:themeColor="text1"/>
-                <w:sz w:val="20"/>
-                <w:szCs w:val="20"/>
-              </w:rPr>
-            </w:pPr>
-            <w:r>
-              <w:rPr>
-                <w:rFonts w:ascii="Arial Nova Cond Light" w:hAnsi="Arial Nova Cond Light" w:cs="Times New Roman"/>
-                <w:b/>
-                <w:bCs/>
-                <w:color w:val="000000" w:themeColor="text1"/>
-                <w:sz w:val="20"/>
-                <w:szCs w:val="20"/>
-              </w:rPr>
-              <w:t>Nivel destacado</w:t>
-            </w:r>
-          </w:p>
-        </w:tc>
-        <w:tc>
-          <w:tcPr>
-            <w:tcW w:w="1134" w:type="dxa"/>
-          </w:tcPr>
-          <w:p>
-            <w:pPr>
-              <w:pStyle w:val="Prrafodelista"/>
-              <w:spacing w:line="276" w:lineRule="auto"/>
-              <w:ind w:left="0" w:right="-455"/>
-              <w:rPr>
-                <w:rFonts w:ascii="Arial Nova Cond Light" w:hAnsi="Arial Nova Cond Light" w:cs="Times New Roman"/>
-                <w:b/>
-                <w:bCs/>
-                <w:color w:val="000000" w:themeColor="text1"/>
-                <w:sz w:val="20"/>
-                <w:szCs w:val="20"/>
-              </w:rPr>
-            </w:pPr>
-          </w:p>
-        </w:tc>
-        <w:tc>
-          <w:tcPr>
-            <w:tcW w:w="992" w:type="dxa"/>
-          </w:tcPr>
-          <w:p>
-            <w:pPr>
-              <w:pStyle w:val="Prrafodelista"/>
-              <w:spacing w:line="276" w:lineRule="auto"/>
-              <w:ind w:left="0" w:right="-455"/>
-              <w:rPr>
-                <w:rFonts w:ascii="Arial Nova Cond Light" w:hAnsi="Arial Nova Cond Light" w:cs="Times New Roman"/>
-                <w:b/>
-                <w:bCs/>
-                <w:color w:val="000000" w:themeColor="text1"/>
-                <w:sz w:val="20"/>
-                <w:szCs w:val="20"/>
-              </w:rPr>
-            </w:pPr>
-          </w:p>
-        </w:tc>
-        <w:tc>
-          <w:tcPr>
-            <w:tcW w:w="1134" w:type="dxa"/>
-          </w:tcPr>
-          <w:p>
-            <w:pPr>
-              <w:pStyle w:val="Prrafodelista"/>
-              <w:spacing w:line="276" w:lineRule="auto"/>
-              <w:ind w:left="0" w:right="-455"/>
-              <w:rPr>
-                <w:rFonts w:ascii="Arial Nova Cond Light" w:hAnsi="Arial Nova Cond Light" w:cs="Times New Roman"/>
-                <w:b/>
-                <w:bCs/>
-                <w:color w:val="000000" w:themeColor="text1"/>
-                <w:sz w:val="20"/>
-                <w:szCs w:val="20"/>
-              </w:rPr>
-            </w:pPr>
-          </w:p>
-        </w:tc>
-      </w:tr>
-      <w:tr>
-        <w:trPr>
-          <w:trHeight w:val="265"/>
-        </w:trPr>
-        <w:tc>
-          <w:tcPr>
-            <w:tcW w:w="1547" w:type="dxa"/>
-            <w:shd w:val="clear" w:color="auto" w:fill="C1F0C7" w:themeFill="accent3" w:themeFillTint="33"/>
-            <w:vAlign w:val="center"/>
-          </w:tcPr>
-          <w:p>
-            <w:pPr>
-              <w:pStyle w:val="Prrafodelista"/>
-              <w:spacing w:line="276" w:lineRule="auto"/>
-              <w:ind w:left="0"/>
-              <w:jc w:val="center"/>
-              <w:rPr>
-                <w:rFonts w:ascii="Arial Nova Cond Light" w:hAnsi="Arial Nova Cond Light" w:cs="Times New Roman"/>
-                <w:b/>
-                <w:bCs/>
-                <w:color w:val="000000" w:themeColor="text1"/>
-                <w:sz w:val="20"/>
-                <w:szCs w:val="20"/>
-              </w:rPr>
-            </w:pPr>
-            <w:r>
-              <w:rPr>
-                <w:rFonts w:ascii="Arial Nova Cond Light" w:hAnsi="Arial Nova Cond Light" w:cs="Times New Roman"/>
-                <w:b/>
-                <w:bCs/>
-                <w:color w:val="000000" w:themeColor="text1"/>
-                <w:sz w:val="20"/>
-                <w:szCs w:val="20"/>
-              </w:rPr>
-              <w:t>Nivel esperado</w:t>
-            </w:r>
-          </w:p>
-        </w:tc>
-        <w:tc>
-          <w:tcPr>
-            <w:tcW w:w="1002" w:type="dxa"/>
-          </w:tcPr>
-          <w:p>
-            <w:pPr>
-              <w:pStyle w:val="Prrafodelista"/>
-              <w:spacing w:line="276" w:lineRule="auto"/>
-              <w:ind w:left="0" w:right="-455"/>
-              <w:rPr>
-                <w:rFonts w:ascii="Arial Nova Cond Light" w:hAnsi="Arial Nova Cond Light" w:cs="Times New Roman"/>
-                <w:b/>
-                <w:bCs/>
-                <w:color w:val="000000" w:themeColor="text1"/>
-                <w:sz w:val="20"/>
-                <w:szCs w:val="20"/>
-              </w:rPr>
-            </w:pPr>
-          </w:p>
-        </w:tc>
-        <w:tc>
-          <w:tcPr>
-            <w:tcW w:w="1089" w:type="dxa"/>
-          </w:tcPr>
-          <w:p>
-            <w:pPr>
-              <w:pStyle w:val="Prrafodelista"/>
-              <w:spacing w:line="276" w:lineRule="auto"/>
-              <w:ind w:left="0" w:right="-455"/>
-              <w:rPr>
-                <w:rFonts w:ascii="Arial Nova Cond Light" w:hAnsi="Arial Nova Cond Light" w:cs="Times New Roman"/>
-                <w:b/>
-                <w:bCs/>
-                <w:color w:val="000000" w:themeColor="text1"/>
-                <w:sz w:val="20"/>
-                <w:szCs w:val="20"/>
-              </w:rPr>
-            </w:pPr>
-          </w:p>
-        </w:tc>
-        <w:tc>
-          <w:tcPr>
-            <w:tcW w:w="1093" w:type="dxa"/>
-          </w:tcPr>
-          <w:p>
-            <w:pPr>
-              <w:pStyle w:val="Prrafodelista"/>
-              <w:spacing w:line="276" w:lineRule="auto"/>
-              <w:ind w:left="0" w:right="-455"/>
-              <w:rPr>
-                <w:rFonts w:ascii="Arial Nova Cond Light" w:hAnsi="Arial Nova Cond Light" w:cs="Times New Roman"/>
-                <w:b/>
-                <w:bCs/>
-                <w:color w:val="000000" w:themeColor="text1"/>
-                <w:sz w:val="20"/>
-                <w:szCs w:val="20"/>
-              </w:rPr>
-            </w:pPr>
-          </w:p>
-        </w:tc>
-        <w:tc>
-          <w:tcPr>
-            <w:tcW w:w="1538" w:type="dxa"/>
-            <w:shd w:val="clear" w:color="auto" w:fill="C1F0C7" w:themeFill="accent3" w:themeFillTint="33"/>
-            <w:vAlign w:val="center"/>
-          </w:tcPr>
-          <w:p>
-            <w:pPr>
-              <w:pStyle w:val="Prrafodelista"/>
-              <w:spacing w:line="276" w:lineRule="auto"/>
-              <w:ind w:left="0" w:right="86"/>
-              <w:jc w:val="center"/>
-              <w:rPr>
-                <w:rFonts w:ascii="Arial Nova Cond Light" w:hAnsi="Arial Nova Cond Light" w:cs="Times New Roman"/>
-                <w:b/>
-                <w:bCs/>
-                <w:color w:val="000000" w:themeColor="text1"/>
-                <w:sz w:val="20"/>
-                <w:szCs w:val="20"/>
-              </w:rPr>
-            </w:pPr>
-            <w:r>
-              <w:rPr>
-                <w:rFonts w:ascii="Arial Nova Cond Light" w:hAnsi="Arial Nova Cond Light" w:cs="Times New Roman"/>
-                <w:b/>
-                <w:bCs/>
-                <w:color w:val="000000" w:themeColor="text1"/>
-                <w:sz w:val="20"/>
-                <w:szCs w:val="20"/>
-              </w:rPr>
-              <w:t>Nivel esperado</w:t>
-            </w:r>
-          </w:p>
-        </w:tc>
-        <w:tc>
-          <w:tcPr>
-            <w:tcW w:w="1368" w:type="dxa"/>
-          </w:tcPr>
-          <w:p>
-            <w:pPr>
-              <w:pStyle w:val="Prrafodelista"/>
-              <w:spacing w:line="276" w:lineRule="auto"/>
-              <w:ind w:left="0" w:right="-455"/>
-              <w:rPr>
-                <w:rFonts w:ascii="Arial Nova Cond Light" w:hAnsi="Arial Nova Cond Light" w:cs="Times New Roman"/>
-                <w:b/>
-                <w:bCs/>
-                <w:color w:val="000000" w:themeColor="text1"/>
-                <w:sz w:val="20"/>
-                <w:szCs w:val="20"/>
-              </w:rPr>
-            </w:pPr>
-          </w:p>
-        </w:tc>
-        <w:tc>
-          <w:tcPr>
-            <w:tcW w:w="999" w:type="dxa"/>
-          </w:tcPr>
-          <w:p>
-            <w:pPr>
-              <w:pStyle w:val="Prrafodelista"/>
-              <w:spacing w:line="276" w:lineRule="auto"/>
-              <w:ind w:left="0" w:right="-455"/>
-              <w:rPr>
-                <w:rFonts w:ascii="Arial Nova Cond Light" w:hAnsi="Arial Nova Cond Light" w:cs="Times New Roman"/>
-                <w:b/>
-                <w:bCs/>
-                <w:color w:val="000000" w:themeColor="text1"/>
-                <w:sz w:val="20"/>
-                <w:szCs w:val="20"/>
-              </w:rPr>
-            </w:pPr>
-          </w:p>
-        </w:tc>
-        <w:tc>
-          <w:tcPr>
-            <w:tcW w:w="1288" w:type="dxa"/>
-          </w:tcPr>
-          <w:p>
-            <w:pPr>
-              <w:pStyle w:val="Prrafodelista"/>
-              <w:spacing w:line="276" w:lineRule="auto"/>
-              <w:ind w:left="0" w:right="-455"/>
-              <w:rPr>
-                <w:rFonts w:ascii="Arial Nova Cond Light" w:hAnsi="Arial Nova Cond Light" w:cs="Times New Roman"/>
-                <w:b/>
-                <w:bCs/>
-                <w:color w:val="000000" w:themeColor="text1"/>
-                <w:sz w:val="20"/>
-                <w:szCs w:val="20"/>
-              </w:rPr>
-            </w:pPr>
-          </w:p>
-        </w:tc>
-        <w:tc>
-          <w:tcPr>
-            <w:tcW w:w="1701" w:type="dxa"/>
-            <w:vAlign w:val="center"/>
-          </w:tcPr>
-          <w:p>
-            <w:pPr>
-              <w:pStyle w:val="Prrafodelista"/>
-              <w:spacing w:line="276" w:lineRule="auto"/>
-              <w:ind w:left="0" w:right="170"/>
-              <w:jc w:val="center"/>
-              <w:rPr>
-                <w:rFonts w:ascii="Arial Nova Cond Light" w:hAnsi="Arial Nova Cond Light" w:cs="Times New Roman"/>
-                <w:b/>
-                <w:bCs/>
-                <w:color w:val="000000" w:themeColor="text1"/>
-                <w:sz w:val="20"/>
-                <w:szCs w:val="20"/>
-              </w:rPr>
-            </w:pPr>
-            <w:r>
-              <w:rPr>
-                <w:rFonts w:ascii="Arial Nova Cond Light" w:hAnsi="Arial Nova Cond Light" w:cs="Times New Roman"/>
-                <w:b/>
-                <w:bCs/>
-                <w:color w:val="000000" w:themeColor="text1"/>
-                <w:sz w:val="20"/>
-                <w:szCs w:val="20"/>
-              </w:rPr>
-              <w:t>Nivel esperado</w:t>
-            </w:r>
-          </w:p>
-        </w:tc>
-        <w:tc>
-          <w:tcPr>
-            <w:tcW w:w="1134" w:type="dxa"/>
-          </w:tcPr>
-          <w:p>
-            <w:pPr>
-              <w:pStyle w:val="Prrafodelista"/>
-              <w:spacing w:line="276" w:lineRule="auto"/>
-              <w:ind w:left="0" w:right="-455"/>
-              <w:rPr>
-                <w:rFonts w:ascii="Arial Nova Cond Light" w:hAnsi="Arial Nova Cond Light" w:cs="Times New Roman"/>
-                <w:b/>
-                <w:bCs/>
-                <w:color w:val="000000" w:themeColor="text1"/>
-                <w:sz w:val="20"/>
-                <w:szCs w:val="20"/>
-              </w:rPr>
-            </w:pPr>
-          </w:p>
-        </w:tc>
-        <w:tc>
-          <w:tcPr>
-            <w:tcW w:w="992" w:type="dxa"/>
-          </w:tcPr>
-          <w:p>
-            <w:pPr>
-              <w:pStyle w:val="Prrafodelista"/>
-              <w:spacing w:line="276" w:lineRule="auto"/>
-              <w:ind w:left="0" w:right="-455"/>
-              <w:rPr>
-                <w:rFonts w:ascii="Arial Nova Cond Light" w:hAnsi="Arial Nova Cond Light" w:cs="Times New Roman"/>
-                <w:b/>
-                <w:bCs/>
-                <w:color w:val="000000" w:themeColor="text1"/>
-                <w:sz w:val="20"/>
-                <w:szCs w:val="20"/>
-              </w:rPr>
-            </w:pPr>
-          </w:p>
-        </w:tc>
-        <w:tc>
-          <w:tcPr>
-            <w:tcW w:w="1134" w:type="dxa"/>
-          </w:tcPr>
-          <w:p>
-            <w:pPr>
-              <w:pStyle w:val="Prrafodelista"/>
-              <w:spacing w:line="276" w:lineRule="auto"/>
-              <w:ind w:left="0" w:right="-455"/>
-              <w:rPr>
-                <w:rFonts w:ascii="Arial Nova Cond Light" w:hAnsi="Arial Nova Cond Light" w:cs="Times New Roman"/>
-                <w:b/>
-                <w:bCs/>
-                <w:color w:val="000000" w:themeColor="text1"/>
-                <w:sz w:val="20"/>
-                <w:szCs w:val="20"/>
-              </w:rPr>
-            </w:pPr>
-          </w:p>
-        </w:tc>
-      </w:tr>
-      <w:tr>
-        <w:trPr>
-          <w:trHeight w:val="265"/>
-        </w:trPr>
-        <w:tc>
-          <w:tcPr>
-            <w:tcW w:w="1547" w:type="dxa"/>
-            <w:shd w:val="clear" w:color="auto" w:fill="C1F0C7" w:themeFill="accent3" w:themeFillTint="33"/>
-            <w:vAlign w:val="center"/>
-          </w:tcPr>
-          <w:p>
-            <w:pPr>
-              <w:pStyle w:val="Prrafodelista"/>
-              <w:spacing w:line="276" w:lineRule="auto"/>
-              <w:ind w:left="0"/>
-              <w:jc w:val="center"/>
-              <w:rPr>
-                <w:rFonts w:ascii="Arial Nova Cond Light" w:hAnsi="Arial Nova Cond Light" w:cs="Times New Roman"/>
-                <w:b/>
-                <w:bCs/>
-                <w:color w:val="000000" w:themeColor="text1"/>
-                <w:sz w:val="20"/>
-                <w:szCs w:val="20"/>
-              </w:rPr>
-            </w:pPr>
-            <w:r>
-              <w:rPr>
-                <w:rFonts w:ascii="Arial Nova Cond Light" w:hAnsi="Arial Nova Cond Light" w:cs="Times New Roman"/>
-                <w:b/>
-                <w:bCs/>
-                <w:color w:val="000000" w:themeColor="text1"/>
-                <w:sz w:val="20"/>
-                <w:szCs w:val="20"/>
-              </w:rPr>
-              <w:t>Nivel inicio</w:t>
-            </w:r>
-          </w:p>
-        </w:tc>
-        <w:tc>
-          <w:tcPr>
-            <w:tcW w:w="1002" w:type="dxa"/>
-          </w:tcPr>
-          <w:p>
-            <w:pPr>
-              <w:pStyle w:val="Prrafodelista"/>
-              <w:spacing w:line="276" w:lineRule="auto"/>
-              <w:ind w:left="0" w:right="-455"/>
-              <w:rPr>
-                <w:rFonts w:ascii="Arial Nova Cond Light" w:hAnsi="Arial Nova Cond Light" w:cs="Times New Roman"/>
-                <w:b/>
-                <w:bCs/>
-                <w:color w:val="000000" w:themeColor="text1"/>
-                <w:sz w:val="20"/>
-                <w:szCs w:val="20"/>
-              </w:rPr>
-            </w:pPr>
-          </w:p>
-        </w:tc>
-        <w:tc>
-          <w:tcPr>
-            <w:tcW w:w="1089" w:type="dxa"/>
-          </w:tcPr>
-          <w:p>
-            <w:pPr>
-              <w:pStyle w:val="Prrafodelista"/>
-              <w:spacing w:line="276" w:lineRule="auto"/>
-              <w:ind w:left="0" w:right="-455"/>
-              <w:rPr>
-                <w:rFonts w:ascii="Arial Nova Cond Light" w:hAnsi="Arial Nova Cond Light" w:cs="Times New Roman"/>
-                <w:b/>
-                <w:bCs/>
-                <w:color w:val="000000" w:themeColor="text1"/>
-                <w:sz w:val="20"/>
-                <w:szCs w:val="20"/>
-              </w:rPr>
-            </w:pPr>
-          </w:p>
-        </w:tc>
-        <w:tc>
-          <w:tcPr>
-            <w:tcW w:w="1093" w:type="dxa"/>
-          </w:tcPr>
-          <w:p>
-            <w:pPr>
-              <w:pStyle w:val="Prrafodelista"/>
-              <w:spacing w:line="276" w:lineRule="auto"/>
-              <w:ind w:left="0" w:right="-455"/>
-              <w:rPr>
-                <w:rFonts w:ascii="Arial Nova Cond Light" w:hAnsi="Arial Nova Cond Light" w:cs="Times New Roman"/>
-                <w:b/>
-                <w:bCs/>
-                <w:color w:val="000000" w:themeColor="text1"/>
-                <w:sz w:val="20"/>
-                <w:szCs w:val="20"/>
-              </w:rPr>
-            </w:pPr>
-          </w:p>
-        </w:tc>
-        <w:tc>
-          <w:tcPr>
-            <w:tcW w:w="1538" w:type="dxa"/>
-            <w:shd w:val="clear" w:color="auto" w:fill="C1F0C7" w:themeFill="accent3" w:themeFillTint="33"/>
-            <w:vAlign w:val="center"/>
-          </w:tcPr>
-          <w:p>
-            <w:pPr>
-              <w:pStyle w:val="Prrafodelista"/>
-              <w:spacing w:line="276" w:lineRule="auto"/>
-              <w:ind w:left="0" w:right="86"/>
-              <w:jc w:val="center"/>
-              <w:rPr>
-                <w:rFonts w:ascii="Arial Nova Cond Light" w:hAnsi="Arial Nova Cond Light" w:cs="Times New Roman"/>
-                <w:b/>
-                <w:bCs/>
-                <w:color w:val="000000" w:themeColor="text1"/>
-                <w:sz w:val="20"/>
-                <w:szCs w:val="20"/>
-              </w:rPr>
-            </w:pPr>
-            <w:r>
-              <w:rPr>
-                <w:rFonts w:ascii="Arial Nova Cond Light" w:hAnsi="Arial Nova Cond Light" w:cs="Times New Roman"/>
-                <w:b/>
-                <w:bCs/>
-                <w:color w:val="000000" w:themeColor="text1"/>
-                <w:sz w:val="20"/>
-                <w:szCs w:val="20"/>
-              </w:rPr>
-              <w:t>Nivel inicio</w:t>
-            </w:r>
-          </w:p>
-        </w:tc>
-        <w:tc>
-          <w:tcPr>
-            <w:tcW w:w="1368" w:type="dxa"/>
-          </w:tcPr>
-          <w:p>
-            <w:pPr>
-              <w:pStyle w:val="Prrafodelista"/>
-              <w:spacing w:line="276" w:lineRule="auto"/>
-              <w:ind w:left="0" w:right="-455"/>
-              <w:rPr>
-                <w:rFonts w:ascii="Arial Nova Cond Light" w:hAnsi="Arial Nova Cond Light" w:cs="Times New Roman"/>
-                <w:b/>
-                <w:bCs/>
-                <w:color w:val="000000" w:themeColor="text1"/>
-                <w:sz w:val="20"/>
-                <w:szCs w:val="20"/>
-              </w:rPr>
-            </w:pPr>
-          </w:p>
-        </w:tc>
-        <w:tc>
-          <w:tcPr>
-            <w:tcW w:w="999" w:type="dxa"/>
-          </w:tcPr>
-          <w:p>
-            <w:pPr>
-              <w:pStyle w:val="Prrafodelista"/>
-              <w:spacing w:line="276" w:lineRule="auto"/>
-              <w:ind w:left="0" w:right="-455"/>
-              <w:rPr>
-                <w:rFonts w:ascii="Arial Nova Cond Light" w:hAnsi="Arial Nova Cond Light" w:cs="Times New Roman"/>
-                <w:b/>
-                <w:bCs/>
-                <w:color w:val="000000" w:themeColor="text1"/>
-                <w:sz w:val="20"/>
-                <w:szCs w:val="20"/>
-              </w:rPr>
-            </w:pPr>
-          </w:p>
-        </w:tc>
-        <w:tc>
-          <w:tcPr>
-            <w:tcW w:w="1288" w:type="dxa"/>
-          </w:tcPr>
-          <w:p>
-            <w:pPr>
-              <w:pStyle w:val="Prrafodelista"/>
-              <w:spacing w:line="276" w:lineRule="auto"/>
-              <w:ind w:left="0" w:right="-455"/>
-              <w:rPr>
-                <w:rFonts w:ascii="Arial Nova Cond Light" w:hAnsi="Arial Nova Cond Light" w:cs="Times New Roman"/>
-                <w:b/>
-                <w:bCs/>
-                <w:color w:val="000000" w:themeColor="text1"/>
-                <w:sz w:val="20"/>
-                <w:szCs w:val="20"/>
-              </w:rPr>
-            </w:pPr>
-          </w:p>
-        </w:tc>
-        <w:tc>
-          <w:tcPr>
-            <w:tcW w:w="1701" w:type="dxa"/>
-            <w:vAlign w:val="center"/>
-          </w:tcPr>
-          <w:p>
-            <w:pPr>
-              <w:pStyle w:val="Prrafodelista"/>
-              <w:spacing w:line="276" w:lineRule="auto"/>
-              <w:ind w:left="0" w:right="170"/>
-              <w:jc w:val="center"/>
-              <w:rPr>
-                <w:rFonts w:ascii="Arial Nova Cond Light" w:hAnsi="Arial Nova Cond Light" w:cs="Times New Roman"/>
-                <w:b/>
-                <w:bCs/>
-                <w:color w:val="000000" w:themeColor="text1"/>
-                <w:sz w:val="20"/>
-                <w:szCs w:val="20"/>
-              </w:rPr>
-            </w:pPr>
-            <w:r>
-              <w:rPr>
-                <w:rFonts w:ascii="Arial Nova Cond Light" w:hAnsi="Arial Nova Cond Light" w:cs="Times New Roman"/>
-                <w:b/>
-                <w:bCs/>
-                <w:color w:val="000000" w:themeColor="text1"/>
-                <w:sz w:val="20"/>
-                <w:szCs w:val="20"/>
-              </w:rPr>
-              <w:t>Nivel inicio</w:t>
-            </w:r>
-          </w:p>
-        </w:tc>
-        <w:tc>
-          <w:tcPr>
-            <w:tcW w:w="1134" w:type="dxa"/>
-          </w:tcPr>
-          <w:p>
-            <w:pPr>
-              <w:pStyle w:val="Prrafodelista"/>
-              <w:spacing w:line="276" w:lineRule="auto"/>
-              <w:ind w:left="0" w:right="-455"/>
-              <w:rPr>
-                <w:rFonts w:ascii="Arial Nova Cond Light" w:hAnsi="Arial Nova Cond Light" w:cs="Times New Roman"/>
-                <w:b/>
-                <w:bCs/>
-                <w:color w:val="000000" w:themeColor="text1"/>
-                <w:sz w:val="20"/>
-                <w:szCs w:val="20"/>
-              </w:rPr>
-            </w:pPr>
-          </w:p>
-        </w:tc>
-        <w:tc>
-          <w:tcPr>
-            <w:tcW w:w="992" w:type="dxa"/>
-          </w:tcPr>
-          <w:p>
-            <w:pPr>
-              <w:pStyle w:val="Prrafodelista"/>
-              <w:spacing w:line="276" w:lineRule="auto"/>
-              <w:ind w:left="0" w:right="-455"/>
-              <w:rPr>
-                <w:rFonts w:ascii="Arial Nova Cond Light" w:hAnsi="Arial Nova Cond Light" w:cs="Times New Roman"/>
-                <w:b/>
-                <w:bCs/>
-                <w:color w:val="000000" w:themeColor="text1"/>
-                <w:sz w:val="20"/>
-                <w:szCs w:val="20"/>
-              </w:rPr>
-            </w:pPr>
-          </w:p>
-        </w:tc>
-        <w:tc>
-          <w:tcPr>
-            <w:tcW w:w="1134" w:type="dxa"/>
-          </w:tcPr>
-          <w:p>
-            <w:pPr>
-              <w:pStyle w:val="Prrafodelista"/>
-              <w:spacing w:line="276" w:lineRule="auto"/>
-              <w:ind w:left="0" w:right="-455"/>
-              <w:rPr>
-                <w:rFonts w:ascii="Arial Nova Cond Light" w:hAnsi="Arial Nova Cond Light" w:cs="Times New Roman"/>
-                <w:b/>
-                <w:bCs/>
-                <w:color w:val="000000" w:themeColor="text1"/>
-                <w:sz w:val="20"/>
-                <w:szCs w:val="20"/>
-              </w:rPr>
-            </w:pPr>
-          </w:p>
-        </w:tc>
-      </w:tr>
-      <w:tr>
-        <w:trPr>
-          <w:trHeight w:val="265"/>
-        </w:trPr>
-        <w:tc>
-          <w:tcPr>
-            <w:tcW w:w="1547" w:type="dxa"/>
-            <w:shd w:val="clear" w:color="auto" w:fill="C1F0C7" w:themeFill="accent3" w:themeFillTint="33"/>
-            <w:vAlign w:val="center"/>
-          </w:tcPr>
-          <w:p>
-            <w:pPr>
-              <w:pStyle w:val="Prrafodelista"/>
-              <w:spacing w:line="276" w:lineRule="auto"/>
-              <w:ind w:left="0"/>
-              <w:jc w:val="center"/>
-              <w:rPr>
-                <w:rFonts w:ascii="Arial Nova Cond Light" w:hAnsi="Arial Nova Cond Light" w:cs="Times New Roman"/>
-                <w:b/>
-                <w:bCs/>
-                <w:color w:val="000000" w:themeColor="text1"/>
-                <w:sz w:val="20"/>
-                <w:szCs w:val="20"/>
-              </w:rPr>
-            </w:pPr>
-            <w:r>
-              <w:rPr>
-                <w:rFonts w:ascii="Arial Nova Cond Light" w:hAnsi="Arial Nova Cond Light" w:cs="Times New Roman"/>
-                <w:b/>
-                <w:bCs/>
-                <w:color w:val="000000" w:themeColor="text1"/>
-                <w:sz w:val="20"/>
-                <w:szCs w:val="20"/>
-              </w:rPr>
-              <w:t>Previo al grado</w:t>
-            </w:r>
-          </w:p>
-        </w:tc>
-        <w:tc>
-          <w:tcPr>
-            <w:tcW w:w="1002" w:type="dxa"/>
-          </w:tcPr>
-          <w:p>
-            <w:pPr>
-              <w:pStyle w:val="Prrafodelista"/>
-              <w:spacing w:line="276" w:lineRule="auto"/>
-              <w:ind w:left="0" w:right="-455"/>
-              <w:rPr>
-                <w:rFonts w:ascii="Arial Nova Cond Light" w:hAnsi="Arial Nova Cond Light" w:cs="Times New Roman"/>
-                <w:b/>
-                <w:bCs/>
-                <w:color w:val="000000" w:themeColor="text1"/>
-                <w:sz w:val="20"/>
-                <w:szCs w:val="20"/>
-              </w:rPr>
-            </w:pPr>
-          </w:p>
-        </w:tc>
-        <w:tc>
-          <w:tcPr>
-            <w:tcW w:w="1089" w:type="dxa"/>
-          </w:tcPr>
-          <w:p>
-            <w:pPr>
-              <w:pStyle w:val="Prrafodelista"/>
-              <w:spacing w:line="276" w:lineRule="auto"/>
-              <w:ind w:left="0" w:right="-455"/>
-              <w:rPr>
-                <w:rFonts w:ascii="Arial Nova Cond Light" w:hAnsi="Arial Nova Cond Light" w:cs="Times New Roman"/>
-                <w:b/>
-                <w:bCs/>
-                <w:color w:val="000000" w:themeColor="text1"/>
-                <w:sz w:val="20"/>
-                <w:szCs w:val="20"/>
-              </w:rPr>
-            </w:pPr>
-          </w:p>
-        </w:tc>
-        <w:tc>
-          <w:tcPr>
-            <w:tcW w:w="1093" w:type="dxa"/>
-          </w:tcPr>
-          <w:p>
-            <w:pPr>
-              <w:pStyle w:val="Prrafodelista"/>
-              <w:spacing w:line="276" w:lineRule="auto"/>
-              <w:ind w:left="0" w:right="-455"/>
-              <w:rPr>
-                <w:rFonts w:ascii="Arial Nova Cond Light" w:hAnsi="Arial Nova Cond Light" w:cs="Times New Roman"/>
-                <w:b/>
-                <w:bCs/>
-                <w:color w:val="000000" w:themeColor="text1"/>
-                <w:sz w:val="20"/>
-                <w:szCs w:val="20"/>
-              </w:rPr>
-            </w:pPr>
-          </w:p>
-        </w:tc>
-        <w:tc>
-          <w:tcPr>
-            <w:tcW w:w="1538" w:type="dxa"/>
-            <w:shd w:val="clear" w:color="auto" w:fill="C1F0C7" w:themeFill="accent3" w:themeFillTint="33"/>
-            <w:vAlign w:val="center"/>
-          </w:tcPr>
-          <w:p>
-            <w:pPr>
-              <w:pStyle w:val="Prrafodelista"/>
-              <w:spacing w:line="276" w:lineRule="auto"/>
-              <w:ind w:left="0" w:right="86"/>
-              <w:jc w:val="center"/>
-              <w:rPr>
-                <w:rFonts w:ascii="Arial Nova Cond Light" w:hAnsi="Arial Nova Cond Light" w:cs="Times New Roman"/>
-                <w:b/>
-                <w:bCs/>
-                <w:color w:val="000000" w:themeColor="text1"/>
-                <w:sz w:val="20"/>
-                <w:szCs w:val="20"/>
-              </w:rPr>
-            </w:pPr>
-            <w:r>
-              <w:rPr>
-                <w:rFonts w:ascii="Arial Nova Cond Light" w:hAnsi="Arial Nova Cond Light" w:cs="Times New Roman"/>
-                <w:b/>
-                <w:bCs/>
-                <w:color w:val="000000" w:themeColor="text1"/>
-                <w:sz w:val="20"/>
-                <w:szCs w:val="20"/>
-              </w:rPr>
-              <w:t>Previo al grado</w:t>
-            </w:r>
-          </w:p>
-        </w:tc>
-        <w:tc>
-          <w:tcPr>
-            <w:tcW w:w="1368" w:type="dxa"/>
-          </w:tcPr>
-          <w:p>
-            <w:pPr>
-              <w:pStyle w:val="Prrafodelista"/>
-              <w:spacing w:line="276" w:lineRule="auto"/>
-              <w:ind w:left="0" w:right="-455"/>
-              <w:rPr>
-                <w:rFonts w:ascii="Arial Nova Cond Light" w:hAnsi="Arial Nova Cond Light" w:cs="Times New Roman"/>
-                <w:b/>
-                <w:bCs/>
-                <w:color w:val="000000" w:themeColor="text1"/>
-                <w:sz w:val="20"/>
-                <w:szCs w:val="20"/>
-              </w:rPr>
-            </w:pPr>
-          </w:p>
-        </w:tc>
-        <w:tc>
-          <w:tcPr>
-            <w:tcW w:w="999" w:type="dxa"/>
-          </w:tcPr>
-          <w:p>
-            <w:pPr>
-              <w:pStyle w:val="Prrafodelista"/>
-              <w:spacing w:line="276" w:lineRule="auto"/>
-              <w:ind w:left="0" w:right="-455"/>
-              <w:rPr>
-                <w:rFonts w:ascii="Arial Nova Cond Light" w:hAnsi="Arial Nova Cond Light" w:cs="Times New Roman"/>
-                <w:b/>
-                <w:bCs/>
-                <w:color w:val="000000" w:themeColor="text1"/>
-                <w:sz w:val="20"/>
-                <w:szCs w:val="20"/>
-              </w:rPr>
-            </w:pPr>
-          </w:p>
-        </w:tc>
-        <w:tc>
-          <w:tcPr>
-            <w:tcW w:w="1288" w:type="dxa"/>
-          </w:tcPr>
-          <w:p>
-            <w:pPr>
-              <w:pStyle w:val="Prrafodelista"/>
-              <w:spacing w:line="276" w:lineRule="auto"/>
-              <w:ind w:left="0" w:right="-455"/>
-              <w:rPr>
-                <w:rFonts w:ascii="Arial Nova Cond Light" w:hAnsi="Arial Nova Cond Light" w:cs="Times New Roman"/>
-                <w:b/>
-                <w:bCs/>
-                <w:color w:val="000000" w:themeColor="text1"/>
-                <w:sz w:val="20"/>
-                <w:szCs w:val="20"/>
-              </w:rPr>
-            </w:pPr>
-          </w:p>
-        </w:tc>
-        <w:tc>
-          <w:tcPr>
-            <w:tcW w:w="1701" w:type="dxa"/>
-            <w:vAlign w:val="center"/>
-          </w:tcPr>
-          <w:p>
-            <w:pPr>
-              <w:pStyle w:val="Prrafodelista"/>
-              <w:spacing w:line="276" w:lineRule="auto"/>
-              <w:ind w:left="0" w:right="170"/>
-              <w:jc w:val="center"/>
-              <w:rPr>
-                <w:rFonts w:ascii="Arial Nova Cond Light" w:hAnsi="Arial Nova Cond Light" w:cs="Times New Roman"/>
-                <w:b/>
-                <w:bCs/>
-                <w:color w:val="000000" w:themeColor="text1"/>
-                <w:sz w:val="20"/>
-                <w:szCs w:val="20"/>
-              </w:rPr>
-            </w:pPr>
-            <w:r>
-              <w:rPr>
-                <w:rFonts w:ascii="Arial Nova Cond Light" w:hAnsi="Arial Nova Cond Light" w:cs="Times New Roman"/>
-                <w:b/>
-                <w:bCs/>
-                <w:color w:val="000000" w:themeColor="text1"/>
-                <w:sz w:val="20"/>
-                <w:szCs w:val="20"/>
-              </w:rPr>
-              <w:t>Previo al grado</w:t>
-            </w:r>
-          </w:p>
-        </w:tc>
-        <w:tc>
-          <w:tcPr>
-            <w:tcW w:w="1134" w:type="dxa"/>
-          </w:tcPr>
-          <w:p>
-            <w:pPr>
-              <w:pStyle w:val="Prrafodelista"/>
-              <w:spacing w:line="276" w:lineRule="auto"/>
-              <w:ind w:left="0" w:right="-455"/>
-              <w:rPr>
-                <w:rFonts w:ascii="Arial Nova Cond Light" w:hAnsi="Arial Nova Cond Light" w:cs="Times New Roman"/>
-                <w:b/>
-                <w:bCs/>
-                <w:color w:val="000000" w:themeColor="text1"/>
-                <w:sz w:val="20"/>
-                <w:szCs w:val="20"/>
-              </w:rPr>
-            </w:pPr>
-          </w:p>
-        </w:tc>
-        <w:tc>
-          <w:tcPr>
-            <w:tcW w:w="992" w:type="dxa"/>
-          </w:tcPr>
-          <w:p>
-            <w:pPr>
-              <w:pStyle w:val="Prrafodelista"/>
-              <w:spacing w:line="276" w:lineRule="auto"/>
-              <w:ind w:left="0" w:right="-455"/>
-              <w:rPr>
-                <w:rFonts w:ascii="Arial Nova Cond Light" w:hAnsi="Arial Nova Cond Light" w:cs="Times New Roman"/>
-                <w:b/>
-                <w:bCs/>
-                <w:color w:val="000000" w:themeColor="text1"/>
-                <w:sz w:val="20"/>
-                <w:szCs w:val="20"/>
-              </w:rPr>
-            </w:pPr>
-          </w:p>
-        </w:tc>
-        <w:tc>
-          <w:tcPr>
-            <w:tcW w:w="1134" w:type="dxa"/>
-          </w:tcPr>
-          <w:p>
-            <w:pPr>
-              <w:pStyle w:val="Prrafodelista"/>
-              <w:spacing w:line="276" w:lineRule="auto"/>
-              <w:ind w:left="0" w:right="-455"/>
-              <w:rPr>
-                <w:rFonts w:ascii="Arial Nova Cond Light" w:hAnsi="Arial Nova Cond Light" w:cs="Times New Roman"/>
-                <w:b/>
-                <w:bCs/>
-                <w:color w:val="000000" w:themeColor="text1"/>
-                <w:sz w:val="20"/>
-                <w:szCs w:val="20"/>
-              </w:rPr>
-            </w:pPr>
-          </w:p>
-        </w:tc>
-      </w:tr>
-      <w:tr>
-        <w:trPr>
-          <w:trHeight w:val="311"/>
-        </w:trPr>
-        <w:tc>
-          <w:tcPr>
-            <w:tcW w:w="1547" w:type="dxa"/>
-            <w:shd w:val="clear" w:color="auto" w:fill="C1F0C7" w:themeFill="accent3" w:themeFillTint="33"/>
-            <w:vAlign w:val="center"/>
-          </w:tcPr>
-          <w:p>
-            <w:pPr>
-              <w:pStyle w:val="Prrafodelista"/>
-              <w:spacing w:line="276" w:lineRule="auto"/>
-              <w:ind w:left="0"/>
-              <w:jc w:val="center"/>
-              <w:rPr>
-                <w:rFonts w:ascii="Arial Nova Cond Light" w:hAnsi="Arial Nova Cond Light" w:cs="Times New Roman"/>
-                <w:b/>
-                <w:bCs/>
-                <w:color w:val="000000" w:themeColor="text1"/>
-                <w:sz w:val="20"/>
-                <w:szCs w:val="20"/>
-              </w:rPr>
-            </w:pPr>
-            <w:r>
-              <w:rPr>
-                <w:rFonts w:ascii="Arial Nova Cond Light" w:hAnsi="Arial Nova Cond Light" w:cs="Times New Roman"/>
-                <w:b/>
-                <w:bCs/>
-                <w:color w:val="000000" w:themeColor="text1"/>
-                <w:sz w:val="20"/>
-                <w:szCs w:val="20"/>
-              </w:rPr>
-              <w:t>TOTAL, DE ESTUDIANTES</w:t>
-            </w:r>
-          </w:p>
-        </w:tc>
-        <w:tc>
-          <w:tcPr>
-            <w:tcW w:w="1002" w:type="dxa"/>
-          </w:tcPr>
-          <w:p>
-            <w:pPr>
-              <w:pStyle w:val="Prrafodelista"/>
-              <w:spacing w:line="276" w:lineRule="auto"/>
-              <w:ind w:left="0" w:right="-455"/>
-              <w:rPr>
-                <w:rFonts w:ascii="Arial Nova Cond Light" w:hAnsi="Arial Nova Cond Light" w:cs="Times New Roman"/>
-                <w:b/>
-                <w:bCs/>
-                <w:color w:val="000000" w:themeColor="text1"/>
-                <w:sz w:val="20"/>
-                <w:szCs w:val="20"/>
-              </w:rPr>
-            </w:pPr>
-          </w:p>
-        </w:tc>
-        <w:tc>
-          <w:tcPr>
-            <w:tcW w:w="1089" w:type="dxa"/>
-          </w:tcPr>
-          <w:p>
-            <w:pPr>
-              <w:pStyle w:val="Prrafodelista"/>
-              <w:spacing w:line="276" w:lineRule="auto"/>
-              <w:ind w:left="0" w:right="-455"/>
-              <w:rPr>
-                <w:rFonts w:ascii="Arial Nova Cond Light" w:hAnsi="Arial Nova Cond Light" w:cs="Times New Roman"/>
-                <w:b/>
-                <w:bCs/>
-                <w:color w:val="000000" w:themeColor="text1"/>
-                <w:sz w:val="20"/>
-                <w:szCs w:val="20"/>
-              </w:rPr>
-            </w:pPr>
-          </w:p>
-        </w:tc>
-        <w:tc>
-          <w:tcPr>
-            <w:tcW w:w="1093" w:type="dxa"/>
-          </w:tcPr>
-          <w:p>
-            <w:pPr>
-              <w:pStyle w:val="Prrafodelista"/>
-              <w:spacing w:line="276" w:lineRule="auto"/>
-              <w:ind w:left="0" w:right="-455"/>
-              <w:rPr>
-                <w:rFonts w:ascii="Arial Nova Cond Light" w:hAnsi="Arial Nova Cond Light" w:cs="Times New Roman"/>
-                <w:b/>
-                <w:bCs/>
-                <w:color w:val="000000" w:themeColor="text1"/>
-                <w:sz w:val="20"/>
-                <w:szCs w:val="20"/>
-              </w:rPr>
-            </w:pPr>
-          </w:p>
-        </w:tc>
-        <w:tc>
-          <w:tcPr>
-            <w:tcW w:w="1538" w:type="dxa"/>
-            <w:shd w:val="clear" w:color="auto" w:fill="C1F0C7" w:themeFill="accent3" w:themeFillTint="33"/>
-            <w:vAlign w:val="center"/>
-          </w:tcPr>
-          <w:p>
-            <w:pPr>
-              <w:pStyle w:val="Prrafodelista"/>
-              <w:spacing w:line="276" w:lineRule="auto"/>
-              <w:ind w:left="0" w:right="86"/>
-              <w:jc w:val="center"/>
-              <w:rPr>
-                <w:rFonts w:ascii="Arial Nova Cond Light" w:hAnsi="Arial Nova Cond Light" w:cs="Times New Roman"/>
-                <w:b/>
-                <w:bCs/>
-                <w:color w:val="000000" w:themeColor="text1"/>
-                <w:sz w:val="20"/>
-                <w:szCs w:val="20"/>
-              </w:rPr>
-            </w:pPr>
-            <w:r>
-              <w:rPr>
-                <w:rFonts w:ascii="Arial Nova Cond Light" w:hAnsi="Arial Nova Cond Light" w:cs="Times New Roman"/>
-                <w:b/>
-                <w:bCs/>
-                <w:color w:val="000000" w:themeColor="text1"/>
-                <w:sz w:val="20"/>
-                <w:szCs w:val="20"/>
-              </w:rPr>
-              <w:t>TOTAL, DE ESTUDIANTES</w:t>
-            </w:r>
-          </w:p>
-        </w:tc>
-        <w:tc>
-          <w:tcPr>
-            <w:tcW w:w="1368" w:type="dxa"/>
-          </w:tcPr>
-          <w:p>
-            <w:pPr>
-              <w:pStyle w:val="Prrafodelista"/>
-              <w:spacing w:line="276" w:lineRule="auto"/>
-              <w:ind w:left="0" w:right="-455"/>
-              <w:rPr>
-                <w:rFonts w:ascii="Arial Nova Cond Light" w:hAnsi="Arial Nova Cond Light" w:cs="Times New Roman"/>
-                <w:b/>
-                <w:bCs/>
-                <w:color w:val="000000" w:themeColor="text1"/>
-                <w:sz w:val="20"/>
-                <w:szCs w:val="20"/>
-              </w:rPr>
-            </w:pPr>
-          </w:p>
-        </w:tc>
-        <w:tc>
-          <w:tcPr>
-            <w:tcW w:w="999" w:type="dxa"/>
-          </w:tcPr>
-          <w:p>
-            <w:pPr>
-              <w:pStyle w:val="Prrafodelista"/>
-              <w:spacing w:line="276" w:lineRule="auto"/>
-              <w:ind w:left="0" w:right="-455"/>
-              <w:rPr>
-                <w:rFonts w:ascii="Arial Nova Cond Light" w:hAnsi="Arial Nova Cond Light" w:cs="Times New Roman"/>
-                <w:b/>
-                <w:bCs/>
-                <w:color w:val="000000" w:themeColor="text1"/>
-                <w:sz w:val="20"/>
-                <w:szCs w:val="20"/>
-              </w:rPr>
-            </w:pPr>
-          </w:p>
-        </w:tc>
-        <w:tc>
-          <w:tcPr>
-            <w:tcW w:w="1288" w:type="dxa"/>
-          </w:tcPr>
-          <w:p>
-            <w:pPr>
-              <w:pStyle w:val="Prrafodelista"/>
-              <w:spacing w:line="276" w:lineRule="auto"/>
-              <w:ind w:left="0" w:right="-455"/>
-              <w:rPr>
-                <w:rFonts w:ascii="Arial Nova Cond Light" w:hAnsi="Arial Nova Cond Light" w:cs="Times New Roman"/>
-                <w:b/>
-                <w:bCs/>
-                <w:color w:val="000000" w:themeColor="text1"/>
-                <w:sz w:val="20"/>
-                <w:szCs w:val="20"/>
-              </w:rPr>
-            </w:pPr>
-          </w:p>
-        </w:tc>
-        <w:tc>
-          <w:tcPr>
-            <w:tcW w:w="1701" w:type="dxa"/>
-            <w:vAlign w:val="center"/>
-          </w:tcPr>
-          <w:p>
-            <w:pPr>
-              <w:pStyle w:val="Prrafodelista"/>
-              <w:spacing w:line="276" w:lineRule="auto"/>
-              <w:ind w:left="0" w:right="170"/>
-              <w:jc w:val="center"/>
-              <w:rPr>
-                <w:rFonts w:ascii="Arial Nova Cond Light" w:hAnsi="Arial Nova Cond Light" w:cs="Times New Roman"/>
-                <w:b/>
-                <w:bCs/>
-                <w:color w:val="000000" w:themeColor="text1"/>
-                <w:sz w:val="20"/>
-                <w:szCs w:val="20"/>
-              </w:rPr>
-            </w:pPr>
-            <w:r>
-              <w:rPr>
-                <w:rFonts w:ascii="Arial Nova Cond Light" w:hAnsi="Arial Nova Cond Light" w:cs="Times New Roman"/>
-                <w:b/>
-                <w:bCs/>
-                <w:color w:val="000000" w:themeColor="text1"/>
-                <w:sz w:val="20"/>
-                <w:szCs w:val="20"/>
-              </w:rPr>
-              <w:t>TOTAL, DE ESTUDIANTES</w:t>
-            </w:r>
-          </w:p>
-        </w:tc>
-        <w:tc>
-          <w:tcPr>
-            <w:tcW w:w="1134" w:type="dxa"/>
-          </w:tcPr>
-          <w:p>
-            <w:pPr>
-              <w:pStyle w:val="Prrafodelista"/>
-              <w:spacing w:line="276" w:lineRule="auto"/>
-              <w:ind w:left="0" w:right="-455"/>
-              <w:rPr>
-                <w:rFonts w:ascii="Arial Nova Cond Light" w:hAnsi="Arial Nova Cond Light" w:cs="Times New Roman"/>
-                <w:b/>
-                <w:bCs/>
-                <w:color w:val="000000" w:themeColor="text1"/>
-                <w:sz w:val="20"/>
-                <w:szCs w:val="20"/>
-              </w:rPr>
-            </w:pPr>
-          </w:p>
-        </w:tc>
-        <w:tc>
-          <w:tcPr>
-            <w:tcW w:w="992" w:type="dxa"/>
-          </w:tcPr>
-          <w:p>
-            <w:pPr>
-              <w:pStyle w:val="Prrafodelista"/>
-              <w:spacing w:line="276" w:lineRule="auto"/>
-              <w:ind w:left="0" w:right="-455"/>
-              <w:rPr>
-                <w:rFonts w:ascii="Arial Nova Cond Light" w:hAnsi="Arial Nova Cond Light" w:cs="Times New Roman"/>
-                <w:b/>
-                <w:bCs/>
-                <w:color w:val="000000" w:themeColor="text1"/>
-                <w:sz w:val="20"/>
-                <w:szCs w:val="20"/>
-              </w:rPr>
-            </w:pPr>
-          </w:p>
-        </w:tc>
-        <w:tc>
-          <w:tcPr>
-            <w:tcW w:w="1134" w:type="dxa"/>
-          </w:tcPr>
-          <w:p>
-            <w:pPr>
-              <w:pStyle w:val="Prrafodelista"/>
-              <w:spacing w:line="276" w:lineRule="auto"/>
-              <w:ind w:left="0" w:right="-455"/>
-              <w:rPr>
-                <w:rFonts w:ascii="Arial Nova Cond Light" w:hAnsi="Arial Nova Cond Light" w:cs="Times New Roman"/>
-                <w:b/>
-                <w:bCs/>
-                <w:color w:val="000000" w:themeColor="text1"/>
-                <w:sz w:val="20"/>
-                <w:szCs w:val="20"/>
-              </w:rPr>
-            </w:pPr>
-          </w:p>
-        </w:tc>
-      </w:tr>
-    </w:tbl>
-    <w:p>
-      <w:pPr>
-        <w:pStyle w:val="Prrafodelista"/>
-        <w:spacing w:after="0" w:line="276" w:lineRule="auto"/>
-        <w:ind w:left="-284" w:right="-455"/>
-        <w:textDirection w:val="btLr"/>
-        <w:rPr>
-          <w:rFonts w:ascii="Arial Nova Cond Light" w:hAnsi="Arial Nova Cond Light" w:cs="Times New Roman"/>
-          <w:b/>
-          <w:bCs/>
-          <w:color w:val="000000" w:themeColor="text1"/>
-          <w:sz w:val="20"/>
-          <w:szCs w:val="20"/>
-        </w:rPr>
-      </w:pPr>
-    </w:p>
-    <w:p>
-      <w:pPr>
-        <w:spacing w:after="0" w:line="276" w:lineRule="auto"/>
-        <w:ind w:right="-455"/>
-        <w:textDirection w:val="btLr"/>
-        <w:rPr>
-          <w:rFonts w:ascii="Arial Nova Cond Light" w:hAnsi="Arial Nova Cond Light" w:cs="Times New Roman"/>
-          <w:b/>
-          <w:bCs/>
-          <w:color w:val="000000" w:themeColor="text1"/>
-          <w:sz w:val="20"/>
-          <w:szCs w:val="20"/>
-        </w:rPr>
-      </w:pPr>
-    </w:p>
-    <w:p>
-      <w:pPr>
-        <w:spacing w:after="0" w:line="276" w:lineRule="auto"/>
-        <w:ind w:right="-455"/>
-        <w:textDirection w:val="btLr"/>
-        <w:rPr>
-          <w:rFonts w:ascii="Arial Nova Cond Light" w:hAnsi="Arial Nova Cond Light" w:cs="Times New Roman"/>
-          <w:b/>
-          <w:bCs/>
-          <w:color w:val="000000" w:themeColor="text1"/>
-          <w:sz w:val="20"/>
-          <w:szCs w:val="20"/>
-        </w:rPr>
-      </w:pPr>
-    </w:p>
-    <w:p>
-      <w:pPr>
-        <w:spacing w:after="0" w:line="276" w:lineRule="auto"/>
-        <w:ind w:right="-455"/>
-        <w:textDirection w:val="btLr"/>
-        <w:rPr>
-          <w:rFonts w:ascii="Arial Nova Cond Light" w:hAnsi="Arial Nova Cond Light" w:cs="Times New Roman"/>
-          <w:b/>
-          <w:bCs/>
-          <w:color w:val="000000" w:themeColor="text1"/>
-          <w:sz w:val="20"/>
-          <w:szCs w:val="20"/>
-        </w:rPr>
-      </w:pPr>
-    </w:p>
-    <w:p>
-      <w:pPr>
-        <w:spacing w:after="0" w:line="276" w:lineRule="auto"/>
-        <w:ind w:right="-455"/>
-        <w:textDirection w:val="btLr"/>
-        <w:rPr>
-          <w:rFonts w:ascii="Arial Nova Cond Light" w:hAnsi="Arial Nova Cond Light" w:cs="Times New Roman"/>
-          <w:b/>
-          <w:bCs/>
-          <w:color w:val="000000" w:themeColor="text1"/>
-          <w:sz w:val="20"/>
-          <w:szCs w:val="20"/>
-        </w:rPr>
-      </w:pPr>
-    </w:p>
-    <w:p>
-      <w:pPr>
-        <w:spacing w:after="0" w:line="276" w:lineRule="auto"/>
-        <w:ind w:right="-455"/>
-        <w:textDirection w:val="btLr"/>
-        <w:rPr>
-          <w:rFonts w:ascii="Arial Nova Cond Light" w:hAnsi="Arial Nova Cond Light" w:cs="Times New Roman"/>
-          <w:b/>
-          <w:bCs/>
-          <w:color w:val="000000" w:themeColor="text1"/>
-          <w:sz w:val="20"/>
-          <w:szCs w:val="20"/>
-        </w:rPr>
-      </w:pPr>
-    </w:p>
-    <w:p>
-      <w:pPr>
-        <w:spacing w:after="0" w:line="276" w:lineRule="auto"/>
-        <w:ind w:right="-455"/>
-        <w:textDirection w:val="btLr"/>
-        <w:rPr>
-          <w:rFonts w:ascii="Arial Nova Cond Light" w:hAnsi="Arial Nova Cond Light" w:cs="Times New Roman"/>
-          <w:b/>
-          <w:bCs/>
-          <w:color w:val="000000" w:themeColor="text1"/>
-          <w:sz w:val="20"/>
-          <w:szCs w:val="20"/>
-        </w:rPr>
-      </w:pPr>
-    </w:p>
-    <w:p>
-      <w:pPr>
-        <w:pStyle w:val="Prrafodelista"/>
-        <w:numPr>
-          <w:ilvl w:val="0"/>
-          <w:numId w:val="2"/>
-        </w:numPr>
-        <w:shd w:val="clear" w:color="auto" w:fill="2EC440"/>
-        <w:spacing w:after="0" w:line="276" w:lineRule="auto"/>
-        <w:ind w:left="-284" w:right="-455" w:hanging="142"/>
-        <w:textDirection w:val="btLr"/>
-        <w:rPr>
-          <w:rFonts w:ascii="Arial Nova Cond Light" w:hAnsi="Arial Nova Cond Light" w:cs="Times New Roman"/>
-          <w:b/>
-          <w:bCs/>
-          <w:color w:val="000000" w:themeColor="text1"/>
-          <w:sz w:val="20"/>
-          <w:szCs w:val="20"/>
-        </w:rPr>
-      </w:pPr>
-      <w:r>
-        <w:rPr>
-          <w:rFonts w:ascii="Arial Nova Cond Light" w:hAnsi="Arial Nova Cond Light" w:cs="Times New Roman"/>
-          <w:b/>
-          <w:bCs/>
-          <w:color w:val="000000" w:themeColor="text1"/>
-          <w:sz w:val="20"/>
-          <w:szCs w:val="20"/>
-        </w:rPr>
-        <w:lastRenderedPageBreak/>
         <w:t>DISTRIBUCIÓN</w:t>
       </w:r>
       <w:r>
@@ -13969,13 +9907,13 @@
         <w:tblLook w:val="04A0" w:firstRow="1" w:lastRow="0" w:firstColumn="1" w:lastColumn="0" w:noHBand="0" w:noVBand="1"/>
       </w:tblPr>
       <w:tblGrid>
-        <w:gridCol w:w="875"/>
-        <w:gridCol w:w="1095"/>
-        <w:gridCol w:w="1726"/>
-        <w:gridCol w:w="6169"/>
-        <w:gridCol w:w="2015"/>
-        <w:gridCol w:w="1634"/>
-        <w:gridCol w:w="1337"/>
+        <w:gridCol w:w="818"/>
+        <w:gridCol w:w="1018"/>
+        <w:gridCol w:w="5379"/>
+        <w:gridCol w:w="1984"/>
+        <w:gridCol w:w="2693"/>
+        <w:gridCol w:w="1560"/>
+        <w:gridCol w:w="1399"/>
       </w:tblGrid>
       <w:tr>
         <w:trPr>
@@ -13984,7 +9922,7 @@
         </w:trPr>
         <w:tc>
           <w:tcPr>
-            <w:tcW w:w="875" w:type="dxa"/>
+            <w:tcW w:w="818" w:type="dxa"/>
             <w:shd w:val="clear" w:color="auto" w:fill="C1F0C7" w:themeFill="accent3" w:themeFillTint="33"/>
             <w:vAlign w:val="center"/>
           </w:tcPr>
@@ -14018,7 +9956,7 @@
         </w:tc>
         <w:tc>
           <w:tcPr>
-            <w:tcW w:w="1095" w:type="dxa"/>
+            <w:tcW w:w="1018" w:type="dxa"/>
             <w:shd w:val="clear" w:color="auto" w:fill="C1F0C7" w:themeFill="accent3" w:themeFillTint="33"/>
             <w:vAlign w:val="center"/>
           </w:tcPr>
@@ -14051,7 +9989,7 @@
         </w:tc>
         <w:tc>
           <w:tcPr>
-            <w:tcW w:w="1726" w:type="dxa"/>
+            <w:tcW w:w="5379" w:type="dxa"/>
             <w:shd w:val="clear" w:color="auto" w:fill="C1F0C7" w:themeFill="accent3" w:themeFillTint="33"/>
             <w:vAlign w:val="center"/>
           </w:tcPr>
@@ -14078,13 +10016,35 @@
                 <w:sz w:val="20"/>
                 <w:szCs w:val="20"/>
               </w:rPr>
-              <w:t>PROBLEMA / POTENCIALIDAD</w:t>
-            </w:r>
-          </w:p>
-        </w:tc>
-        <w:tc>
-          <w:tcPr>
-            <w:tcW w:w="6169" w:type="dxa"/>
+              <w:t>SITUACIÓN SIGNIF</w:t>
+            </w:r>
+            <w:r>
+              <w:rPr>
+                <w:rFonts w:ascii="Arial Nova Cond" w:hAnsi="Arial Nova Cond" w:cs="Times New Roman"/>
+                <w:b/>
+                <w:bCs/>
+                <w:color w:val="000000" w:themeColor="text1"/>
+                <w:sz w:val="20"/>
+                <w:szCs w:val="20"/>
+              </w:rPr>
+              <w:t>I</w:t>
+            </w:r>
+            <w:r>
+              <w:rPr>
+                <w:rFonts w:ascii="Arial Nova Cond" w:hAnsi="Arial Nova Cond" w:cs="Times New Roman"/>
+                <w:b/>
+                <w:bCs/>
+                <w:color w:val="000000" w:themeColor="text1"/>
+                <w:sz w:val="20"/>
+                <w:szCs w:val="20"/>
+              </w:rPr>
+              <w:t>CATIVA</w:t>
+            </w:r>
+          </w:p>
+        </w:tc>
+        <w:tc>
+          <w:tcPr>
+            <w:tcW w:w="1984" w:type="dxa"/>
             <w:shd w:val="clear" w:color="auto" w:fill="C1F0C7" w:themeFill="accent3" w:themeFillTint="33"/>
             <w:vAlign w:val="center"/>
           </w:tcPr>
@@ -14111,7 +10071,7 @@
                 <w:sz w:val="20"/>
                 <w:szCs w:val="20"/>
               </w:rPr>
-              <w:t>SITUACIÓN SIGNIF</w:t>
+              <w:t>TÍTULO DE LA UNIDAD DID</w:t>
             </w:r>
             <w:r>
               <w:rPr>
@@ -14122,7 +10082,7 @@
                 <w:sz w:val="20"/>
                 <w:szCs w:val="20"/>
               </w:rPr>
-              <w:t>I</w:t>
+              <w:t>Á</w:t>
             </w:r>
             <w:r>
               <w:rPr>
@@ -14133,13 +10093,24 @@
                 <w:sz w:val="20"/>
                 <w:szCs w:val="20"/>
               </w:rPr>
-              <w:t>CATIVA</w:t>
-            </w:r>
-          </w:p>
-        </w:tc>
-        <w:tc>
-          <w:tcPr>
-            <w:tcW w:w="2015" w:type="dxa"/>
+              <w:t>CTICA</w:t>
+            </w:r>
+            <w:r>
+              <w:rPr>
+                <w:rFonts w:ascii="Arial Nova Cond" w:hAnsi="Arial Nova Cond" w:cs="Times New Roman"/>
+                <w:b/>
+                <w:bCs/>
+                <w:color w:val="000000" w:themeColor="text1"/>
+                <w:sz w:val="20"/>
+                <w:szCs w:val="20"/>
+              </w:rPr>
+              <w:t>.</w:t>
+            </w:r>
+          </w:p>
+        </w:tc>
+        <w:tc>
+          <w:tcPr>
+            <w:tcW w:w="2693" w:type="dxa"/>
             <w:shd w:val="clear" w:color="auto" w:fill="C1F0C7" w:themeFill="accent3" w:themeFillTint="33"/>
             <w:vAlign w:val="center"/>
           </w:tcPr>
@@ -14166,9 +10137,21 @@
                 <w:sz w:val="20"/>
                 <w:szCs w:val="20"/>
               </w:rPr>
-              <w:t>TÍTULO DE LA UNIDAD DID</w:t>
-            </w:r>
-            <w:r>
+              <w:t>CAMPO TEMATICO</w:t>
+            </w:r>
+          </w:p>
+        </w:tc>
+        <w:tc>
+          <w:tcPr>
+            <w:tcW w:w="1560" w:type="dxa"/>
+            <w:shd w:val="clear" w:color="auto" w:fill="C1F0C7" w:themeFill="accent3" w:themeFillTint="33"/>
+            <w:vAlign w:val="center"/>
+          </w:tcPr>
+          <w:p>
+            <w:pPr>
+              <w:pStyle w:val="Prrafodelista"/>
+              <w:ind w:left="0"/>
+              <w:jc w:val="center"/>
               <w:rPr>
                 <w:rFonts w:ascii="Arial Nova Cond" w:hAnsi="Arial Nova Cond" w:cs="Times New Roman"/>
                 <w:b/>
@@ -14177,8 +10160,7 @@
                 <w:sz w:val="20"/>
                 <w:szCs w:val="20"/>
               </w:rPr>
-              <w:t>Á</w:t>
-            </w:r>
+            </w:pPr>
             <w:r>
               <w:rPr>
                 <w:rFonts w:ascii="Arial Nova Cond" w:hAnsi="Arial Nova Cond" w:cs="Times New Roman"/>
@@ -14188,57 +10170,13 @@
                 <w:sz w:val="20"/>
                 <w:szCs w:val="20"/>
               </w:rPr>
-              <w:t>CTICA</w:t>
-            </w:r>
-            <w:r>
-              <w:rPr>
-                <w:rFonts w:ascii="Arial Nova Cond" w:hAnsi="Arial Nova Cond" w:cs="Times New Roman"/>
-                <w:b/>
-                <w:bCs/>
-                <w:color w:val="000000" w:themeColor="text1"/>
-                <w:sz w:val="20"/>
-                <w:szCs w:val="20"/>
-              </w:rPr>
-              <w:t>.</w:t>
-            </w:r>
-          </w:p>
-        </w:tc>
-        <w:tc>
-          <w:tcPr>
-            <w:tcW w:w="1634" w:type="dxa"/>
-            <w:shd w:val="clear" w:color="auto" w:fill="C1F0C7" w:themeFill="accent3" w:themeFillTint="33"/>
-            <w:vAlign w:val="center"/>
-          </w:tcPr>
-          <w:p>
-            <w:pPr>
-              <w:pStyle w:val="Prrafodelista"/>
-              <w:ind w:left="0"/>
-              <w:jc w:val="center"/>
-              <w:rPr>
-                <w:rFonts w:ascii="Arial Nova Cond" w:hAnsi="Arial Nova Cond" w:cs="Times New Roman"/>
-                <w:b/>
-                <w:bCs/>
-                <w:color w:val="000000" w:themeColor="text1"/>
-                <w:sz w:val="20"/>
-                <w:szCs w:val="20"/>
-              </w:rPr>
-            </w:pPr>
-            <w:r>
-              <w:rPr>
-                <w:rFonts w:ascii="Arial Nova Cond" w:hAnsi="Arial Nova Cond" w:cs="Times New Roman"/>
-                <w:b/>
-                <w:bCs/>
-                <w:color w:val="000000" w:themeColor="text1"/>
-                <w:sz w:val="20"/>
-                <w:szCs w:val="20"/>
-              </w:rPr>
               <w:t>COMPETENCIAS</w:t>
             </w:r>
           </w:p>
         </w:tc>
         <w:tc>
           <w:tcPr>
-            <w:tcW w:w="1337" w:type="dxa"/>
+            <w:tcW w:w="1399" w:type="dxa"/>
             <w:shd w:val="clear" w:color="auto" w:fill="C1F0C7" w:themeFill="accent3" w:themeFillTint="33"/>
             <w:vAlign w:val="center"/>
           </w:tcPr>
@@ -14277,7 +10215,7 @@
         </w:trPr>
         <w:tc>
           <w:tcPr>
-            <w:tcW w:w="875" w:type="dxa"/>
+            <w:tcW w:w="818" w:type="dxa"/>
             <w:vMerge w:val="restart"/>
             <w:vAlign w:val="center"/>
           </w:tcPr>
@@ -14316,7 +10254,7 @@
         </w:tc>
         <w:tc>
           <w:tcPr>
-            <w:tcW w:w="1095" w:type="dxa"/>
+            <w:tcW w:w="1018" w:type="dxa"/>
             <w:vAlign w:val="center"/>
           </w:tcPr>
           <w:p>
@@ -14354,7 +10292,7 @@
         </w:tc>
         <w:tc>
           <w:tcPr>
-            <w:tcW w:w="1726" w:type="dxa"/>
+            <w:tcW w:w="5379" w:type="dxa"/>
             <w:vAlign w:val="center"/>
           </w:tcPr>
           <w:p>
@@ -14382,47 +10320,13 @@
                 <w:szCs w:val="20"/>
                 <w:lang w:val="es-ES_tradnl"/>
               </w:rPr>
-              <w:t>{{problemapotencialidad0}}</w:t>
-            </w:r>
-          </w:p>
-        </w:tc>
-        <w:tc>
-          <w:tcPr>
-            <w:tcW w:w="6169" w:type="dxa"/>
-            <w:vAlign w:val="center"/>
-          </w:tcPr>
-          <w:p>
-            <w:pPr>
-              <w:pStyle w:val="Prrafodelista"/>
-              <w:tabs>
-                <w:tab w:val="left" w:pos="0"/>
-                <w:tab w:val="left" w:pos="142"/>
-                <w:tab w:val="left" w:pos="284"/>
-              </w:tabs>
-              <w:spacing w:line="276" w:lineRule="auto"/>
-              <w:ind w:left="0"/>
-              <w:jc w:val="both"/>
-              <w:rPr>
-                <w:rFonts w:ascii="Arial Nova Cond" w:eastAsia="Calibri" w:hAnsi="Arial Nova Cond" w:cs="Times New Roman"/>
-                <w:sz w:val="20"/>
-                <w:szCs w:val="20"/>
-                <w:lang w:val="es-ES_tradnl"/>
-              </w:rPr>
-            </w:pPr>
-            <w:r>
-              <w:rPr>
-                <w:rFonts w:ascii="Arial Nova Cond" w:eastAsia="Calibri" w:hAnsi="Arial Nova Cond" w:cs="Times New Roman"/>
-                <w:sz w:val="20"/>
-                <w:szCs w:val="20"/>
-                <w:lang w:val="es-ES_tradnl"/>
-              </w:rPr>
-              <w:t>{{situacionsignificativa0}}</w:t>
-            </w:r>
-          </w:p>
-        </w:tc>
-        <w:tc>
-          <w:tcPr>
-            <w:tcW w:w="2015" w:type="dxa"/>
+              <w:t xml:space="preserve">{{situacionsignificativa0}} </w:t>
+            </w:r>
+          </w:p>
+        </w:tc>
+        <w:tc>
+          <w:tcPr>
+            <w:tcW w:w="1984" w:type="dxa"/>
             <w:vAlign w:val="center"/>
           </w:tcPr>
           <w:p>
@@ -14453,7 +10357,7 @@
         </w:tc>
         <w:tc>
           <w:tcPr>
-            <w:tcW w:w="1634" w:type="dxa"/>
+            <w:tcW w:w="2693" w:type="dxa"/>
             <w:vAlign w:val="center"/>
           </w:tcPr>
           <w:p>
@@ -14478,13 +10382,13 @@
                 <w:sz w:val="20"/>
                 <w:szCs w:val="20"/>
               </w:rPr>
-              <w:t>{{competencias0}}</w:t>
-            </w:r>
-          </w:p>
-        </w:tc>
-        <w:tc>
-          <w:tcPr>
-            <w:tcW w:w="1337" w:type="dxa"/>
+              <w:t>{{campotematico0}}</w:t>
+            </w:r>
+          </w:p>
+        </w:tc>
+        <w:tc>
+          <w:tcPr>
+            <w:tcW w:w="1560" w:type="dxa"/>
             <w:vAlign w:val="center"/>
           </w:tcPr>
           <w:p>
@@ -14492,7 +10396,38 @@
               <w:autoSpaceDE w:val="0"/>
               <w:autoSpaceDN w:val="0"/>
               <w:adjustRightInd w:val="0"/>
-              <w:jc w:val="center"/>
+              <w:jc w:val="both"/>
+              <w:rPr>
+                <w:rFonts w:ascii="Arial Nova Cond" w:hAnsi="Arial Nova Cond" w:cs="Arial"/>
+                <w:color w:val="000000"/>
+                <w:kern w:val="0"/>
+                <w:sz w:val="20"/>
+                <w:szCs w:val="20"/>
+              </w:rPr>
+            </w:pPr>
+            <w:r>
+              <w:rPr>
+                <w:rFonts w:ascii="Arial Nova Cond" w:hAnsi="Arial Nova Cond" w:cs="Arial"/>
+                <w:color w:val="000000"/>
+                <w:kern w:val="0"/>
+                <w:sz w:val="20"/>
+                <w:szCs w:val="20"/>
+              </w:rPr>
+              <w:t>{{competencias0}}</w:t>
+            </w:r>
+          </w:p>
+        </w:tc>
+        <w:tc>
+          <w:tcPr>
+            <w:tcW w:w="1399" w:type="dxa"/>
+            <w:vAlign w:val="center"/>
+          </w:tcPr>
+          <w:p>
+            <w:pPr>
+              <w:autoSpaceDE w:val="0"/>
+              <w:autoSpaceDN w:val="0"/>
+              <w:adjustRightInd w:val="0"/>
+              <w:jc w:val="both"/>
               <w:rPr>
                 <w:rFonts w:ascii="Arial Nova Cond" w:hAnsi="Arial Nova Cond" w:cs="Arial"/>
                 <w:color w:val="000000"/>
@@ -14521,7 +10456,7 @@
         </w:trPr>
         <w:tc>
           <w:tcPr>
-            <w:tcW w:w="875" w:type="dxa"/>
+            <w:tcW w:w="818" w:type="dxa"/>
             <w:vMerge/>
             <w:vAlign w:val="center"/>
           </w:tcPr>
@@ -14549,7 +10484,7 @@
         </w:tc>
         <w:tc>
           <w:tcPr>
-            <w:tcW w:w="1095" w:type="dxa"/>
+            <w:tcW w:w="1018" w:type="dxa"/>
             <w:vAlign w:val="center"/>
           </w:tcPr>
           <w:p>
@@ -14587,33 +10522,7 @@
         </w:tc>
         <w:tc>
           <w:tcPr>
-            <w:tcW w:w="1726" w:type="dxa"/>
-            <w:vAlign w:val="center"/>
-          </w:tcPr>
-          <w:p>
-            <w:pPr>
-              <w:pStyle w:val="NormalWeb"/>
-              <w:jc w:val="both"/>
-              <w:rPr>
-                <w:rFonts w:ascii="Arial Nova Cond" w:hAnsi="Arial Nova Cond"/>
-                <w:sz w:val="20"/>
-                <w:szCs w:val="20"/>
-              </w:rPr>
-            </w:pPr>
-            <w:r>
-              <w:rPr>
-                <w:rFonts w:ascii="Arial Nova Cond" w:eastAsia="Calibri" w:hAnsi="Arial Nova Cond"/>
-                <w:sz w:val="20"/>
-                <w:szCs w:val="20"/>
-                <w:lang w:val="es-ES_tradnl"/>
-              </w:rPr>
-              <w:t>{{problemapotencialidad1}}</w:t>
-            </w:r>
-          </w:p>
-        </w:tc>
-        <w:tc>
-          <w:tcPr>
-            <w:tcW w:w="6169" w:type="dxa"/>
+            <w:tcW w:w="5379" w:type="dxa"/>
             <w:vAlign w:val="center"/>
           </w:tcPr>
           <w:p>
@@ -14647,7 +10556,7 @@
         </w:tc>
         <w:tc>
           <w:tcPr>
-            <w:tcW w:w="2015" w:type="dxa"/>
+            <w:tcW w:w="1984" w:type="dxa"/>
             <w:vAlign w:val="center"/>
           </w:tcPr>
           <w:p>
@@ -14678,7 +10587,7 @@
         </w:tc>
         <w:tc>
           <w:tcPr>
-            <w:tcW w:w="1634" w:type="dxa"/>
+            <w:tcW w:w="2693" w:type="dxa"/>
             <w:vAlign w:val="center"/>
           </w:tcPr>
           <w:p>
@@ -14703,13 +10612,13 @@
                 <w:sz w:val="20"/>
                 <w:szCs w:val="20"/>
               </w:rPr>
-              <w:t>{{competencias1}}</w:t>
-            </w:r>
-          </w:p>
-        </w:tc>
-        <w:tc>
-          <w:tcPr>
-            <w:tcW w:w="1337" w:type="dxa"/>
+              <w:t>{{campotematico1}}</w:t>
+            </w:r>
+          </w:p>
+        </w:tc>
+        <w:tc>
+          <w:tcPr>
+            <w:tcW w:w="1560" w:type="dxa"/>
             <w:vAlign w:val="center"/>
           </w:tcPr>
           <w:p>
@@ -14717,7 +10626,38 @@
               <w:autoSpaceDE w:val="0"/>
               <w:autoSpaceDN w:val="0"/>
               <w:adjustRightInd w:val="0"/>
-              <w:jc w:val="center"/>
+              <w:jc w:val="both"/>
+              <w:rPr>
+                <w:rFonts w:ascii="Arial Nova Cond" w:hAnsi="Arial Nova Cond" w:cs="Arial"/>
+                <w:color w:val="000000"/>
+                <w:kern w:val="0"/>
+                <w:sz w:val="20"/>
+                <w:szCs w:val="20"/>
+              </w:rPr>
+            </w:pPr>
+            <w:r>
+              <w:rPr>
+                <w:rFonts w:ascii="Arial Nova Cond" w:hAnsi="Arial Nova Cond" w:cs="Arial"/>
+                <w:color w:val="000000"/>
+                <w:kern w:val="0"/>
+                <w:sz w:val="20"/>
+                <w:szCs w:val="20"/>
+              </w:rPr>
+              <w:t>{{competencias1}}</w:t>
+            </w:r>
+          </w:p>
+        </w:tc>
+        <w:tc>
+          <w:tcPr>
+            <w:tcW w:w="1399" w:type="dxa"/>
+            <w:vAlign w:val="center"/>
+          </w:tcPr>
+          <w:p>
+            <w:pPr>
+              <w:autoSpaceDE w:val="0"/>
+              <w:autoSpaceDN w:val="0"/>
+              <w:adjustRightInd w:val="0"/>
+              <w:jc w:val="both"/>
               <w:rPr>
                 <w:rFonts w:ascii="Arial Nova Cond" w:hAnsi="Arial Nova Cond" w:cs="Arial"/>
                 <w:color w:val="000000"/>
@@ -14746,7 +10686,7 @@
         </w:trPr>
         <w:tc>
           <w:tcPr>
-            <w:tcW w:w="875" w:type="dxa"/>
+            <w:tcW w:w="818" w:type="dxa"/>
             <w:vMerge/>
             <w:vAlign w:val="center"/>
           </w:tcPr>
@@ -14774,7 +10714,7 @@
         </w:tc>
         <w:tc>
           <w:tcPr>
-            <w:tcW w:w="1095" w:type="dxa"/>
+            <w:tcW w:w="1018" w:type="dxa"/>
             <w:vAlign w:val="center"/>
           </w:tcPr>
           <w:p>
@@ -14812,33 +10752,7 @@
         </w:tc>
         <w:tc>
           <w:tcPr>
-            <w:tcW w:w="1726" w:type="dxa"/>
-            <w:vAlign w:val="center"/>
-          </w:tcPr>
-          <w:p>
-            <w:pPr>
-              <w:pStyle w:val="NormalWeb"/>
-              <w:jc w:val="both"/>
-              <w:rPr>
-                <w:rFonts w:ascii="Arial Nova Cond" w:eastAsia="Calibri" w:hAnsi="Arial Nova Cond"/>
-                <w:sz w:val="20"/>
-                <w:szCs w:val="20"/>
-              </w:rPr>
-            </w:pPr>
-            <w:r>
-              <w:rPr>
-                <w:rFonts w:ascii="Arial Nova Cond" w:eastAsia="Calibri" w:hAnsi="Arial Nova Cond"/>
-                <w:sz w:val="20"/>
-                <w:szCs w:val="20"/>
-                <w:lang w:val="es-ES_tradnl"/>
-              </w:rPr>
-              <w:t>{{problemapotencialidad2}}</w:t>
-            </w:r>
-          </w:p>
-        </w:tc>
-        <w:tc>
-          <w:tcPr>
-            <w:tcW w:w="6169" w:type="dxa"/>
+            <w:tcW w:w="5379" w:type="dxa"/>
             <w:vAlign w:val="center"/>
           </w:tcPr>
           <w:p>
@@ -14872,7 +10786,7 @@
         </w:tc>
         <w:tc>
           <w:tcPr>
-            <w:tcW w:w="2015" w:type="dxa"/>
+            <w:tcW w:w="1984" w:type="dxa"/>
             <w:vAlign w:val="center"/>
           </w:tcPr>
           <w:p>
@@ -14903,7 +10817,7 @@
         </w:tc>
         <w:tc>
           <w:tcPr>
-            <w:tcW w:w="1634" w:type="dxa"/>
+            <w:tcW w:w="2693" w:type="dxa"/>
             <w:vAlign w:val="center"/>
           </w:tcPr>
           <w:p>
@@ -14928,13 +10842,13 @@
                 <w:sz w:val="20"/>
                 <w:szCs w:val="20"/>
               </w:rPr>
-              <w:t>{{competencias2}}</w:t>
-            </w:r>
-          </w:p>
-        </w:tc>
-        <w:tc>
-          <w:tcPr>
-            <w:tcW w:w="1337" w:type="dxa"/>
+              <w:t>{{campotematico2}}</w:t>
+            </w:r>
+          </w:p>
+        </w:tc>
+        <w:tc>
+          <w:tcPr>
+            <w:tcW w:w="1560" w:type="dxa"/>
             <w:vAlign w:val="center"/>
           </w:tcPr>
           <w:p>
@@ -14942,7 +10856,38 @@
               <w:autoSpaceDE w:val="0"/>
               <w:autoSpaceDN w:val="0"/>
               <w:adjustRightInd w:val="0"/>
-              <w:jc w:val="center"/>
+              <w:jc w:val="both"/>
+              <w:rPr>
+                <w:rFonts w:ascii="Arial Nova Cond" w:hAnsi="Arial Nova Cond" w:cs="Arial"/>
+                <w:color w:val="000000"/>
+                <w:kern w:val="0"/>
+                <w:sz w:val="20"/>
+                <w:szCs w:val="20"/>
+              </w:rPr>
+            </w:pPr>
+            <w:r>
+              <w:rPr>
+                <w:rFonts w:ascii="Arial Nova Cond" w:hAnsi="Arial Nova Cond" w:cs="Arial"/>
+                <w:color w:val="000000"/>
+                <w:kern w:val="0"/>
+                <w:sz w:val="20"/>
+                <w:szCs w:val="20"/>
+              </w:rPr>
+              <w:t>{{competencias2}}</w:t>
+            </w:r>
+          </w:p>
+        </w:tc>
+        <w:tc>
+          <w:tcPr>
+            <w:tcW w:w="1399" w:type="dxa"/>
+            <w:vAlign w:val="center"/>
+          </w:tcPr>
+          <w:p>
+            <w:pPr>
+              <w:autoSpaceDE w:val="0"/>
+              <w:autoSpaceDN w:val="0"/>
+              <w:adjustRightInd w:val="0"/>
+              <w:jc w:val="both"/>
               <w:rPr>
                 <w:rFonts w:ascii="Arial Nova Cond" w:hAnsi="Arial Nova Cond" w:cs="Arial"/>
                 <w:color w:val="000000"/>
@@ -14971,7 +10916,7 @@
         </w:trPr>
         <w:tc>
           <w:tcPr>
-            <w:tcW w:w="875" w:type="dxa"/>
+            <w:tcW w:w="818" w:type="dxa"/>
             <w:vMerge w:val="restart"/>
             <w:vAlign w:val="center"/>
           </w:tcPr>
@@ -15010,7 +10955,7 @@
         </w:tc>
         <w:tc>
           <w:tcPr>
-            <w:tcW w:w="1095" w:type="dxa"/>
+            <w:tcW w:w="1018" w:type="dxa"/>
             <w:vAlign w:val="center"/>
           </w:tcPr>
           <w:p>
@@ -15048,32 +10993,7 @@
         </w:tc>
         <w:tc>
           <w:tcPr>
-            <w:tcW w:w="1726" w:type="dxa"/>
-            <w:vAlign w:val="center"/>
-          </w:tcPr>
-          <w:p>
-            <w:pPr>
-              <w:pStyle w:val="Sinespaciado"/>
-              <w:jc w:val="both"/>
-              <w:rPr>
-                <w:rFonts w:ascii="Arial Nova Cond" w:hAnsi="Arial Nova Cond"/>
-                <w:sz w:val="20"/>
-                <w:szCs w:val="20"/>
-              </w:rPr>
-            </w:pPr>
-            <w:r>
-              <w:rPr>
-                <w:rFonts w:ascii="Arial Nova Cond" w:eastAsia="Calibri" w:hAnsi="Arial Nova Cond"/>
-                <w:sz w:val="20"/>
-                <w:szCs w:val="20"/>
-              </w:rPr>
-              <w:t>{{problemapotencialidad3}}</w:t>
-            </w:r>
-          </w:p>
-        </w:tc>
-        <w:tc>
-          <w:tcPr>
-            <w:tcW w:w="6169" w:type="dxa"/>
+            <w:tcW w:w="5379" w:type="dxa"/>
             <w:vAlign w:val="center"/>
           </w:tcPr>
           <w:p>
@@ -15108,7 +11028,7 @@
         </w:tc>
         <w:tc>
           <w:tcPr>
-            <w:tcW w:w="2015" w:type="dxa"/>
+            <w:tcW w:w="1984" w:type="dxa"/>
             <w:vAlign w:val="center"/>
           </w:tcPr>
           <w:p>
@@ -15139,7 +11059,7 @@
         </w:tc>
         <w:tc>
           <w:tcPr>
-            <w:tcW w:w="1634" w:type="dxa"/>
+            <w:tcW w:w="2693" w:type="dxa"/>
             <w:vAlign w:val="center"/>
           </w:tcPr>
           <w:p>
@@ -15164,13 +11084,13 @@
                 <w:sz w:val="20"/>
                 <w:szCs w:val="20"/>
               </w:rPr>
-              <w:t>{{competencias3}}</w:t>
-            </w:r>
-          </w:p>
-        </w:tc>
-        <w:tc>
-          <w:tcPr>
-            <w:tcW w:w="1337" w:type="dxa"/>
+              <w:t>{{campotematico3}}</w:t>
+            </w:r>
+          </w:p>
+        </w:tc>
+        <w:tc>
+          <w:tcPr>
+            <w:tcW w:w="1560" w:type="dxa"/>
             <w:vAlign w:val="center"/>
           </w:tcPr>
           <w:p>
@@ -15178,7 +11098,38 @@
               <w:autoSpaceDE w:val="0"/>
               <w:autoSpaceDN w:val="0"/>
               <w:adjustRightInd w:val="0"/>
-              <w:jc w:val="center"/>
+              <w:jc w:val="both"/>
+              <w:rPr>
+                <w:rFonts w:ascii="Arial Nova Cond" w:hAnsi="Arial Nova Cond" w:cs="Arial"/>
+                <w:color w:val="000000"/>
+                <w:kern w:val="0"/>
+                <w:sz w:val="20"/>
+                <w:szCs w:val="20"/>
+              </w:rPr>
+            </w:pPr>
+            <w:r>
+              <w:rPr>
+                <w:rFonts w:ascii="Arial Nova Cond" w:hAnsi="Arial Nova Cond" w:cs="Arial"/>
+                <w:color w:val="000000"/>
+                <w:kern w:val="0"/>
+                <w:sz w:val="20"/>
+                <w:szCs w:val="20"/>
+              </w:rPr>
+              <w:t>{{competencias3}}</w:t>
+            </w:r>
+          </w:p>
+        </w:tc>
+        <w:tc>
+          <w:tcPr>
+            <w:tcW w:w="1399" w:type="dxa"/>
+            <w:vAlign w:val="center"/>
+          </w:tcPr>
+          <w:p>
+            <w:pPr>
+              <w:autoSpaceDE w:val="0"/>
+              <w:autoSpaceDN w:val="0"/>
+              <w:adjustRightInd w:val="0"/>
+              <w:jc w:val="both"/>
               <w:rPr>
                 <w:rFonts w:ascii="Arial Nova Cond" w:hAnsi="Arial Nova Cond" w:cs="Arial"/>
                 <w:color w:val="000000"/>
@@ -15207,7 +11158,7 @@
         </w:trPr>
         <w:tc>
           <w:tcPr>
-            <w:tcW w:w="875" w:type="dxa"/>
+            <w:tcW w:w="818" w:type="dxa"/>
             <w:vMerge/>
             <w:vAlign w:val="center"/>
           </w:tcPr>
@@ -15235,7 +11186,7 @@
         </w:tc>
         <w:tc>
           <w:tcPr>
-            <w:tcW w:w="1095" w:type="dxa"/>
+            <w:tcW w:w="1018" w:type="dxa"/>
             <w:vAlign w:val="center"/>
           </w:tcPr>
           <w:p>
@@ -15273,32 +11224,7 @@
         </w:tc>
         <w:tc>
           <w:tcPr>
-            <w:tcW w:w="1726" w:type="dxa"/>
-            <w:vAlign w:val="center"/>
-          </w:tcPr>
-          <w:p>
-            <w:pPr>
-              <w:pStyle w:val="Sinespaciado"/>
-              <w:jc w:val="both"/>
-              <w:rPr>
-                <w:rFonts w:ascii="Arial Nova Cond" w:hAnsi="Arial Nova Cond"/>
-                <w:sz w:val="20"/>
-                <w:szCs w:val="20"/>
-              </w:rPr>
-            </w:pPr>
-            <w:r>
-              <w:rPr>
-                <w:rFonts w:ascii="Arial Nova Cond" w:eastAsia="Calibri" w:hAnsi="Arial Nova Cond"/>
-                <w:sz w:val="20"/>
-                <w:szCs w:val="20"/>
-              </w:rPr>
-              <w:t>{{problemapotencialidad4}}</w:t>
-            </w:r>
-          </w:p>
-        </w:tc>
-        <w:tc>
-          <w:tcPr>
-            <w:tcW w:w="6169" w:type="dxa"/>
+            <w:tcW w:w="5379" w:type="dxa"/>
             <w:vAlign w:val="center"/>
           </w:tcPr>
           <w:p>
@@ -15333,7 +11259,7 @@
         </w:tc>
         <w:tc>
           <w:tcPr>
-            <w:tcW w:w="2015" w:type="dxa"/>
+            <w:tcW w:w="1984" w:type="dxa"/>
             <w:vAlign w:val="center"/>
           </w:tcPr>
           <w:p>
@@ -15364,7 +11290,7 @@
         </w:tc>
         <w:tc>
           <w:tcPr>
-            <w:tcW w:w="1634" w:type="dxa"/>
+            <w:tcW w:w="2693" w:type="dxa"/>
             <w:vAlign w:val="center"/>
           </w:tcPr>
           <w:p>
@@ -15389,13 +11315,13 @@
                 <w:sz w:val="20"/>
                 <w:szCs w:val="20"/>
               </w:rPr>
-              <w:t>{{competencias4}}</w:t>
-            </w:r>
-          </w:p>
-        </w:tc>
-        <w:tc>
-          <w:tcPr>
-            <w:tcW w:w="1337" w:type="dxa"/>
+              <w:t>{{campotematico4}}</w:t>
+            </w:r>
+          </w:p>
+        </w:tc>
+        <w:tc>
+          <w:tcPr>
+            <w:tcW w:w="1560" w:type="dxa"/>
             <w:vAlign w:val="center"/>
           </w:tcPr>
           <w:p>
@@ -15403,7 +11329,38 @@
               <w:autoSpaceDE w:val="0"/>
               <w:autoSpaceDN w:val="0"/>
               <w:adjustRightInd w:val="0"/>
-              <w:jc w:val="center"/>
+              <w:jc w:val="both"/>
+              <w:rPr>
+                <w:rFonts w:ascii="Arial Nova Cond" w:hAnsi="Arial Nova Cond" w:cs="Arial"/>
+                <w:color w:val="000000"/>
+                <w:kern w:val="0"/>
+                <w:sz w:val="20"/>
+                <w:szCs w:val="20"/>
+              </w:rPr>
+            </w:pPr>
+            <w:r>
+              <w:rPr>
+                <w:rFonts w:ascii="Arial Nova Cond" w:hAnsi="Arial Nova Cond" w:cs="Arial"/>
+                <w:color w:val="000000"/>
+                <w:kern w:val="0"/>
+                <w:sz w:val="20"/>
+                <w:szCs w:val="20"/>
+              </w:rPr>
+              <w:t>{{competencias4}}</w:t>
+            </w:r>
+          </w:p>
+        </w:tc>
+        <w:tc>
+          <w:tcPr>
+            <w:tcW w:w="1399" w:type="dxa"/>
+            <w:vAlign w:val="center"/>
+          </w:tcPr>
+          <w:p>
+            <w:pPr>
+              <w:autoSpaceDE w:val="0"/>
+              <w:autoSpaceDN w:val="0"/>
+              <w:adjustRightInd w:val="0"/>
+              <w:jc w:val="both"/>
               <w:rPr>
                 <w:rFonts w:ascii="Arial Nova Cond" w:hAnsi="Arial Nova Cond" w:cs="Arial"/>
                 <w:color w:val="000000"/>
@@ -15432,7 +11389,7 @@
         </w:trPr>
         <w:tc>
           <w:tcPr>
-            <w:tcW w:w="875" w:type="dxa"/>
+            <w:tcW w:w="818" w:type="dxa"/>
             <w:vMerge w:val="restart"/>
             <w:vAlign w:val="center"/>
           </w:tcPr>
@@ -15471,7 +11428,7 @@
         </w:tc>
         <w:tc>
           <w:tcPr>
-            <w:tcW w:w="1095" w:type="dxa"/>
+            <w:tcW w:w="1018" w:type="dxa"/>
             <w:vAlign w:val="center"/>
           </w:tcPr>
           <w:p>
@@ -15509,33 +11466,7 @@
         </w:tc>
         <w:tc>
           <w:tcPr>
-            <w:tcW w:w="1726" w:type="dxa"/>
-            <w:vAlign w:val="center"/>
-          </w:tcPr>
-          <w:p>
-            <w:pPr>
-              <w:pStyle w:val="Sinespaciado"/>
-              <w:jc w:val="both"/>
-              <w:rPr>
-                <w:rFonts w:ascii="Arial Nova Cond" w:hAnsi="Arial Nova Cond"/>
-                <w:color w:val="000000" w:themeColor="text1"/>
-                <w:sz w:val="20"/>
-                <w:szCs w:val="20"/>
-              </w:rPr>
-            </w:pPr>
-            <w:r>
-              <w:rPr>
-                <w:rFonts w:ascii="Arial Nova Cond" w:eastAsia="Calibri" w:hAnsi="Arial Nova Cond"/>
-                <w:sz w:val="20"/>
-                <w:szCs w:val="20"/>
-              </w:rPr>
-              <w:t>{{problemapotencialidad5}}</w:t>
-            </w:r>
-          </w:p>
-        </w:tc>
-        <w:tc>
-          <w:tcPr>
-            <w:tcW w:w="6169" w:type="dxa"/>
+            <w:tcW w:w="5379" w:type="dxa"/>
             <w:vAlign w:val="center"/>
           </w:tcPr>
           <w:p>
@@ -15564,13 +11495,13 @@
                 <w:szCs w:val="20"/>
                 <w:lang w:val="es-ES_tradnl"/>
               </w:rPr>
-              <w:t>{{situacionsignificativa5}}</w:t>
-            </w:r>
-          </w:p>
-        </w:tc>
-        <w:tc>
-          <w:tcPr>
-            <w:tcW w:w="2015" w:type="dxa"/>
+              <w:t xml:space="preserve">{{situacionsignificativa5}} </w:t>
+            </w:r>
+          </w:p>
+        </w:tc>
+        <w:tc>
+          <w:tcPr>
+            <w:tcW w:w="1984" w:type="dxa"/>
             <w:vAlign w:val="center"/>
           </w:tcPr>
           <w:p>
@@ -15601,7 +11532,7 @@
         </w:tc>
         <w:tc>
           <w:tcPr>
-            <w:tcW w:w="1634" w:type="dxa"/>
+            <w:tcW w:w="2693" w:type="dxa"/>
             <w:vAlign w:val="center"/>
           </w:tcPr>
           <w:p>
@@ -15626,13 +11557,13 @@
                 <w:sz w:val="20"/>
                 <w:szCs w:val="20"/>
               </w:rPr>
-              <w:t>{{competencias5}}</w:t>
-            </w:r>
-          </w:p>
-        </w:tc>
-        <w:tc>
-          <w:tcPr>
-            <w:tcW w:w="1337" w:type="dxa"/>
+              <w:t>{{campotematico5}}</w:t>
+            </w:r>
+          </w:p>
+        </w:tc>
+        <w:tc>
+          <w:tcPr>
+            <w:tcW w:w="1560" w:type="dxa"/>
             <w:vAlign w:val="center"/>
           </w:tcPr>
           <w:p>
@@ -15640,7 +11571,38 @@
               <w:autoSpaceDE w:val="0"/>
               <w:autoSpaceDN w:val="0"/>
               <w:adjustRightInd w:val="0"/>
-              <w:jc w:val="center"/>
+              <w:jc w:val="both"/>
+              <w:rPr>
+                <w:rFonts w:ascii="Arial Nova Cond" w:hAnsi="Arial Nova Cond" w:cs="Arial"/>
+                <w:color w:val="000000"/>
+                <w:kern w:val="0"/>
+                <w:sz w:val="20"/>
+                <w:szCs w:val="20"/>
+              </w:rPr>
+            </w:pPr>
+            <w:r>
+              <w:rPr>
+                <w:rFonts w:ascii="Arial Nova Cond" w:hAnsi="Arial Nova Cond" w:cs="Arial"/>
+                <w:color w:val="000000"/>
+                <w:kern w:val="0"/>
+                <w:sz w:val="20"/>
+                <w:szCs w:val="20"/>
+              </w:rPr>
+              <w:t>{{competencias5}}</w:t>
+            </w:r>
+          </w:p>
+        </w:tc>
+        <w:tc>
+          <w:tcPr>
+            <w:tcW w:w="1399" w:type="dxa"/>
+            <w:vAlign w:val="center"/>
+          </w:tcPr>
+          <w:p>
+            <w:pPr>
+              <w:autoSpaceDE w:val="0"/>
+              <w:autoSpaceDN w:val="0"/>
+              <w:adjustRightInd w:val="0"/>
+              <w:jc w:val="both"/>
               <w:rPr>
                 <w:rFonts w:ascii="Arial Nova Cond" w:hAnsi="Arial Nova Cond" w:cs="Arial"/>
                 <w:color w:val="000000"/>
@@ -15669,7 +11631,7 @@
         </w:trPr>
         <w:tc>
           <w:tcPr>
-            <w:tcW w:w="875" w:type="dxa"/>
+            <w:tcW w:w="818" w:type="dxa"/>
             <w:vMerge/>
             <w:vAlign w:val="center"/>
           </w:tcPr>
@@ -15697,7 +11659,7 @@
         </w:tc>
         <w:tc>
           <w:tcPr>
-            <w:tcW w:w="1095" w:type="dxa"/>
+            <w:tcW w:w="1018" w:type="dxa"/>
             <w:vAlign w:val="center"/>
           </w:tcPr>
           <w:p>
@@ -15735,32 +11697,7 @@
         </w:tc>
         <w:tc>
           <w:tcPr>
-            <w:tcW w:w="1726" w:type="dxa"/>
-            <w:vAlign w:val="center"/>
-          </w:tcPr>
-          <w:p>
-            <w:pPr>
-              <w:pStyle w:val="Sinespaciado"/>
-              <w:jc w:val="both"/>
-              <w:rPr>
-                <w:rFonts w:ascii="Arial Nova Cond" w:hAnsi="Arial Nova Cond"/>
-                <w:sz w:val="20"/>
-                <w:szCs w:val="20"/>
-              </w:rPr>
-            </w:pPr>
-            <w:r>
-              <w:rPr>
-                <w:rFonts w:ascii="Arial Nova Cond" w:eastAsia="Calibri" w:hAnsi="Arial Nova Cond"/>
-                <w:sz w:val="20"/>
-                <w:szCs w:val="20"/>
-              </w:rPr>
-              <w:t>{{problemapotencialidad6}}</w:t>
-            </w:r>
-          </w:p>
-        </w:tc>
-        <w:tc>
-          <w:tcPr>
-            <w:tcW w:w="6169" w:type="dxa"/>
+            <w:tcW w:w="5379" w:type="dxa"/>
             <w:vAlign w:val="center"/>
           </w:tcPr>
           <w:p>
@@ -15794,7 +11731,7 @@
         </w:tc>
         <w:tc>
           <w:tcPr>
-            <w:tcW w:w="2015" w:type="dxa"/>
+            <w:tcW w:w="1984" w:type="dxa"/>
             <w:vAlign w:val="center"/>
           </w:tcPr>
           <w:p>
@@ -15825,7 +11762,7 @@
         </w:tc>
         <w:tc>
           <w:tcPr>
-            <w:tcW w:w="1634" w:type="dxa"/>
+            <w:tcW w:w="2693" w:type="dxa"/>
             <w:vAlign w:val="center"/>
           </w:tcPr>
           <w:p>
@@ -15850,13 +11787,13 @@
                 <w:sz w:val="20"/>
                 <w:szCs w:val="20"/>
               </w:rPr>
-              <w:t>{{competencias6}}</w:t>
-            </w:r>
-          </w:p>
-        </w:tc>
-        <w:tc>
-          <w:tcPr>
-            <w:tcW w:w="1337" w:type="dxa"/>
+              <w:t>{{campotematico6}}</w:t>
+            </w:r>
+          </w:p>
+        </w:tc>
+        <w:tc>
+          <w:tcPr>
+            <w:tcW w:w="1560" w:type="dxa"/>
             <w:vAlign w:val="center"/>
           </w:tcPr>
           <w:p>
@@ -15864,7 +11801,38 @@
               <w:autoSpaceDE w:val="0"/>
               <w:autoSpaceDN w:val="0"/>
               <w:adjustRightInd w:val="0"/>
-              <w:jc w:val="center"/>
+              <w:jc w:val="both"/>
+              <w:rPr>
+                <w:rFonts w:ascii="Arial Nova Cond" w:hAnsi="Arial Nova Cond" w:cs="Arial"/>
+                <w:color w:val="000000"/>
+                <w:kern w:val="0"/>
+                <w:sz w:val="20"/>
+                <w:szCs w:val="20"/>
+              </w:rPr>
+            </w:pPr>
+            <w:r>
+              <w:rPr>
+                <w:rFonts w:ascii="Arial Nova Cond" w:hAnsi="Arial Nova Cond" w:cs="Arial"/>
+                <w:color w:val="000000"/>
+                <w:kern w:val="0"/>
+                <w:sz w:val="20"/>
+                <w:szCs w:val="20"/>
+              </w:rPr>
+              <w:t>{{competencias6}}</w:t>
+            </w:r>
+          </w:p>
+        </w:tc>
+        <w:tc>
+          <w:tcPr>
+            <w:tcW w:w="1399" w:type="dxa"/>
+            <w:vAlign w:val="center"/>
+          </w:tcPr>
+          <w:p>
+            <w:pPr>
+              <w:autoSpaceDE w:val="0"/>
+              <w:autoSpaceDN w:val="0"/>
+              <w:adjustRightInd w:val="0"/>
+              <w:jc w:val="both"/>
               <w:rPr>
                 <w:rFonts w:ascii="Arial Nova Cond" w:hAnsi="Arial Nova Cond" w:cs="Arial"/>
                 <w:color w:val="000000"/>
@@ -15893,7 +11861,7 @@
         </w:trPr>
         <w:tc>
           <w:tcPr>
-            <w:tcW w:w="875" w:type="dxa"/>
+            <w:tcW w:w="818" w:type="dxa"/>
             <w:vMerge w:val="restart"/>
             <w:vAlign w:val="center"/>
           </w:tcPr>
@@ -15932,7 +11900,7 @@
         </w:tc>
         <w:tc>
           <w:tcPr>
-            <w:tcW w:w="1095" w:type="dxa"/>
+            <w:tcW w:w="1018" w:type="dxa"/>
             <w:vAlign w:val="center"/>
           </w:tcPr>
           <w:p>
@@ -15970,7 +11938,7 @@
         </w:tc>
         <w:tc>
           <w:tcPr>
-            <w:tcW w:w="1726" w:type="dxa"/>
+            <w:tcW w:w="5379" w:type="dxa"/>
             <w:vAlign w:val="center"/>
           </w:tcPr>
           <w:p>
@@ -15983,62 +11951,28 @@
               </w:tabs>
               <w:spacing w:line="276" w:lineRule="auto"/>
               <w:ind w:left="0"/>
+              <w:jc w:val="both"/>
+              <w:rPr>
+                <w:rFonts w:ascii="Arial Nova Cond" w:hAnsi="Arial Nova Cond"/>
+                <w:color w:val="000000" w:themeColor="text1"/>
+                <w:sz w:val="20"/>
+                <w:szCs w:val="20"/>
+              </w:rPr>
+            </w:pPr>
+            <w:r>
               <w:rPr>
                 <w:rFonts w:ascii="Arial Nova Cond" w:eastAsia="Calibri" w:hAnsi="Arial Nova Cond" w:cs="Times New Roman"/>
-                <w:color w:val="000000" w:themeColor="text1"/>
                 <w:sz w:val="20"/>
                 <w:szCs w:val="20"/>
                 <w:lang w:val="es-ES_tradnl"/>
               </w:rPr>
-            </w:pPr>
-            <w:r>
-              <w:rPr>
-                <w:rFonts w:ascii="Arial Nova Cond" w:eastAsia="Calibri" w:hAnsi="Arial Nova Cond" w:cs="Times New Roman"/>
-                <w:sz w:val="20"/>
-                <w:szCs w:val="20"/>
-                <w:lang w:val="es-ES_tradnl"/>
-              </w:rPr>
-              <w:t>{{problemapotencialidad7}}</w:t>
-            </w:r>
-          </w:p>
-        </w:tc>
-        <w:tc>
-          <w:tcPr>
-            <w:tcW w:w="6169" w:type="dxa"/>
-            <w:vAlign w:val="center"/>
-          </w:tcPr>
-          <w:p>
-            <w:pPr>
-              <w:pStyle w:val="Prrafodelista"/>
-              <w:tabs>
-                <w:tab w:val="left" w:pos="0"/>
-                <w:tab w:val="left" w:pos="142"/>
-                <w:tab w:val="left" w:pos="284"/>
-              </w:tabs>
-              <w:spacing w:line="276" w:lineRule="auto"/>
-              <w:ind w:left="0"/>
-              <w:jc w:val="both"/>
-              <w:rPr>
-                <w:rFonts w:ascii="Arial Nova Cond" w:hAnsi="Arial Nova Cond"/>
-                <w:color w:val="000000" w:themeColor="text1"/>
-                <w:sz w:val="20"/>
-                <w:szCs w:val="20"/>
-              </w:rPr>
-            </w:pPr>
-            <w:r>
-              <w:rPr>
-                <w:rFonts w:ascii="Arial Nova Cond" w:eastAsia="Calibri" w:hAnsi="Arial Nova Cond" w:cs="Times New Roman"/>
-                <w:sz w:val="20"/>
-                <w:szCs w:val="20"/>
-                <w:lang w:val="es-ES_tradnl"/>
-              </w:rPr>
               <w:t>{{situacionsignificativa7}}</w:t>
             </w:r>
           </w:p>
         </w:tc>
         <w:tc>
           <w:tcPr>
-            <w:tcW w:w="2015" w:type="dxa"/>
+            <w:tcW w:w="1984" w:type="dxa"/>
             <w:vAlign w:val="center"/>
           </w:tcPr>
           <w:p>
@@ -16069,7 +12003,7 @@
         </w:tc>
         <w:tc>
           <w:tcPr>
-            <w:tcW w:w="1634" w:type="dxa"/>
+            <w:tcW w:w="2693" w:type="dxa"/>
             <w:vAlign w:val="center"/>
           </w:tcPr>
           <w:p>
@@ -16094,13 +12028,13 @@
                 <w:sz w:val="20"/>
                 <w:szCs w:val="20"/>
               </w:rPr>
-              <w:t>{{competencias7}}</w:t>
-            </w:r>
-          </w:p>
-        </w:tc>
-        <w:tc>
-          <w:tcPr>
-            <w:tcW w:w="1337" w:type="dxa"/>
+              <w:t>{{campotematico7}}</w:t>
+            </w:r>
+          </w:p>
+        </w:tc>
+        <w:tc>
+          <w:tcPr>
+            <w:tcW w:w="1560" w:type="dxa"/>
             <w:vAlign w:val="center"/>
           </w:tcPr>
           <w:p>
@@ -16108,7 +12042,38 @@
               <w:autoSpaceDE w:val="0"/>
               <w:autoSpaceDN w:val="0"/>
               <w:adjustRightInd w:val="0"/>
-              <w:jc w:val="center"/>
+              <w:jc w:val="both"/>
+              <w:rPr>
+                <w:rFonts w:ascii="Arial Nova Cond" w:hAnsi="Arial Nova Cond" w:cs="Arial"/>
+                <w:color w:val="000000"/>
+                <w:kern w:val="0"/>
+                <w:sz w:val="20"/>
+                <w:szCs w:val="20"/>
+              </w:rPr>
+            </w:pPr>
+            <w:r>
+              <w:rPr>
+                <w:rFonts w:ascii="Arial Nova Cond" w:hAnsi="Arial Nova Cond" w:cs="Arial"/>
+                <w:color w:val="000000"/>
+                <w:kern w:val="0"/>
+                <w:sz w:val="20"/>
+                <w:szCs w:val="20"/>
+              </w:rPr>
+              <w:t>{{competencias7}}</w:t>
+            </w:r>
+          </w:p>
+        </w:tc>
+        <w:tc>
+          <w:tcPr>
+            <w:tcW w:w="1399" w:type="dxa"/>
+            <w:vAlign w:val="center"/>
+          </w:tcPr>
+          <w:p>
+            <w:pPr>
+              <w:autoSpaceDE w:val="0"/>
+              <w:autoSpaceDN w:val="0"/>
+              <w:adjustRightInd w:val="0"/>
+              <w:jc w:val="both"/>
               <w:rPr>
                 <w:rFonts w:ascii="Arial Nova Cond" w:hAnsi="Arial Nova Cond" w:cs="Arial"/>
                 <w:color w:val="000000"/>
@@ -16137,7 +12102,7 @@
         </w:trPr>
         <w:tc>
           <w:tcPr>
-            <w:tcW w:w="875" w:type="dxa"/>
+            <w:tcW w:w="818" w:type="dxa"/>
             <w:vMerge/>
             <w:vAlign w:val="center"/>
           </w:tcPr>
@@ -16165,7 +12130,7 @@
         </w:tc>
         <w:tc>
           <w:tcPr>
-            <w:tcW w:w="1095" w:type="dxa"/>
+            <w:tcW w:w="1018" w:type="dxa"/>
             <w:vAlign w:val="center"/>
           </w:tcPr>
           <w:p>
@@ -16203,7 +12168,7 @@
         </w:tc>
         <w:tc>
           <w:tcPr>
-            <w:tcW w:w="1726" w:type="dxa"/>
+            <w:tcW w:w="5379" w:type="dxa"/>
             <w:vAlign w:val="center"/>
           </w:tcPr>
           <w:p>
@@ -16216,6 +12181,7 @@
               </w:tabs>
               <w:spacing w:line="276" w:lineRule="auto"/>
               <w:ind w:left="0"/>
+              <w:jc w:val="both"/>
               <w:rPr>
                 <w:rFonts w:ascii="Arial Nova Cond" w:eastAsia="Calibri" w:hAnsi="Arial Nova Cond" w:cs="Times New Roman"/>
                 <w:color w:val="000000" w:themeColor="text1"/>
@@ -16231,48 +12197,13 @@
                 <w:szCs w:val="20"/>
                 <w:lang w:val="es-ES_tradnl"/>
               </w:rPr>
-              <w:t>{{problemapotencialidad8}}</w:t>
-            </w:r>
-          </w:p>
-        </w:tc>
-        <w:tc>
-          <w:tcPr>
-            <w:tcW w:w="6169" w:type="dxa"/>
-            <w:vAlign w:val="center"/>
-          </w:tcPr>
-          <w:p>
-            <w:pPr>
-              <w:pStyle w:val="Prrafodelista"/>
-              <w:tabs>
-                <w:tab w:val="left" w:pos="0"/>
-                <w:tab w:val="left" w:pos="142"/>
-                <w:tab w:val="left" w:pos="284"/>
-              </w:tabs>
-              <w:spacing w:line="276" w:lineRule="auto"/>
-              <w:ind w:left="0"/>
-              <w:jc w:val="both"/>
-              <w:rPr>
-                <w:rFonts w:ascii="Arial Nova Cond" w:eastAsia="Calibri" w:hAnsi="Arial Nova Cond" w:cs="Times New Roman"/>
-                <w:color w:val="000000" w:themeColor="text1"/>
-                <w:sz w:val="20"/>
-                <w:szCs w:val="20"/>
-                <w:lang w:val="es-ES_tradnl"/>
-              </w:rPr>
-            </w:pPr>
-            <w:r>
-              <w:rPr>
-                <w:rFonts w:ascii="Arial Nova Cond" w:eastAsia="Calibri" w:hAnsi="Arial Nova Cond" w:cs="Times New Roman"/>
-                <w:sz w:val="20"/>
-                <w:szCs w:val="20"/>
-                <w:lang w:val="es-ES_tradnl"/>
-              </w:rPr>
               <w:t>{{situacionsignificativa8}}</w:t>
             </w:r>
           </w:p>
         </w:tc>
         <w:tc>
           <w:tcPr>
-            <w:tcW w:w="2015" w:type="dxa"/>
+            <w:tcW w:w="1984" w:type="dxa"/>
             <w:vAlign w:val="center"/>
           </w:tcPr>
           <w:p>
@@ -16302,7 +12233,7 @@
         </w:tc>
         <w:tc>
           <w:tcPr>
-            <w:tcW w:w="1634" w:type="dxa"/>
+            <w:tcW w:w="2693" w:type="dxa"/>
             <w:vAlign w:val="center"/>
           </w:tcPr>
           <w:p>
@@ -16327,13 +12258,13 @@
                 <w:sz w:val="20"/>
                 <w:szCs w:val="20"/>
               </w:rPr>
-              <w:t>{{competencias8}}</w:t>
-            </w:r>
-          </w:p>
-        </w:tc>
-        <w:tc>
-          <w:tcPr>
-            <w:tcW w:w="1337" w:type="dxa"/>
+              <w:t>{{campotematico8}}</w:t>
+            </w:r>
+          </w:p>
+        </w:tc>
+        <w:tc>
+          <w:tcPr>
+            <w:tcW w:w="1560" w:type="dxa"/>
             <w:vAlign w:val="center"/>
           </w:tcPr>
           <w:p>
@@ -16341,7 +12272,7 @@
               <w:autoSpaceDE w:val="0"/>
               <w:autoSpaceDN w:val="0"/>
               <w:adjustRightInd w:val="0"/>
-              <w:jc w:val="center"/>
+              <w:jc w:val="both"/>
               <w:rPr>
                 <w:rFonts w:ascii="Arial Nova Cond" w:hAnsi="Arial Nova Cond" w:cs="Arial"/>
                 <w:color w:val="000000"/>
@@ -16358,6 +12289,37 @@
                 <w:sz w:val="20"/>
                 <w:szCs w:val="20"/>
               </w:rPr>
+              <w:t>{{competencias8}}</w:t>
+            </w:r>
+          </w:p>
+        </w:tc>
+        <w:tc>
+          <w:tcPr>
+            <w:tcW w:w="1399" w:type="dxa"/>
+            <w:vAlign w:val="center"/>
+          </w:tcPr>
+          <w:p>
+            <w:pPr>
+              <w:autoSpaceDE w:val="0"/>
+              <w:autoSpaceDN w:val="0"/>
+              <w:adjustRightInd w:val="0"/>
+              <w:jc w:val="both"/>
+              <w:rPr>
+                <w:rFonts w:ascii="Arial Nova Cond" w:hAnsi="Arial Nova Cond" w:cs="Arial"/>
+                <w:color w:val="000000"/>
+                <w:kern w:val="0"/>
+                <w:sz w:val="20"/>
+                <w:szCs w:val="20"/>
+              </w:rPr>
+            </w:pPr>
+            <w:r>
+              <w:rPr>
+                <w:rFonts w:ascii="Arial Nova Cond" w:hAnsi="Arial Nova Cond" w:cs="Arial"/>
+                <w:color w:val="000000"/>
+                <w:kern w:val="0"/>
+                <w:sz w:val="20"/>
+                <w:szCs w:val="20"/>
+              </w:rPr>
               <w:t>{{producto8}}</w:t>
             </w:r>
           </w:p>
@@ -16365,20 +12327,6 @@
       </w:tr>
       <w:bookmarkEnd w:id="0"/>
     </w:tbl>
-    <w:p>
-      <w:pPr>
-        <w:spacing w:line="276" w:lineRule="auto"/>
-        <w:ind w:right="-455"/>
-        <w:rPr>
-          <w:rFonts w:ascii="Arial Nova Cond Light" w:hAnsi="Arial Nova Cond Light" w:cs="Times New Roman"/>
-          <w:b/>
-          <w:bCs/>
-          <w:color w:val="000000" w:themeColor="text1"/>
-          <w:sz w:val="20"/>
-          <w:szCs w:val="20"/>
-        </w:rPr>
-      </w:pPr>
-    </w:p>
     <w:p>
       <w:pPr>
         <w:spacing w:line="276" w:lineRule="auto"/>
@@ -16421,6 +12369,7 @@
           <w:sz w:val="20"/>
           <w:szCs w:val="20"/>
         </w:rPr>
+        <w:lastRenderedPageBreak/>
         <w:t>DIMENSIONES DE LAS UNIDADES</w:t>
       </w:r>
       <w:r>
@@ -28325,7 +24274,7 @@
 </file>
 
 <file path=word/endnotes.xml><?xml version="1.0" encoding="utf-8"?>
-<w:endnotes xmlns:wpc="http://schemas.microsoft.com/office/word/2010/wordprocessingCanvas" xmlns:cx="http://schemas.microsoft.com/office/drawing/2014/chartex" xmlns:cx1="http://schemas.microsoft.com/office/drawing/2015/9/8/chartex" xmlns:cx2="http://schemas.microsoft.com/office/drawing/2015/10/21/chartex" xmlns:cx3="http://schemas.microsoft.com/office/drawing/2016/5/9/chartex" xmlns:cx4="http://schemas.microsoft.com/office/drawing/2016/5/10/chartex" xmlns:cx5="http://schemas.microsoft.com/office/drawing/2016/5/11/chartex" xmlns:cx6="http://schemas.microsoft.com/office/drawing/2016/5/12/chartex" xmlns:cx7="http://schemas.microsoft.com/office/drawing/2016/5/13/chartex" xmlns:cx8="http://schemas.microsoft.com/office/drawing/2016/5/14/chartex" xmlns:mc="http://schemas.openxmlformats.org/markup-compatibility/2006" xmlns:aink="http://schemas.microsoft.com/office/drawing/2016/ink" xmlns:am3d="http://schemas.microsoft.com/office/drawing/2017/model3d" xmlns:o="urn:schemas-microsoft-com:office:office" xmlns:oel="http://schemas.microsoft.com/office/2019/extlst" xmlns:r="http://schemas.openxmlformats.org/officeDocument/2006/relationships" xmlns:m="http://schemas.openxmlformats.org/officeDocument/2006/math" xmlns:v="urn:schemas-microsoft-com:vml" xmlns:wp14="http://schemas.microsoft.com/office/word/2010/wordprocessingDrawing" xmlns:wp="http://schemas.openxmlformats.org/drawingml/2006/wordprocessingDrawing" xmlns:w10="urn:schemas-microsoft-com:office:word" xmlns:w="http://schemas.openxmlformats.org/wordprocessingml/2006/main" xmlns:w14="http://schemas.microsoft.com/office/word/2010/wordml" xmlns:w15="http://schemas.microsoft.com/office/word/2012/wordml" xmlns:w16cex="http://schemas.microsoft.com/office/word/2018/wordml/cex" xmlns:w16cid="http://schemas.microsoft.com/office/word/2016/wordml/cid" xmlns:w16="http://schemas.microsoft.com/office/word/2018/wordml" xmlns:w16du="http://schemas.microsoft.com/office/word/2023/wordml/word16du" xmlns:w16sdtdh="http://schemas.microsoft.com/office/word/2020/wordml/sdtdatahash" xmlns:w16se="http://schemas.microsoft.com/office/word/2015/wordml/symex" xmlns:wpg="http://schemas.microsoft.com/office/word/2010/wordprocessingGroup" xmlns:wpi="http://schemas.microsoft.com/office/word/2010/wordprocessingInk" xmlns:wne="http://schemas.microsoft.com/office/word/2006/wordml" xmlns:wps="http://schemas.microsoft.com/office/word/2010/wordprocessingShape" mc:Ignorable="w14 w15 w16se w16cid w16 w16cex w16sdtdh w16du wp14">
+<w:endnotes xmlns:wpc="http://schemas.microsoft.com/office/word/2010/wordprocessingCanvas" xmlns:cx="http://schemas.microsoft.com/office/drawing/2014/chartex" xmlns:cx1="http://schemas.microsoft.com/office/drawing/2015/9/8/chartex" xmlns:cx2="http://schemas.microsoft.com/office/drawing/2015/10/21/chartex" xmlns:cx3="http://schemas.microsoft.com/office/drawing/2016/5/9/chartex" xmlns:cx4="http://schemas.microsoft.com/office/drawing/2016/5/10/chartex" xmlns:cx5="http://schemas.microsoft.com/office/drawing/2016/5/11/chartex" xmlns:cx6="http://schemas.microsoft.com/office/drawing/2016/5/12/chartex" xmlns:cx7="http://schemas.microsoft.com/office/drawing/2016/5/13/chartex" xmlns:cx8="http://schemas.microsoft.com/office/drawing/2016/5/14/chartex" xmlns:mc="http://schemas.openxmlformats.org/markup-compatibility/2006" xmlns:aink="http://schemas.microsoft.com/office/drawing/2016/ink" xmlns:am3d="http://schemas.microsoft.com/office/drawing/2017/model3d" xmlns:o="urn:schemas-microsoft-com:office:office" xmlns:oel="http://schemas.microsoft.com/office/2019/extlst" xmlns:r="http://schemas.openxmlformats.org/officeDocument/2006/relationships" xmlns:m="http://schemas.openxmlformats.org/officeDocument/2006/math" xmlns:v="urn:schemas-microsoft-com:vml" xmlns:wp14="http://schemas.microsoft.com/office/word/2010/wordprocessingDrawing" xmlns:wp="http://schemas.openxmlformats.org/drawingml/2006/wordprocessingDrawing" xmlns:w10="urn:schemas-microsoft-com:office:word" xmlns:w="http://schemas.openxmlformats.org/wordprocessingml/2006/main" xmlns:w14="http://schemas.microsoft.com/office/word/2010/wordml" xmlns:w15="http://schemas.microsoft.com/office/word/2012/wordml" xmlns:w16cex="http://schemas.microsoft.com/office/word/2018/wordml/cex" xmlns:w16cid="http://schemas.microsoft.com/office/word/2016/wordml/cid" xmlns:w16="http://schemas.microsoft.com/office/word/2018/wordml" xmlns:w16du="http://schemas.microsoft.com/office/word/2023/wordml/word16du" xmlns:w16sdtdh="http://schemas.microsoft.com/office/word/2020/wordml/sdtdatahash" xmlns:w16sdtfl="http://schemas.microsoft.com/office/word/2024/wordml/sdtformatlock" xmlns:w16se="http://schemas.microsoft.com/office/word/2015/wordml/symex" xmlns:wpg="http://schemas.microsoft.com/office/word/2010/wordprocessingGroup" xmlns:wpi="http://schemas.microsoft.com/office/word/2010/wordprocessingInk" xmlns:wne="http://schemas.microsoft.com/office/word/2006/wordml" xmlns:wps="http://schemas.microsoft.com/office/word/2010/wordprocessingShape" mc:Ignorable="w14 w15 w16se w16cid w16 w16cex w16sdtdh w16sdtfl w16du wp14">
   <w:endnote w:type="separator" w:id="-1">
     <w:p>
       <w:pPr>
@@ -28350,7 +24299,7 @@
 </file>
 
 <file path=word/footer1.xml><?xml version="1.0" encoding="utf-8"?>
-<w:ftr xmlns:wpc="http://schemas.microsoft.com/office/word/2010/wordprocessingCanvas" xmlns:cx="http://schemas.microsoft.com/office/drawing/2014/chartex" xmlns:cx1="http://schemas.microsoft.com/office/drawing/2015/9/8/chartex" xmlns:cx2="http://schemas.microsoft.com/office/drawing/2015/10/21/chartex" xmlns:cx3="http://schemas.microsoft.com/office/drawing/2016/5/9/chartex" xmlns:cx4="http://schemas.microsoft.com/office/drawing/2016/5/10/chartex" xmlns:cx5="http://schemas.microsoft.com/office/drawing/2016/5/11/chartex" xmlns:cx6="http://schemas.microsoft.com/office/drawing/2016/5/12/chartex" xmlns:cx7="http://schemas.microsoft.com/office/drawing/2016/5/13/chartex" xmlns:cx8="http://schemas.microsoft.com/office/drawing/2016/5/14/chartex" xmlns:mc="http://schemas.openxmlformats.org/markup-compatibility/2006" xmlns:aink="http://schemas.microsoft.com/office/drawing/2016/ink" xmlns:am3d="http://schemas.microsoft.com/office/drawing/2017/model3d" xmlns:o="urn:schemas-microsoft-com:office:office" xmlns:oel="http://schemas.microsoft.com/office/2019/extlst" xmlns:r="http://schemas.openxmlformats.org/officeDocument/2006/relationships" xmlns:m="http://schemas.openxmlformats.org/officeDocument/2006/math" xmlns:v="urn:schemas-microsoft-com:vml" xmlns:wp14="http://schemas.microsoft.com/office/word/2010/wordprocessingDrawing" xmlns:wp="http://schemas.openxmlformats.org/drawingml/2006/wordprocessingDrawing" xmlns:w10="urn:schemas-microsoft-com:office:word" xmlns:w="http://schemas.openxmlformats.org/wordprocessingml/2006/main" xmlns:w14="http://schemas.microsoft.com/office/word/2010/wordml" xmlns:w15="http://schemas.microsoft.com/office/word/2012/wordml" xmlns:w16cex="http://schemas.microsoft.com/office/word/2018/wordml/cex" xmlns:w16cid="http://schemas.microsoft.com/office/word/2016/wordml/cid" xmlns:w16="http://schemas.microsoft.com/office/word/2018/wordml" xmlns:w16du="http://schemas.microsoft.com/office/word/2023/wordml/word16du" xmlns:w16sdtdh="http://schemas.microsoft.com/office/word/2020/wordml/sdtdatahash" xmlns:w16se="http://schemas.microsoft.com/office/word/2015/wordml/symex" xmlns:wpg="http://schemas.microsoft.com/office/word/2010/wordprocessingGroup" xmlns:wpi="http://schemas.microsoft.com/office/word/2010/wordprocessingInk" xmlns:wne="http://schemas.microsoft.com/office/word/2006/wordml" xmlns:wps="http://schemas.microsoft.com/office/word/2010/wordprocessingShape" mc:Ignorable="w14 w15 w16se w16cid w16 w16cex w16sdtdh w16du wp14">
+<w:ftr xmlns:wpc="http://schemas.microsoft.com/office/word/2010/wordprocessingCanvas" xmlns:cx="http://schemas.microsoft.com/office/drawing/2014/chartex" xmlns:cx1="http://schemas.microsoft.com/office/drawing/2015/9/8/chartex" xmlns:cx2="http://schemas.microsoft.com/office/drawing/2015/10/21/chartex" xmlns:cx3="http://schemas.microsoft.com/office/drawing/2016/5/9/chartex" xmlns:cx4="http://schemas.microsoft.com/office/drawing/2016/5/10/chartex" xmlns:cx5="http://schemas.microsoft.com/office/drawing/2016/5/11/chartex" xmlns:cx6="http://schemas.microsoft.com/office/drawing/2016/5/12/chartex" xmlns:cx7="http://schemas.microsoft.com/office/drawing/2016/5/13/chartex" xmlns:cx8="http://schemas.microsoft.com/office/drawing/2016/5/14/chartex" xmlns:mc="http://schemas.openxmlformats.org/markup-compatibility/2006" xmlns:aink="http://schemas.microsoft.com/office/drawing/2016/ink" xmlns:am3d="http://schemas.microsoft.com/office/drawing/2017/model3d" xmlns:o="urn:schemas-microsoft-com:office:office" xmlns:oel="http://schemas.microsoft.com/office/2019/extlst" xmlns:r="http://schemas.openxmlformats.org/officeDocument/2006/relationships" xmlns:m="http://schemas.openxmlformats.org/officeDocument/2006/math" xmlns:v="urn:schemas-microsoft-com:vml" xmlns:wp14="http://schemas.microsoft.com/office/word/2010/wordprocessingDrawing" xmlns:wp="http://schemas.openxmlformats.org/drawingml/2006/wordprocessingDrawing" xmlns:w10="urn:schemas-microsoft-com:office:word" xmlns:w="http://schemas.openxmlformats.org/wordprocessingml/2006/main" xmlns:w14="http://schemas.microsoft.com/office/word/2010/wordml" xmlns:w15="http://schemas.microsoft.com/office/word/2012/wordml" xmlns:w16cex="http://schemas.microsoft.com/office/word/2018/wordml/cex" xmlns:w16cid="http://schemas.microsoft.com/office/word/2016/wordml/cid" xmlns:w16="http://schemas.microsoft.com/office/word/2018/wordml" xmlns:w16du="http://schemas.microsoft.com/office/word/2023/wordml/word16du" xmlns:w16sdtdh="http://schemas.microsoft.com/office/word/2020/wordml/sdtdatahash" xmlns:w16sdtfl="http://schemas.microsoft.com/office/word/2024/wordml/sdtformatlock" xmlns:w16se="http://schemas.microsoft.com/office/word/2015/wordml/symex" xmlns:wpg="http://schemas.microsoft.com/office/word/2010/wordprocessingGroup" xmlns:wpi="http://schemas.microsoft.com/office/word/2010/wordprocessingInk" xmlns:wne="http://schemas.microsoft.com/office/word/2006/wordml" xmlns:wps="http://schemas.microsoft.com/office/word/2010/wordprocessingShape" mc:Ignorable="w14 w15 w16se w16cid w16 w16cex w16sdtdh w16sdtfl w16du wp14">
   <w:p>
     <w:pPr>
       <w:pStyle w:val="Piedepgina"/>
@@ -28847,7 +24796,7 @@
 </file>
 
 <file path=word/footnotes.xml><?xml version="1.0" encoding="utf-8"?>
-<w:footnotes xmlns:wpc="http://schemas.microsoft.com/office/word/2010/wordprocessingCanvas" xmlns:cx="http://schemas.microsoft.com/office/drawing/2014/chartex" xmlns:cx1="http://schemas.microsoft.com/office/drawing/2015/9/8/chartex" xmlns:cx2="http://schemas.microsoft.com/office/drawing/2015/10/21/chartex" xmlns:cx3="http://schemas.microsoft.com/office/drawing/2016/5/9/chartex" xmlns:cx4="http://schemas.microsoft.com/office/drawing/2016/5/10/chartex" xmlns:cx5="http://schemas.microsoft.com/office/drawing/2016/5/11/chartex" xmlns:cx6="http://schemas.microsoft.com/office/drawing/2016/5/12/chartex" xmlns:cx7="http://schemas.microsoft.com/office/drawing/2016/5/13/chartex" xmlns:cx8="http://schemas.microsoft.com/office/drawing/2016/5/14/chartex" xmlns:mc="http://schemas.openxmlformats.org/markup-compatibility/2006" xmlns:aink="http://schemas.microsoft.com/office/drawing/2016/ink" xmlns:am3d="http://schemas.microsoft.com/office/drawing/2017/model3d" xmlns:o="urn:schemas-microsoft-com:office:office" xmlns:oel="http://schemas.microsoft.com/office/2019/extlst" xmlns:r="http://schemas.openxmlformats.org/officeDocument/2006/relationships" xmlns:m="http://schemas.openxmlformats.org/officeDocument/2006/math" xmlns:v="urn:schemas-microsoft-com:vml" xmlns:wp14="http://schemas.microsoft.com/office/word/2010/wordprocessingDrawing" xmlns:wp="http://schemas.openxmlformats.org/drawingml/2006/wordprocessingDrawing" xmlns:w10="urn:schemas-microsoft-com:office:word" xmlns:w="http://schemas.openxmlformats.org/wordprocessingml/2006/main" xmlns:w14="http://schemas.microsoft.com/office/word/2010/wordml" xmlns:w15="http://schemas.microsoft.com/office/word/2012/wordml" xmlns:w16cex="http://schemas.microsoft.com/office/word/2018/wordml/cex" xmlns:w16cid="http://schemas.microsoft.com/office/word/2016/wordml/cid" xmlns:w16="http://schemas.microsoft.com/office/word/2018/wordml" xmlns:w16du="http://schemas.microsoft.com/office/word/2023/wordml/word16du" xmlns:w16sdtdh="http://schemas.microsoft.com/office/word/2020/wordml/sdtdatahash" xmlns:w16se="http://schemas.microsoft.com/office/word/2015/wordml/symex" xmlns:wpg="http://schemas.microsoft.com/office/word/2010/wordprocessingGroup" xmlns:wpi="http://schemas.microsoft.com/office/word/2010/wordprocessingInk" xmlns:wne="http://schemas.microsoft.com/office/word/2006/wordml" xmlns:wps="http://schemas.microsoft.com/office/word/2010/wordprocessingShape" mc:Ignorable="w14 w15 w16se w16cid w16 w16cex w16sdtdh w16du wp14">
+<w:footnotes xmlns:wpc="http://schemas.microsoft.com/office/word/2010/wordprocessingCanvas" xmlns:cx="http://schemas.microsoft.com/office/drawing/2014/chartex" xmlns:cx1="http://schemas.microsoft.com/office/drawing/2015/9/8/chartex" xmlns:cx2="http://schemas.microsoft.com/office/drawing/2015/10/21/chartex" xmlns:cx3="http://schemas.microsoft.com/office/drawing/2016/5/9/chartex" xmlns:cx4="http://schemas.microsoft.com/office/drawing/2016/5/10/chartex" xmlns:cx5="http://schemas.microsoft.com/office/drawing/2016/5/11/chartex" xmlns:cx6="http://schemas.microsoft.com/office/drawing/2016/5/12/chartex" xmlns:cx7="http://schemas.microsoft.com/office/drawing/2016/5/13/chartex" xmlns:cx8="http://schemas.microsoft.com/office/drawing/2016/5/14/chartex" xmlns:mc="http://schemas.openxmlformats.org/markup-compatibility/2006" xmlns:aink="http://schemas.microsoft.com/office/drawing/2016/ink" xmlns:am3d="http://schemas.microsoft.com/office/drawing/2017/model3d" xmlns:o="urn:schemas-microsoft-com:office:office" xmlns:oel="http://schemas.microsoft.com/office/2019/extlst" xmlns:r="http://schemas.openxmlformats.org/officeDocument/2006/relationships" xmlns:m="http://schemas.openxmlformats.org/officeDocument/2006/math" xmlns:v="urn:schemas-microsoft-com:vml" xmlns:wp14="http://schemas.microsoft.com/office/word/2010/wordprocessingDrawing" xmlns:wp="http://schemas.openxmlformats.org/drawingml/2006/wordprocessingDrawing" xmlns:w10="urn:schemas-microsoft-com:office:word" xmlns:w="http://schemas.openxmlformats.org/wordprocessingml/2006/main" xmlns:w14="http://schemas.microsoft.com/office/word/2010/wordml" xmlns:w15="http://schemas.microsoft.com/office/word/2012/wordml" xmlns:w16cex="http://schemas.microsoft.com/office/word/2018/wordml/cex" xmlns:w16cid="http://schemas.microsoft.com/office/word/2016/wordml/cid" xmlns:w16="http://schemas.microsoft.com/office/word/2018/wordml" xmlns:w16du="http://schemas.microsoft.com/office/word/2023/wordml/word16du" xmlns:w16sdtdh="http://schemas.microsoft.com/office/word/2020/wordml/sdtdatahash" xmlns:w16sdtfl="http://schemas.microsoft.com/office/word/2024/wordml/sdtformatlock" xmlns:w16se="http://schemas.microsoft.com/office/word/2015/wordml/symex" xmlns:wpg="http://schemas.microsoft.com/office/word/2010/wordprocessingGroup" xmlns:wpi="http://schemas.microsoft.com/office/word/2010/wordprocessingInk" xmlns:wne="http://schemas.microsoft.com/office/word/2006/wordml" xmlns:wps="http://schemas.microsoft.com/office/word/2010/wordprocessingShape" mc:Ignorable="w14 w15 w16se w16cid w16 w16cex w16sdtdh w16sdtfl w16du wp14">
   <w:footnote w:type="separator" w:id="-1">
     <w:p>
       <w:pPr>
@@ -28872,7 +24821,7 @@
 </file>
 
 <file path=word/header1.xml><?xml version="1.0" encoding="utf-8"?>
-<w:hdr xmlns:wpc="http://schemas.microsoft.com/office/word/2010/wordprocessingCanvas" xmlns:cx="http://schemas.microsoft.com/office/drawing/2014/chartex" xmlns:cx1="http://schemas.microsoft.com/office/drawing/2015/9/8/chartex" xmlns:cx2="http://schemas.microsoft.com/office/drawing/2015/10/21/chartex" xmlns:cx3="http://schemas.microsoft.com/office/drawing/2016/5/9/chartex" xmlns:cx4="http://schemas.microsoft.com/office/drawing/2016/5/10/chartex" xmlns:cx5="http://schemas.microsoft.com/office/drawing/2016/5/11/chartex" xmlns:cx6="http://schemas.microsoft.com/office/drawing/2016/5/12/chartex" xmlns:cx7="http://schemas.microsoft.com/office/drawing/2016/5/13/chartex" xmlns:cx8="http://schemas.microsoft.com/office/drawing/2016/5/14/chartex" xmlns:mc="http://schemas.openxmlformats.org/markup-compatibility/2006" xmlns:aink="http://schemas.microsoft.com/office/drawing/2016/ink" xmlns:am3d="http://schemas.microsoft.com/office/drawing/2017/model3d" xmlns:o="urn:schemas-microsoft-com:office:office" xmlns:oel="http://schemas.microsoft.com/office/2019/extlst" xmlns:r="http://schemas.openxmlformats.org/officeDocument/2006/relationships" xmlns:m="http://schemas.openxmlformats.org/officeDocument/2006/math" xmlns:v="urn:schemas-microsoft-com:vml" xmlns:wp14="http://schemas.microsoft.com/office/word/2010/wordprocessingDrawing" xmlns:wp="http://schemas.openxmlformats.org/drawingml/2006/wordprocessingDrawing" xmlns:w10="urn:schemas-microsoft-com:office:word" xmlns:w="http://schemas.openxmlformats.org/wordprocessingml/2006/main" xmlns:w14="http://schemas.microsoft.com/office/word/2010/wordml" xmlns:w15="http://schemas.microsoft.com/office/word/2012/wordml" xmlns:w16cex="http://schemas.microsoft.com/office/word/2018/wordml/cex" xmlns:w16cid="http://schemas.microsoft.com/office/word/2016/wordml/cid" xmlns:w16="http://schemas.microsoft.com/office/word/2018/wordml" xmlns:w16du="http://schemas.microsoft.com/office/word/2023/wordml/word16du" xmlns:w16sdtdh="http://schemas.microsoft.com/office/word/2020/wordml/sdtdatahash" xmlns:w16se="http://schemas.microsoft.com/office/word/2015/wordml/symex" xmlns:wpg="http://schemas.microsoft.com/office/word/2010/wordprocessingGroup" xmlns:wpi="http://schemas.microsoft.com/office/word/2010/wordprocessingInk" xmlns:wne="http://schemas.microsoft.com/office/word/2006/wordml" xmlns:wps="http://schemas.microsoft.com/office/word/2010/wordprocessingShape" mc:Ignorable="w14 w15 w16se w16cid w16 w16cex w16sdtdh w16du wp14">
+<w:hdr xmlns:wpc="http://schemas.microsoft.com/office/word/2010/wordprocessingCanvas" xmlns:cx="http://schemas.microsoft.com/office/drawing/2014/chartex" xmlns:cx1="http://schemas.microsoft.com/office/drawing/2015/9/8/chartex" xmlns:cx2="http://schemas.microsoft.com/office/drawing/2015/10/21/chartex" xmlns:cx3="http://schemas.microsoft.com/office/drawing/2016/5/9/chartex" xmlns:cx4="http://schemas.microsoft.com/office/drawing/2016/5/10/chartex" xmlns:cx5="http://schemas.microsoft.com/office/drawing/2016/5/11/chartex" xmlns:cx6="http://schemas.microsoft.com/office/drawing/2016/5/12/chartex" xmlns:cx7="http://schemas.microsoft.com/office/drawing/2016/5/13/chartex" xmlns:cx8="http://schemas.microsoft.com/office/drawing/2016/5/14/chartex" xmlns:mc="http://schemas.openxmlformats.org/markup-compatibility/2006" xmlns:aink="http://schemas.microsoft.com/office/drawing/2016/ink" xmlns:am3d="http://schemas.microsoft.com/office/drawing/2017/model3d" xmlns:o="urn:schemas-microsoft-com:office:office" xmlns:oel="http://schemas.microsoft.com/office/2019/extlst" xmlns:r="http://schemas.openxmlformats.org/officeDocument/2006/relationships" xmlns:m="http://schemas.openxmlformats.org/officeDocument/2006/math" xmlns:v="urn:schemas-microsoft-com:vml" xmlns:wp14="http://schemas.microsoft.com/office/word/2010/wordprocessingDrawing" xmlns:wp="http://schemas.openxmlformats.org/drawingml/2006/wordprocessingDrawing" xmlns:w10="urn:schemas-microsoft-com:office:word" xmlns:w="http://schemas.openxmlformats.org/wordprocessingml/2006/main" xmlns:w14="http://schemas.microsoft.com/office/word/2010/wordml" xmlns:w15="http://schemas.microsoft.com/office/word/2012/wordml" xmlns:w16cex="http://schemas.microsoft.com/office/word/2018/wordml/cex" xmlns:w16cid="http://schemas.microsoft.com/office/word/2016/wordml/cid" xmlns:w16="http://schemas.microsoft.com/office/word/2018/wordml" xmlns:w16du="http://schemas.microsoft.com/office/word/2023/wordml/word16du" xmlns:w16sdtdh="http://schemas.microsoft.com/office/word/2020/wordml/sdtdatahash" xmlns:w16sdtfl="http://schemas.microsoft.com/office/word/2024/wordml/sdtformatlock" xmlns:w16se="http://schemas.microsoft.com/office/word/2015/wordml/symex" xmlns:wpg="http://schemas.microsoft.com/office/word/2010/wordprocessingGroup" xmlns:wpi="http://schemas.microsoft.com/office/word/2010/wordprocessingInk" xmlns:wne="http://schemas.microsoft.com/office/word/2006/wordml" xmlns:wps="http://schemas.microsoft.com/office/word/2010/wordprocessingShape" mc:Ignorable="w14 w15 w16se w16cid w16 w16cex w16sdtdh w16sdtfl w16du wp14">
   <w:tbl>
     <w:tblPr>
       <w:tblStyle w:val="Tablaconcuadrcula"/>
@@ -29162,7 +25111,7 @@
 </file>
 
 <file path=word/numbering.xml><?xml version="1.0" encoding="utf-8"?>
-<w:numbering xmlns:wpc="http://schemas.microsoft.com/office/word/2010/wordprocessingCanvas" xmlns:cx="http://schemas.microsoft.com/office/drawing/2014/chartex" xmlns:cx1="http://schemas.microsoft.com/office/drawing/2015/9/8/chartex" xmlns:cx2="http://schemas.microsoft.com/office/drawing/2015/10/21/chartex" xmlns:cx3="http://schemas.microsoft.com/office/drawing/2016/5/9/chartex" xmlns:cx4="http://schemas.microsoft.com/office/drawing/2016/5/10/chartex" xmlns:cx5="http://schemas.microsoft.com/office/drawing/2016/5/11/chartex" xmlns:cx6="http://schemas.microsoft.com/office/drawing/2016/5/12/chartex" xmlns:cx7="http://schemas.microsoft.com/office/drawing/2016/5/13/chartex" xmlns:cx8="http://schemas.microsoft.com/office/drawing/2016/5/14/chartex" xmlns:mc="http://schemas.openxmlformats.org/markup-compatibility/2006" xmlns:aink="http://schemas.microsoft.com/office/drawing/2016/ink" xmlns:am3d="http://schemas.microsoft.com/office/drawing/2017/model3d" xmlns:o="urn:schemas-microsoft-com:office:office" xmlns:oel="http://schemas.microsoft.com/office/2019/extlst" xmlns:r="http://schemas.openxmlformats.org/officeDocument/2006/relationships" xmlns:m="http://schemas.openxmlformats.org/officeDocument/2006/math" xmlns:v="urn:schemas-microsoft-com:vml" xmlns:wp14="http://schemas.microsoft.com/office/word/2010/wordprocessingDrawing" xmlns:wp="http://schemas.openxmlformats.org/drawingml/2006/wordprocessingDrawing" xmlns:w10="urn:schemas-microsoft-com:office:word" xmlns:w="http://schemas.openxmlformats.org/wordprocessingml/2006/main" xmlns:w14="http://schemas.microsoft.com/office/word/2010/wordml" xmlns:w15="http://schemas.microsoft.com/office/word/2012/wordml" xmlns:w16cex="http://schemas.microsoft.com/office/word/2018/wordml/cex" xmlns:w16cid="http://schemas.microsoft.com/office/word/2016/wordml/cid" xmlns:w16="http://schemas.microsoft.com/office/word/2018/wordml" xmlns:w16du="http://schemas.microsoft.com/office/word/2023/wordml/word16du" xmlns:w16sdtdh="http://schemas.microsoft.com/office/word/2020/wordml/sdtdatahash" xmlns:w16se="http://schemas.microsoft.com/office/word/2015/wordml/symex" xmlns:wpg="http://schemas.microsoft.com/office/word/2010/wordprocessingGroup" xmlns:wpi="http://schemas.microsoft.com/office/word/2010/wordprocessingInk" xmlns:wne="http://schemas.microsoft.com/office/word/2006/wordml" xmlns:wps="http://schemas.microsoft.com/office/word/2010/wordprocessingShape" mc:Ignorable="w14 w15 w16se w16cid w16 w16cex w16sdtdh w16du wp14">
+<w:numbering xmlns:wpc="http://schemas.microsoft.com/office/word/2010/wordprocessingCanvas" xmlns:cx="http://schemas.microsoft.com/office/drawing/2014/chartex" xmlns:cx1="http://schemas.microsoft.com/office/drawing/2015/9/8/chartex" xmlns:cx2="http://schemas.microsoft.com/office/drawing/2015/10/21/chartex" xmlns:cx3="http://schemas.microsoft.com/office/drawing/2016/5/9/chartex" xmlns:cx4="http://schemas.microsoft.com/office/drawing/2016/5/10/chartex" xmlns:cx5="http://schemas.microsoft.com/office/drawing/2016/5/11/chartex" xmlns:cx6="http://schemas.microsoft.com/office/drawing/2016/5/12/chartex" xmlns:cx7="http://schemas.microsoft.com/office/drawing/2016/5/13/chartex" xmlns:cx8="http://schemas.microsoft.com/office/drawing/2016/5/14/chartex" xmlns:mc="http://schemas.openxmlformats.org/markup-compatibility/2006" xmlns:aink="http://schemas.microsoft.com/office/drawing/2016/ink" xmlns:am3d="http://schemas.microsoft.com/office/drawing/2017/model3d" xmlns:o="urn:schemas-microsoft-com:office:office" xmlns:oel="http://schemas.microsoft.com/office/2019/extlst" xmlns:r="http://schemas.openxmlformats.org/officeDocument/2006/relationships" xmlns:m="http://schemas.openxmlformats.org/officeDocument/2006/math" xmlns:v="urn:schemas-microsoft-com:vml" xmlns:wp14="http://schemas.microsoft.com/office/word/2010/wordprocessingDrawing" xmlns:wp="http://schemas.openxmlformats.org/drawingml/2006/wordprocessingDrawing" xmlns:w10="urn:schemas-microsoft-com:office:word" xmlns:w="http://schemas.openxmlformats.org/wordprocessingml/2006/main" xmlns:w14="http://schemas.microsoft.com/office/word/2010/wordml" xmlns:w15="http://schemas.microsoft.com/office/word/2012/wordml" xmlns:w16cex="http://schemas.microsoft.com/office/word/2018/wordml/cex" xmlns:w16cid="http://schemas.microsoft.com/office/word/2016/wordml/cid" xmlns:w16="http://schemas.microsoft.com/office/word/2018/wordml" xmlns:w16du="http://schemas.microsoft.com/office/word/2023/wordml/word16du" xmlns:w16sdtdh="http://schemas.microsoft.com/office/word/2020/wordml/sdtdatahash" xmlns:w16sdtfl="http://schemas.microsoft.com/office/word/2024/wordml/sdtformatlock" xmlns:w16se="http://schemas.microsoft.com/office/word/2015/wordml/symex" xmlns:wpg="http://schemas.microsoft.com/office/word/2010/wordprocessingGroup" xmlns:wpi="http://schemas.microsoft.com/office/word/2010/wordprocessingInk" xmlns:wne="http://schemas.microsoft.com/office/word/2006/wordml" xmlns:wps="http://schemas.microsoft.com/office/word/2010/wordprocessingShape" mc:Ignorable="w14 w15 w16se w16cid w16 w16cex w16sdtdh w16sdtfl w16du wp14">
   <w:abstractNum w:abstractNumId="0" w15:restartNumberingAfterBreak="0">
     <w:nsid w:val="003D49BB"/>
     <w:multiLevelType w:val="multilevel"/>
@@ -33849,7 +29798,7 @@
 </file>
 
 <file path=word/styles.xml><?xml version="1.0" encoding="utf-8"?>
-<w:styles xmlns:mc="http://schemas.openxmlformats.org/markup-compatibility/2006" xmlns:r="http://schemas.openxmlformats.org/officeDocument/2006/relationships" xmlns:w="http://schemas.openxmlformats.org/wordprocessingml/2006/main" xmlns:w14="http://schemas.microsoft.com/office/word/2010/wordml" xmlns:w15="http://schemas.microsoft.com/office/word/2012/wordml" xmlns:w16cex="http://schemas.microsoft.com/office/word/2018/wordml/cex" xmlns:w16cid="http://schemas.microsoft.com/office/word/2016/wordml/cid" xmlns:w16="http://schemas.microsoft.com/office/word/2018/wordml" xmlns:w16du="http://schemas.microsoft.com/office/word/2023/wordml/word16du" xmlns:w16sdtdh="http://schemas.microsoft.com/office/word/2020/wordml/sdtdatahash" xmlns:w16se="http://schemas.microsoft.com/office/word/2015/wordml/symex" mc:Ignorable="w14 w15 w16se w16cid w16 w16cex w16sdtdh w16du">
+<w:styles xmlns:mc="http://schemas.openxmlformats.org/markup-compatibility/2006" xmlns:r="http://schemas.openxmlformats.org/officeDocument/2006/relationships" xmlns:w="http://schemas.openxmlformats.org/wordprocessingml/2006/main" xmlns:w14="http://schemas.microsoft.com/office/word/2010/wordml" xmlns:w15="http://schemas.microsoft.com/office/word/2012/wordml" xmlns:w16cex="http://schemas.microsoft.com/office/word/2018/wordml/cex" xmlns:w16cid="http://schemas.microsoft.com/office/word/2016/wordml/cid" xmlns:w16="http://schemas.microsoft.com/office/word/2018/wordml" xmlns:w16du="http://schemas.microsoft.com/office/word/2023/wordml/word16du" xmlns:w16sdtdh="http://schemas.microsoft.com/office/word/2020/wordml/sdtdatahash" xmlns:w16sdtfl="http://schemas.microsoft.com/office/word/2024/wordml/sdtformatlock" xmlns:w16se="http://schemas.microsoft.com/office/word/2015/wordml/symex" mc:Ignorable="w14 w15 w16se w16cid w16 w16cex w16sdtdh w16sdtfl w16du">
   <w:docDefaults>
     <w:rPrDefault>
       <w:rPr>
